--- a/Documentacao/Documentacao_Arena_Of_Survival.docx
+++ b/Documentacao/Documentacao_Arena_Of_Survival.docx
@@ -28,6 +28,7 @@
     <w:p>
       <w:pPr>
         <w:spacing w:line="360" w:lineRule="auto"/>
+        <w:jc w:val="both"/>
         <w:rPr>
           <w:rFonts w:ascii="Arial" w:hAnsi="Arial" w:cs="Arial"/>
         </w:rPr>
@@ -42,22 +43,25 @@
     <w:p>
       <w:pPr>
         <w:spacing w:line="360" w:lineRule="auto"/>
-        <w:rPr>
-          <w:rFonts w:ascii="Arial" w:hAnsi="Arial" w:cs="Arial"/>
-        </w:rPr>
-      </w:pPr>
-    </w:p>
-    <w:p>
-      <w:pPr>
-        <w:spacing w:line="360" w:lineRule="auto"/>
-        <w:rPr>
-          <w:rFonts w:ascii="Arial" w:hAnsi="Arial" w:cs="Arial"/>
-        </w:rPr>
-      </w:pPr>
-    </w:p>
-    <w:p>
-      <w:pPr>
-        <w:spacing w:line="360" w:lineRule="auto"/>
+        <w:jc w:val="both"/>
+        <w:rPr>
+          <w:rFonts w:ascii="Arial" w:hAnsi="Arial" w:cs="Arial"/>
+        </w:rPr>
+      </w:pPr>
+    </w:p>
+    <w:p>
+      <w:pPr>
+        <w:spacing w:line="360" w:lineRule="auto"/>
+        <w:jc w:val="both"/>
+        <w:rPr>
+          <w:rFonts w:ascii="Arial" w:hAnsi="Arial" w:cs="Arial"/>
+        </w:rPr>
+      </w:pPr>
+    </w:p>
+    <w:p>
+      <w:pPr>
+        <w:spacing w:line="360" w:lineRule="auto"/>
+        <w:jc w:val="both"/>
         <w:rPr>
           <w:rFonts w:ascii="Arial" w:hAnsi="Arial" w:cs="Arial"/>
           <w:b/>
@@ -80,6 +84,7 @@
     <w:p>
       <w:pPr>
         <w:spacing w:line="360" w:lineRule="auto"/>
+        <w:jc w:val="both"/>
         <w:rPr>
           <w:rFonts w:ascii="Arial" w:hAnsi="Arial" w:cs="Arial"/>
         </w:rPr>
@@ -100,6 +105,7 @@
     <w:p>
       <w:pPr>
         <w:spacing w:line="360" w:lineRule="auto"/>
+        <w:jc w:val="both"/>
         <w:rPr>
           <w:rFonts w:ascii="Arial" w:hAnsi="Arial" w:cs="Arial"/>
         </w:rPr>
@@ -120,6 +126,7 @@
     <w:p>
       <w:pPr>
         <w:spacing w:line="360" w:lineRule="auto"/>
+        <w:jc w:val="both"/>
         <w:rPr>
           <w:rFonts w:ascii="Arial" w:hAnsi="Arial" w:cs="Arial"/>
         </w:rPr>
@@ -140,6 +147,7 @@
     <w:p>
       <w:pPr>
         <w:spacing w:line="360" w:lineRule="auto"/>
+        <w:jc w:val="both"/>
         <w:rPr>
           <w:rFonts w:ascii="Arial" w:hAnsi="Arial" w:cs="Arial"/>
         </w:rPr>
@@ -168,14 +176,16 @@
     <w:p>
       <w:pPr>
         <w:spacing w:line="360" w:lineRule="auto"/>
-        <w:rPr>
-          <w:rFonts w:ascii="Arial" w:hAnsi="Arial" w:cs="Arial"/>
-        </w:rPr>
-      </w:pPr>
-    </w:p>
-    <w:p>
-      <w:pPr>
-        <w:spacing w:line="360" w:lineRule="auto"/>
+        <w:jc w:val="both"/>
+        <w:rPr>
+          <w:rFonts w:ascii="Arial" w:hAnsi="Arial" w:cs="Arial"/>
+        </w:rPr>
+      </w:pPr>
+    </w:p>
+    <w:p>
+      <w:pPr>
+        <w:spacing w:line="360" w:lineRule="auto"/>
+        <w:jc w:val="both"/>
         <w:rPr>
           <w:rFonts w:ascii="Arial" w:hAnsi="Arial" w:cs="Arial"/>
         </w:rPr>
@@ -302,54 +312,61 @@
     <w:p>
       <w:pPr>
         <w:spacing w:line="360" w:lineRule="auto"/>
-        <w:rPr>
-          <w:rFonts w:ascii="Arial" w:hAnsi="Arial" w:cs="Arial"/>
-        </w:rPr>
-      </w:pPr>
-    </w:p>
-    <w:p>
-      <w:pPr>
-        <w:spacing w:line="360" w:lineRule="auto"/>
-        <w:rPr>
-          <w:rFonts w:ascii="Arial" w:hAnsi="Arial" w:cs="Arial"/>
-        </w:rPr>
-      </w:pPr>
-    </w:p>
-    <w:p>
-      <w:pPr>
-        <w:spacing w:line="360" w:lineRule="auto"/>
-        <w:rPr>
-          <w:rFonts w:ascii="Arial" w:hAnsi="Arial" w:cs="Arial"/>
-        </w:rPr>
-      </w:pPr>
-    </w:p>
-    <w:p>
-      <w:pPr>
-        <w:spacing w:line="360" w:lineRule="auto"/>
-        <w:rPr>
-          <w:rFonts w:ascii="Arial" w:hAnsi="Arial" w:cs="Arial"/>
-        </w:rPr>
-      </w:pPr>
-    </w:p>
-    <w:p>
-      <w:pPr>
-        <w:spacing w:line="360" w:lineRule="auto"/>
-        <w:rPr>
-          <w:rFonts w:ascii="Arial" w:hAnsi="Arial" w:cs="Arial"/>
-        </w:rPr>
-      </w:pPr>
-    </w:p>
-    <w:p>
-      <w:pPr>
-        <w:spacing w:line="360" w:lineRule="auto"/>
-        <w:rPr>
-          <w:rFonts w:ascii="Arial" w:hAnsi="Arial" w:cs="Arial"/>
-        </w:rPr>
-      </w:pPr>
-    </w:p>
-    <w:p>
-      <w:pPr>
-        <w:spacing w:line="360" w:lineRule="auto"/>
+        <w:jc w:val="both"/>
+        <w:rPr>
+          <w:rFonts w:ascii="Arial" w:hAnsi="Arial" w:cs="Arial"/>
+        </w:rPr>
+      </w:pPr>
+    </w:p>
+    <w:p>
+      <w:pPr>
+        <w:spacing w:line="360" w:lineRule="auto"/>
+        <w:jc w:val="both"/>
+        <w:rPr>
+          <w:rFonts w:ascii="Arial" w:hAnsi="Arial" w:cs="Arial"/>
+        </w:rPr>
+      </w:pPr>
+    </w:p>
+    <w:p>
+      <w:pPr>
+        <w:spacing w:line="360" w:lineRule="auto"/>
+        <w:jc w:val="both"/>
+        <w:rPr>
+          <w:rFonts w:ascii="Arial" w:hAnsi="Arial" w:cs="Arial"/>
+        </w:rPr>
+      </w:pPr>
+    </w:p>
+    <w:p>
+      <w:pPr>
+        <w:spacing w:line="360" w:lineRule="auto"/>
+        <w:jc w:val="both"/>
+        <w:rPr>
+          <w:rFonts w:ascii="Arial" w:hAnsi="Arial" w:cs="Arial"/>
+        </w:rPr>
+      </w:pPr>
+    </w:p>
+    <w:p>
+      <w:pPr>
+        <w:spacing w:line="360" w:lineRule="auto"/>
+        <w:jc w:val="both"/>
+        <w:rPr>
+          <w:rFonts w:ascii="Arial" w:hAnsi="Arial" w:cs="Arial"/>
+        </w:rPr>
+      </w:pPr>
+    </w:p>
+    <w:p>
+      <w:pPr>
+        <w:spacing w:line="360" w:lineRule="auto"/>
+        <w:jc w:val="both"/>
+        <w:rPr>
+          <w:rFonts w:ascii="Arial" w:hAnsi="Arial" w:cs="Arial"/>
+        </w:rPr>
+      </w:pPr>
+    </w:p>
+    <w:p>
+      <w:pPr>
+        <w:spacing w:line="360" w:lineRule="auto"/>
+        <w:jc w:val="both"/>
         <w:rPr>
           <w:rFonts w:ascii="Arial" w:hAnsi="Arial" w:cs="Arial"/>
           <w:b/>
@@ -511,22 +528,25 @@
     <w:p>
       <w:pPr>
         <w:spacing w:line="360" w:lineRule="auto"/>
-        <w:rPr>
-          <w:rFonts w:ascii="Arial" w:hAnsi="Arial" w:cs="Arial"/>
-        </w:rPr>
-      </w:pPr>
-    </w:p>
-    <w:p>
-      <w:pPr>
-        <w:spacing w:line="360" w:lineRule="auto"/>
-        <w:rPr>
-          <w:rFonts w:ascii="Arial" w:hAnsi="Arial" w:cs="Arial"/>
-        </w:rPr>
-      </w:pPr>
-    </w:p>
-    <w:p>
-      <w:pPr>
-        <w:spacing w:line="360" w:lineRule="auto"/>
+        <w:jc w:val="both"/>
+        <w:rPr>
+          <w:rFonts w:ascii="Arial" w:hAnsi="Arial" w:cs="Arial"/>
+        </w:rPr>
+      </w:pPr>
+    </w:p>
+    <w:p>
+      <w:pPr>
+        <w:spacing w:line="360" w:lineRule="auto"/>
+        <w:jc w:val="both"/>
+        <w:rPr>
+          <w:rFonts w:ascii="Arial" w:hAnsi="Arial" w:cs="Arial"/>
+        </w:rPr>
+      </w:pPr>
+    </w:p>
+    <w:p>
+      <w:pPr>
+        <w:spacing w:line="360" w:lineRule="auto"/>
+        <w:jc w:val="both"/>
         <w:rPr>
           <w:rFonts w:ascii="Arial" w:hAnsi="Arial" w:cs="Arial"/>
           <w:b/>
@@ -559,6 +579,7 @@
     <w:p>
       <w:pPr>
         <w:spacing w:line="360" w:lineRule="auto"/>
+        <w:jc w:val="both"/>
         <w:rPr>
           <w:rFonts w:ascii="Arial" w:hAnsi="Arial" w:cs="Arial"/>
           <w:b/>
@@ -577,6 +598,7 @@
     <w:p>
       <w:pPr>
         <w:spacing w:line="360" w:lineRule="auto"/>
+        <w:jc w:val="both"/>
         <w:rPr>
           <w:rFonts w:ascii="Arial" w:hAnsi="Arial" w:cs="Arial"/>
           <w:b/>
@@ -616,6 +638,7 @@
     <w:p>
       <w:pPr>
         <w:spacing w:line="360" w:lineRule="auto"/>
+        <w:jc w:val="both"/>
         <w:rPr>
           <w:rFonts w:ascii="Arial" w:hAnsi="Arial" w:cs="Arial"/>
         </w:rPr>
@@ -692,36 +715,29 @@
     <w:p>
       <w:pPr>
         <w:spacing w:line="360" w:lineRule="auto"/>
-        <w:rPr>
-          <w:rFonts w:ascii="Arial" w:hAnsi="Arial" w:cs="Arial"/>
-        </w:rPr>
-      </w:pPr>
-    </w:p>
-    <w:p>
-      <w:pPr>
-        <w:spacing w:line="360" w:lineRule="auto"/>
-        <w:jc w:val="both"/>
-        <w:rPr>
-          <w:rFonts w:ascii="Arial" w:hAnsi="Arial" w:cs="Arial"/>
-          <w:b/>
-          <w:bCs/>
-        </w:rPr>
-      </w:pPr>
-      <w:r>
-        <w:rPr>
-          <w:rFonts w:ascii="Arial" w:hAnsi="Arial" w:cs="Arial"/>
-          <w:b/>
-          <w:bCs/>
-        </w:rPr>
-        <w:t>Prompt enviado:</w:t>
-      </w:r>
-      <w:r>
-        <w:rPr>
-          <w:rFonts w:ascii="Arial" w:hAnsi="Arial" w:cs="Arial"/>
-          <w:b/>
-          <w:bCs/>
-        </w:rPr>
-        <w:t xml:space="preserve"> </w:t>
+        <w:jc w:val="both"/>
+        <w:rPr>
+          <w:rFonts w:ascii="Arial" w:hAnsi="Arial" w:cs="Arial"/>
+        </w:rPr>
+      </w:pPr>
+    </w:p>
+    <w:p>
+      <w:pPr>
+        <w:spacing w:line="360" w:lineRule="auto"/>
+        <w:jc w:val="both"/>
+        <w:rPr>
+          <w:rFonts w:ascii="Arial" w:hAnsi="Arial" w:cs="Arial"/>
+          <w:b/>
+          <w:bCs/>
+        </w:rPr>
+      </w:pPr>
+      <w:r>
+        <w:rPr>
+          <w:rFonts w:ascii="Arial" w:hAnsi="Arial" w:cs="Arial"/>
+          <w:b/>
+          <w:bCs/>
+        </w:rPr>
+        <w:t xml:space="preserve">Prompt enviado: </w:t>
       </w:r>
     </w:p>
     <w:p>
@@ -749,14 +765,16 @@
     <w:p>
       <w:pPr>
         <w:spacing w:line="360" w:lineRule="auto"/>
-        <w:rPr>
-          <w:rFonts w:ascii="Arial" w:hAnsi="Arial" w:cs="Arial"/>
-        </w:rPr>
-      </w:pPr>
-    </w:p>
-    <w:p>
-      <w:pPr>
-        <w:spacing w:line="360" w:lineRule="auto"/>
+        <w:jc w:val="both"/>
+        <w:rPr>
+          <w:rFonts w:ascii="Arial" w:hAnsi="Arial" w:cs="Arial"/>
+        </w:rPr>
+      </w:pPr>
+    </w:p>
+    <w:p>
+      <w:pPr>
+        <w:spacing w:line="360" w:lineRule="auto"/>
+        <w:jc w:val="both"/>
         <w:rPr>
           <w:rFonts w:ascii="Arial" w:hAnsi="Arial" w:cs="Arial"/>
         </w:rPr>
@@ -867,14 +885,16 @@
     <w:p>
       <w:pPr>
         <w:spacing w:line="360" w:lineRule="auto"/>
-        <w:rPr>
-          <w:rFonts w:ascii="Arial" w:hAnsi="Arial" w:cs="Arial"/>
-        </w:rPr>
-      </w:pPr>
-    </w:p>
-    <w:p>
-      <w:pPr>
-        <w:spacing w:line="360" w:lineRule="auto"/>
+        <w:jc w:val="both"/>
+        <w:rPr>
+          <w:rFonts w:ascii="Arial" w:hAnsi="Arial" w:cs="Arial"/>
+        </w:rPr>
+      </w:pPr>
+    </w:p>
+    <w:p>
+      <w:pPr>
+        <w:spacing w:line="360" w:lineRule="auto"/>
+        <w:jc w:val="both"/>
         <w:rPr>
           <w:rFonts w:ascii="Arial" w:hAnsi="Arial" w:cs="Arial"/>
         </w:rPr>
@@ -905,14 +925,16 @@
     <w:p>
       <w:pPr>
         <w:spacing w:line="360" w:lineRule="auto"/>
-        <w:rPr>
-          <w:rFonts w:ascii="Arial" w:hAnsi="Arial" w:cs="Arial"/>
-        </w:rPr>
-      </w:pPr>
-    </w:p>
-    <w:p>
-      <w:pPr>
-        <w:spacing w:line="360" w:lineRule="auto"/>
+        <w:jc w:val="both"/>
+        <w:rPr>
+          <w:rFonts w:ascii="Arial" w:hAnsi="Arial" w:cs="Arial"/>
+        </w:rPr>
+      </w:pPr>
+    </w:p>
+    <w:p>
+      <w:pPr>
+        <w:spacing w:line="360" w:lineRule="auto"/>
+        <w:jc w:val="both"/>
         <w:rPr>
           <w:rFonts w:ascii="Arial" w:hAnsi="Arial" w:cs="Arial"/>
         </w:rPr>
@@ -943,22 +965,25 @@
     <w:p>
       <w:pPr>
         <w:spacing w:line="360" w:lineRule="auto"/>
-        <w:rPr>
-          <w:rFonts w:ascii="Arial" w:hAnsi="Arial" w:cs="Arial"/>
-        </w:rPr>
-      </w:pPr>
-    </w:p>
-    <w:p>
-      <w:pPr>
-        <w:spacing w:line="360" w:lineRule="auto"/>
-        <w:rPr>
-          <w:rFonts w:ascii="Arial" w:hAnsi="Arial" w:cs="Arial"/>
-        </w:rPr>
-      </w:pPr>
-    </w:p>
-    <w:p>
-      <w:pPr>
-        <w:spacing w:line="360" w:lineRule="auto"/>
+        <w:jc w:val="both"/>
+        <w:rPr>
+          <w:rFonts w:ascii="Arial" w:hAnsi="Arial" w:cs="Arial"/>
+        </w:rPr>
+      </w:pPr>
+    </w:p>
+    <w:p>
+      <w:pPr>
+        <w:spacing w:line="360" w:lineRule="auto"/>
+        <w:jc w:val="both"/>
+        <w:rPr>
+          <w:rFonts w:ascii="Arial" w:hAnsi="Arial" w:cs="Arial"/>
+        </w:rPr>
+      </w:pPr>
+    </w:p>
+    <w:p>
+      <w:pPr>
+        <w:spacing w:line="360" w:lineRule="auto"/>
+        <w:jc w:val="both"/>
         <w:rPr>
           <w:rFonts w:ascii="Arial" w:hAnsi="Arial" w:cs="Arial"/>
           <w:b/>
@@ -991,6 +1016,7 @@
     <w:p>
       <w:pPr>
         <w:spacing w:line="360" w:lineRule="auto"/>
+        <w:jc w:val="both"/>
         <w:rPr>
           <w:rFonts w:ascii="Arial" w:hAnsi="Arial" w:cs="Arial"/>
           <w:b/>
@@ -1009,6 +1035,7 @@
     <w:p>
       <w:pPr>
         <w:spacing w:line="360" w:lineRule="auto"/>
+        <w:jc w:val="both"/>
         <w:rPr>
           <w:rFonts w:ascii="Arial" w:hAnsi="Arial" w:cs="Arial"/>
           <w:b/>
@@ -1058,56 +1085,49 @@
         <w:rPr>
           <w:rFonts w:ascii="Arial" w:hAnsi="Arial" w:cs="Arial"/>
         </w:rPr>
-        <w:t xml:space="preserve"> executava o método responsável pelo ajuste da câmera dentro do </w:t>
+        <w:t xml:space="preserve"> utilizava funções prontas, como </w:t>
       </w:r>
       <w:proofErr w:type="spellStart"/>
-      <w:proofErr w:type="gramStart"/>
-      <w:r>
-        <w:rPr>
-          <w:rFonts w:ascii="Arial" w:hAnsi="Arial" w:cs="Arial"/>
-        </w:rPr>
-        <w:t>LateUpdate</w:t>
+      <w:r>
+        <w:rPr>
+          <w:rFonts w:ascii="Arial" w:hAnsi="Arial" w:cs="Arial"/>
+        </w:rPr>
+        <w:t>Mathf.Max</w:t>
       </w:r>
       <w:proofErr w:type="spellEnd"/>
       <w:r>
         <w:rPr>
           <w:rFonts w:ascii="Arial" w:hAnsi="Arial" w:cs="Arial"/>
         </w:rPr>
-        <w:t>(</w:t>
-      </w:r>
-      <w:proofErr w:type="gramEnd"/>
-      <w:r>
-        <w:rPr>
-          <w:rFonts w:ascii="Arial" w:hAnsi="Arial" w:cs="Arial"/>
-        </w:rPr>
-        <w:t>), fazendo com que o cálculo fosse repetido continuamente durante o jogo, mesmo quando a proporção da tela não havia mudado.</w:t>
-      </w:r>
-    </w:p>
-    <w:p>
-      <w:pPr>
-        <w:spacing w:line="360" w:lineRule="auto"/>
-        <w:jc w:val="both"/>
-        <w:rPr>
-          <w:rFonts w:ascii="Arial" w:hAnsi="Arial" w:cs="Arial"/>
-          <w:b/>
-          <w:bCs/>
-        </w:rPr>
-      </w:pPr>
-    </w:p>
-    <w:p>
-      <w:pPr>
-        <w:spacing w:line="360" w:lineRule="auto"/>
-        <w:jc w:val="both"/>
-        <w:rPr>
-          <w:rFonts w:ascii="Arial" w:hAnsi="Arial" w:cs="Arial"/>
-        </w:rPr>
-      </w:pPr>
-      <w:r>
-        <w:rPr>
-          <w:rFonts w:ascii="Arial" w:hAnsi="Arial" w:cs="Arial"/>
-          <w:b/>
-          <w:bCs/>
-        </w:rPr>
+        <w:t>, para realizar algumas comparações. Apesar de funcionar corretamente, parte da lógica ficava menos explícita para o entendimento do grupo.</w:t>
+      </w:r>
+    </w:p>
+    <w:p>
+      <w:pPr>
+        <w:spacing w:line="360" w:lineRule="auto"/>
+        <w:jc w:val="both"/>
+        <w:rPr>
+          <w:rFonts w:ascii="Arial" w:hAnsi="Arial" w:cs="Arial"/>
+          <w:b/>
+          <w:bCs/>
+        </w:rPr>
+      </w:pPr>
+    </w:p>
+    <w:p>
+      <w:pPr>
+        <w:spacing w:line="360" w:lineRule="auto"/>
+        <w:jc w:val="both"/>
+        <w:rPr>
+          <w:rFonts w:ascii="Arial" w:hAnsi="Arial" w:cs="Arial"/>
+        </w:rPr>
+      </w:pPr>
+      <w:r>
+        <w:rPr>
+          <w:rFonts w:ascii="Arial" w:hAnsi="Arial" w:cs="Arial"/>
+          <w:b/>
+          <w:bCs/>
+        </w:rPr>
+        <w:lastRenderedPageBreak/>
         <w:t>Causa:</w:t>
       </w:r>
       <w:r>
@@ -1122,29 +1142,301 @@
         <w:rPr>
           <w:rFonts w:ascii="Arial" w:hAnsi="Arial" w:cs="Arial"/>
         </w:rPr>
-        <w:t xml:space="preserve">O método </w:t>
+        <w:t>A versão inicial do código foi criada de forma mais compacta, utilizando funções prontas do Unity para realizar as comparações diretamente.</w:t>
+      </w:r>
+    </w:p>
+    <w:p>
+      <w:pPr>
+        <w:spacing w:line="360" w:lineRule="auto"/>
+        <w:jc w:val="both"/>
+        <w:rPr>
+          <w:rFonts w:ascii="Arial" w:hAnsi="Arial" w:cs="Arial"/>
+        </w:rPr>
+      </w:pPr>
+    </w:p>
+    <w:p>
+      <w:pPr>
+        <w:spacing w:line="360" w:lineRule="auto"/>
+        <w:jc w:val="both"/>
+        <w:rPr>
+          <w:rFonts w:ascii="Arial" w:hAnsi="Arial" w:cs="Arial"/>
+        </w:rPr>
+      </w:pPr>
+      <w:r>
+        <w:rPr>
+          <w:rFonts w:ascii="Arial" w:hAnsi="Arial" w:cs="Arial"/>
+          <w:b/>
+          <w:bCs/>
+        </w:rPr>
+        <w:t>Teste realizado:</w:t>
+      </w:r>
+      <w:r>
+        <w:rPr>
+          <w:rFonts w:ascii="Arial" w:hAnsi="Arial" w:cs="Arial"/>
+          <w:b/>
+          <w:bCs/>
+        </w:rPr>
+        <w:t xml:space="preserve"> </w:t>
+      </w:r>
+      <w:r>
+        <w:rPr>
+          <w:rFonts w:ascii="Arial" w:hAnsi="Arial" w:cs="Arial"/>
+        </w:rPr>
+        <w:t xml:space="preserve">A comparação dos valores foi reorganizada utilizando variáveis, métodos e estruturas </w:t>
       </w:r>
       <w:proofErr w:type="spellStart"/>
-      <w:proofErr w:type="gramStart"/>
-      <w:r>
-        <w:rPr>
-          <w:rFonts w:ascii="Arial" w:hAnsi="Arial" w:cs="Arial"/>
-        </w:rPr>
-        <w:t>Apply</w:t>
+      <w:r>
+        <w:rPr>
+          <w:rFonts w:ascii="Arial" w:hAnsi="Arial" w:cs="Arial"/>
+        </w:rPr>
+        <w:t>if</w:t>
       </w:r>
       <w:proofErr w:type="spellEnd"/>
       <w:r>
         <w:rPr>
           <w:rFonts w:ascii="Arial" w:hAnsi="Arial" w:cs="Arial"/>
         </w:rPr>
-        <w:t>(</w:t>
-      </w:r>
-      <w:proofErr w:type="gramEnd"/>
-      <w:r>
-        <w:rPr>
-          <w:rFonts w:ascii="Arial" w:hAnsi="Arial" w:cs="Arial"/>
-        </w:rPr>
-        <w:t>) era chamado em todos os frames.</w:t>
+        <w:t>/</w:t>
+      </w:r>
+      <w:proofErr w:type="spellStart"/>
+      <w:r>
+        <w:rPr>
+          <w:rFonts w:ascii="Arial" w:hAnsi="Arial" w:cs="Arial"/>
+        </w:rPr>
+        <w:t>else</w:t>
+      </w:r>
+      <w:proofErr w:type="spellEnd"/>
+      <w:r>
+        <w:rPr>
+          <w:rFonts w:ascii="Arial" w:hAnsi="Arial" w:cs="Arial"/>
+        </w:rPr>
+        <w:t>, aproximando o código dos conteúdos estudados em aula.</w:t>
+      </w:r>
+    </w:p>
+    <w:p>
+      <w:pPr>
+        <w:spacing w:line="360" w:lineRule="auto"/>
+        <w:jc w:val="both"/>
+        <w:rPr>
+          <w:rFonts w:ascii="Arial" w:hAnsi="Arial" w:cs="Arial"/>
+          <w:b/>
+          <w:bCs/>
+        </w:rPr>
+      </w:pPr>
+    </w:p>
+    <w:p>
+      <w:pPr>
+        <w:spacing w:line="360" w:lineRule="auto"/>
+        <w:jc w:val="both"/>
+        <w:rPr>
+          <w:rFonts w:ascii="Arial" w:hAnsi="Arial" w:cs="Arial"/>
+        </w:rPr>
+      </w:pPr>
+      <w:r>
+        <w:rPr>
+          <w:rFonts w:ascii="Arial" w:hAnsi="Arial" w:cs="Arial"/>
+          <w:b/>
+          <w:bCs/>
+        </w:rPr>
+        <w:t>Correção sugerida:</w:t>
+      </w:r>
+      <w:r>
+        <w:rPr>
+          <w:rFonts w:ascii="Arial" w:hAnsi="Arial" w:cs="Arial"/>
+          <w:b/>
+          <w:bCs/>
+        </w:rPr>
+        <w:t xml:space="preserve"> </w:t>
+      </w:r>
+      <w:r>
+        <w:rPr>
+          <w:rFonts w:ascii="Arial" w:hAnsi="Arial" w:cs="Arial"/>
+        </w:rPr>
+        <w:t>O jogo foi executado no Unity e foi verificado se toda a arena continuava aparecendo corretamente na tela.</w:t>
+      </w:r>
+    </w:p>
+    <w:p>
+      <w:pPr>
+        <w:spacing w:line="360" w:lineRule="auto"/>
+        <w:jc w:val="both"/>
+        <w:rPr>
+          <w:rFonts w:ascii="Arial" w:hAnsi="Arial" w:cs="Arial"/>
+          <w:b/>
+          <w:bCs/>
+        </w:rPr>
+      </w:pPr>
+    </w:p>
+    <w:p>
+      <w:pPr>
+        <w:spacing w:line="360" w:lineRule="auto"/>
+        <w:jc w:val="both"/>
+        <w:rPr>
+          <w:rFonts w:ascii="Arial" w:hAnsi="Arial" w:cs="Arial"/>
+          <w:b/>
+          <w:bCs/>
+        </w:rPr>
+      </w:pPr>
+      <w:r>
+        <w:rPr>
+          <w:rFonts w:ascii="Arial" w:hAnsi="Arial" w:cs="Arial"/>
+          <w:b/>
+          <w:bCs/>
+        </w:rPr>
+        <w:t>Resultado:</w:t>
+      </w:r>
+      <w:r>
+        <w:rPr>
+          <w:rFonts w:ascii="Arial" w:hAnsi="Arial" w:cs="Arial"/>
+          <w:b/>
+          <w:bCs/>
+        </w:rPr>
+        <w:t xml:space="preserve"> </w:t>
+      </w:r>
+      <w:r>
+        <w:rPr>
+          <w:rFonts w:ascii="Arial" w:hAnsi="Arial" w:cs="Arial"/>
+        </w:rPr>
+        <w:t>A câmera continuou funcionando normalmente e o código ficou mais simples de compreender e explicar.</w:t>
+      </w:r>
+    </w:p>
+    <w:p>
+      <w:pPr>
+        <w:spacing w:line="360" w:lineRule="auto"/>
+        <w:jc w:val="both"/>
+        <w:rPr>
+          <w:rFonts w:ascii="Arial" w:hAnsi="Arial" w:cs="Arial"/>
+          <w:b/>
+          <w:bCs/>
+        </w:rPr>
+      </w:pPr>
+    </w:p>
+    <w:p>
+      <w:pPr>
+        <w:spacing w:line="360" w:lineRule="auto"/>
+        <w:jc w:val="both"/>
+        <w:rPr>
+          <w:rFonts w:ascii="Arial" w:hAnsi="Arial" w:cs="Arial"/>
+          <w:b/>
+          <w:bCs/>
+        </w:rPr>
+      </w:pPr>
+      <w:r>
+        <w:rPr>
+          <w:rFonts w:ascii="Arial" w:hAnsi="Arial" w:cs="Arial"/>
+          <w:b/>
+          <w:bCs/>
+        </w:rPr>
+        <w:t xml:space="preserve">4.2 Configuração do </w:t>
+      </w:r>
+      <w:proofErr w:type="spellStart"/>
+      <w:r>
+        <w:rPr>
+          <w:rFonts w:ascii="Arial" w:hAnsi="Arial" w:cs="Arial"/>
+          <w:b/>
+          <w:bCs/>
+        </w:rPr>
+        <w:t>Collider</w:t>
+      </w:r>
+      <w:proofErr w:type="spellEnd"/>
+      <w:r>
+        <w:rPr>
+          <w:rFonts w:ascii="Arial" w:hAnsi="Arial" w:cs="Arial"/>
+          <w:b/>
+          <w:bCs/>
+        </w:rPr>
+        <w:t xml:space="preserve"> da chave</w:t>
+      </w:r>
+    </w:p>
+    <w:p>
+      <w:pPr>
+        <w:spacing w:line="360" w:lineRule="auto"/>
+        <w:jc w:val="both"/>
+        <w:rPr>
+          <w:rFonts w:ascii="Arial" w:hAnsi="Arial" w:cs="Arial"/>
+          <w:b/>
+          <w:bCs/>
+        </w:rPr>
+      </w:pPr>
+    </w:p>
+    <w:p>
+      <w:pPr>
+        <w:spacing w:line="360" w:lineRule="auto"/>
+        <w:jc w:val="both"/>
+        <w:rPr>
+          <w:rFonts w:ascii="Arial" w:hAnsi="Arial" w:cs="Arial"/>
+        </w:rPr>
+      </w:pPr>
+      <w:r>
+        <w:rPr>
+          <w:rFonts w:ascii="Arial" w:hAnsi="Arial" w:cs="Arial"/>
+          <w:b/>
+          <w:bCs/>
+        </w:rPr>
+        <w:t>Problema identificado:</w:t>
+      </w:r>
+      <w:r>
+        <w:rPr>
+          <w:rFonts w:ascii="Arial" w:hAnsi="Arial" w:cs="Arial"/>
+        </w:rPr>
+        <w:t xml:space="preserve"> </w:t>
+      </w:r>
+      <w:r>
+        <w:rPr>
+          <w:rFonts w:ascii="Arial" w:hAnsi="Arial" w:cs="Arial"/>
+        </w:rPr>
+        <w:t xml:space="preserve">O sistema de coleta da chave utiliza os métodos de Trigger do Unity. Por isso, o Collider2D da chave precisa estar configurado como </w:t>
+      </w:r>
+      <w:proofErr w:type="spellStart"/>
+      <w:r>
+        <w:rPr>
+          <w:rFonts w:ascii="Arial" w:hAnsi="Arial" w:cs="Arial"/>
+        </w:rPr>
+        <w:t>Is</w:t>
+      </w:r>
+      <w:proofErr w:type="spellEnd"/>
+      <w:r>
+        <w:rPr>
+          <w:rFonts w:ascii="Arial" w:hAnsi="Arial" w:cs="Arial"/>
+        </w:rPr>
+        <w:t xml:space="preserve"> Trigger.</w:t>
+      </w:r>
+    </w:p>
+    <w:p>
+      <w:pPr>
+        <w:spacing w:line="360" w:lineRule="auto"/>
+        <w:jc w:val="both"/>
+        <w:rPr>
+          <w:rFonts w:ascii="Arial" w:hAnsi="Arial" w:cs="Arial"/>
+        </w:rPr>
+      </w:pPr>
+    </w:p>
+    <w:p>
+      <w:pPr>
+        <w:spacing w:line="360" w:lineRule="auto"/>
+        <w:jc w:val="both"/>
+        <w:rPr>
+          <w:rFonts w:ascii="Arial" w:hAnsi="Arial" w:cs="Arial"/>
+        </w:rPr>
+      </w:pPr>
+      <w:r>
+        <w:rPr>
+          <w:rFonts w:ascii="Arial" w:hAnsi="Arial" w:cs="Arial"/>
+          <w:b/>
+          <w:bCs/>
+        </w:rPr>
+        <w:t>Causa:</w:t>
+      </w:r>
+      <w:r>
+        <w:rPr>
+          <w:rFonts w:ascii="Arial" w:hAnsi="Arial" w:cs="Arial"/>
+        </w:rPr>
+        <w:t xml:space="preserve"> </w:t>
+      </w:r>
+      <w:r>
+        <w:rPr>
+          <w:rFonts w:ascii="Arial" w:hAnsi="Arial" w:cs="Arial"/>
+        </w:rPr>
+        <w:t>O funcionamento da coleta dependia da configuração correta do Collider2D. Caso essa opção não estivesse ativada no objeto da chave, os eventos de Trigger poderiam não funcionar como esperado.</w:t>
       </w:r>
     </w:p>
     <w:p>
@@ -1175,8 +1467,6 @@
       <w:r>
         <w:rPr>
           <w:rFonts w:ascii="Arial" w:hAnsi="Arial" w:cs="Arial"/>
-          <w:b/>
-          <w:bCs/>
         </w:rPr>
         <w:t xml:space="preserve"> </w:t>
       </w:r>
@@ -1184,41 +1474,66 @@
         <w:rPr>
           <w:rFonts w:ascii="Arial" w:hAnsi="Arial" w:cs="Arial"/>
         </w:rPr>
-        <w:t>Foi analisado o comportamento do script durante a execução para verificar se o enquadramento da arena permanecia correto.</w:t>
-      </w:r>
-    </w:p>
-    <w:p>
-      <w:pPr>
-        <w:spacing w:line="360" w:lineRule="auto"/>
-        <w:jc w:val="both"/>
-        <w:rPr>
-          <w:rFonts w:ascii="Arial" w:hAnsi="Arial" w:cs="Arial"/>
-          <w:b/>
-          <w:bCs/>
-        </w:rPr>
-      </w:pPr>
-    </w:p>
-    <w:p>
-      <w:pPr>
-        <w:spacing w:line="360" w:lineRule="auto"/>
-        <w:jc w:val="both"/>
-        <w:rPr>
-          <w:rFonts w:ascii="Arial" w:hAnsi="Arial" w:cs="Arial"/>
-        </w:rPr>
-      </w:pPr>
-      <w:r>
-        <w:rPr>
-          <w:rFonts w:ascii="Arial" w:hAnsi="Arial" w:cs="Arial"/>
-          <w:b/>
-          <w:bCs/>
-        </w:rPr>
-        <w:t>Correção sugerida:</w:t>
-      </w:r>
-      <w:r>
-        <w:rPr>
-          <w:rFonts w:ascii="Arial" w:hAnsi="Arial" w:cs="Arial"/>
-          <w:b/>
-          <w:bCs/>
+        <w:t xml:space="preserve">O script </w:t>
+      </w:r>
+      <w:proofErr w:type="spellStart"/>
+      <w:r>
+        <w:rPr>
+          <w:rFonts w:ascii="Arial" w:hAnsi="Arial" w:cs="Arial"/>
+        </w:rPr>
+        <w:t>KeyItem</w:t>
+      </w:r>
+      <w:proofErr w:type="spellEnd"/>
+      <w:r>
+        <w:rPr>
+          <w:rFonts w:ascii="Arial" w:hAnsi="Arial" w:cs="Arial"/>
+        </w:rPr>
+        <w:t xml:space="preserve"> passou a verificar e ativar automaticamente a propriedade </w:t>
+      </w:r>
+      <w:proofErr w:type="spellStart"/>
+      <w:r>
+        <w:rPr>
+          <w:rFonts w:ascii="Arial" w:hAnsi="Arial" w:cs="Arial"/>
+        </w:rPr>
+        <w:t>isTrigger</w:t>
+      </w:r>
+      <w:proofErr w:type="spellEnd"/>
+      <w:r>
+        <w:rPr>
+          <w:rFonts w:ascii="Arial" w:hAnsi="Arial" w:cs="Arial"/>
+        </w:rPr>
+        <w:t xml:space="preserve"> do Collider2D.</w:t>
+      </w:r>
+    </w:p>
+    <w:p>
+      <w:pPr>
+        <w:spacing w:line="360" w:lineRule="auto"/>
+        <w:jc w:val="both"/>
+        <w:rPr>
+          <w:rFonts w:ascii="Arial" w:hAnsi="Arial" w:cs="Arial"/>
+        </w:rPr>
+      </w:pPr>
+    </w:p>
+    <w:p>
+      <w:pPr>
+        <w:spacing w:line="360" w:lineRule="auto"/>
+        <w:jc w:val="both"/>
+        <w:rPr>
+          <w:rFonts w:ascii="Arial" w:hAnsi="Arial" w:cs="Arial"/>
+        </w:rPr>
+      </w:pPr>
+      <w:r>
+        <w:rPr>
+          <w:rFonts w:ascii="Arial" w:hAnsi="Arial" w:cs="Arial"/>
+          <w:b/>
+          <w:bCs/>
+        </w:rPr>
+        <w:lastRenderedPageBreak/>
+        <w:t>Correção:</w:t>
+      </w:r>
+      <w:r>
+        <w:rPr>
+          <w:rFonts w:ascii="Arial" w:hAnsi="Arial" w:cs="Arial"/>
         </w:rPr>
         <w:t xml:space="preserve"> </w:t>
       </w:r>
@@ -1226,28 +1541,24 @@
         <w:rPr>
           <w:rFonts w:ascii="Arial" w:hAnsi="Arial" w:cs="Arial"/>
         </w:rPr>
-        <w:t>Realizar o ajuste da câmera apenas quando necessário, como na inicialização ou quando houver alteração na resolução da tela.</w:t>
-      </w:r>
-    </w:p>
-    <w:p>
-      <w:pPr>
-        <w:spacing w:line="360" w:lineRule="auto"/>
-        <w:jc w:val="both"/>
-        <w:rPr>
-          <w:rFonts w:ascii="Arial" w:hAnsi="Arial" w:cs="Arial"/>
-          <w:b/>
-          <w:bCs/>
-        </w:rPr>
-      </w:pPr>
-    </w:p>
-    <w:p>
-      <w:pPr>
-        <w:spacing w:line="360" w:lineRule="auto"/>
-        <w:jc w:val="both"/>
-        <w:rPr>
-          <w:rFonts w:ascii="Arial" w:hAnsi="Arial" w:cs="Arial"/>
-          <w:b/>
-          <w:bCs/>
+        <w:t>Após a alteração, o jogo foi executado e a chave foi coletada pelo jogador normalmente.</w:t>
+      </w:r>
+    </w:p>
+    <w:p>
+      <w:pPr>
+        <w:spacing w:line="360" w:lineRule="auto"/>
+        <w:jc w:val="both"/>
+        <w:rPr>
+          <w:rFonts w:ascii="Arial" w:hAnsi="Arial" w:cs="Arial"/>
+        </w:rPr>
+      </w:pPr>
+    </w:p>
+    <w:p>
+      <w:pPr>
+        <w:spacing w:line="360" w:lineRule="auto"/>
+        <w:jc w:val="both"/>
+        <w:rPr>
+          <w:rFonts w:ascii="Arial" w:hAnsi="Arial" w:cs="Arial"/>
         </w:rPr>
       </w:pPr>
       <w:r>
@@ -1261,8 +1572,6 @@
       <w:r>
         <w:rPr>
           <w:rFonts w:ascii="Arial" w:hAnsi="Arial" w:cs="Arial"/>
-          <w:b/>
-          <w:bCs/>
         </w:rPr>
         <w:t xml:space="preserve"> </w:t>
       </w:r>
@@ -1270,55 +1579,49 @@
         <w:rPr>
           <w:rFonts w:ascii="Arial" w:hAnsi="Arial" w:cs="Arial"/>
         </w:rPr>
-        <w:t>A câmera manteve o enquadramento correto da arena. A alteração é considerada principalmente uma otimização do código, evitando cálculos desnecessários.</w:t>
-      </w:r>
-    </w:p>
-    <w:p>
-      <w:pPr>
-        <w:spacing w:line="360" w:lineRule="auto"/>
-        <w:jc w:val="both"/>
-        <w:rPr>
-          <w:rFonts w:ascii="Arial" w:hAnsi="Arial" w:cs="Arial"/>
-          <w:b/>
-          <w:bCs/>
-        </w:rPr>
-      </w:pPr>
-    </w:p>
-    <w:p>
-      <w:pPr>
-        <w:spacing w:line="360" w:lineRule="auto"/>
-        <w:jc w:val="both"/>
-        <w:rPr>
-          <w:rFonts w:ascii="Arial" w:hAnsi="Arial" w:cs="Arial"/>
-          <w:b/>
-          <w:bCs/>
-        </w:rPr>
-      </w:pPr>
-      <w:r>
-        <w:rPr>
-          <w:rFonts w:ascii="Arial" w:hAnsi="Arial" w:cs="Arial"/>
-          <w:b/>
-          <w:bCs/>
-        </w:rPr>
-        <w:t xml:space="preserve">4.2 Configuração do </w:t>
+        <w:t xml:space="preserve">A configuração da chave ficou mais segura, evitando problemas caso a opção </w:t>
       </w:r>
       <w:proofErr w:type="spellStart"/>
       <w:r>
         <w:rPr>
           <w:rFonts w:ascii="Arial" w:hAnsi="Arial" w:cs="Arial"/>
-          <w:b/>
-          <w:bCs/>
-        </w:rPr>
-        <w:t>Collider</w:t>
+        </w:rPr>
+        <w:t>Is</w:t>
       </w:r>
       <w:proofErr w:type="spellEnd"/>
       <w:r>
         <w:rPr>
           <w:rFonts w:ascii="Arial" w:hAnsi="Arial" w:cs="Arial"/>
-          <w:b/>
-          <w:bCs/>
-        </w:rPr>
-        <w:t xml:space="preserve"> da chave</w:t>
+        </w:rPr>
+        <w:t xml:space="preserve"> Trigger não esteja marcada manualmente no Unity.</w:t>
+      </w:r>
+    </w:p>
+    <w:p>
+      <w:pPr>
+        <w:spacing w:line="360" w:lineRule="auto"/>
+        <w:jc w:val="both"/>
+        <w:rPr>
+          <w:rFonts w:ascii="Arial" w:hAnsi="Arial" w:cs="Arial"/>
+        </w:rPr>
+      </w:pPr>
+    </w:p>
+    <w:p>
+      <w:pPr>
+        <w:spacing w:line="360" w:lineRule="auto"/>
+        <w:jc w:val="both"/>
+        <w:rPr>
+          <w:rFonts w:ascii="Arial" w:hAnsi="Arial" w:cs="Arial"/>
+          <w:b/>
+          <w:bCs/>
+        </w:rPr>
+      </w:pPr>
+      <w:r>
+        <w:rPr>
+          <w:rFonts w:ascii="Arial" w:hAnsi="Arial" w:cs="Arial"/>
+          <w:b/>
+          <w:bCs/>
+        </w:rPr>
+        <w:t>4.3 Seleção automática do objeto visual da chave</w:t>
       </w:r>
     </w:p>
     <w:p>
@@ -1358,45 +1661,7 @@
         <w:rPr>
           <w:rFonts w:ascii="Arial" w:hAnsi="Arial" w:cs="Arial"/>
         </w:rPr>
-        <w:t xml:space="preserve">O script </w:t>
-      </w:r>
-      <w:proofErr w:type="spellStart"/>
-      <w:r>
-        <w:rPr>
-          <w:rFonts w:ascii="Arial" w:hAnsi="Arial" w:cs="Arial"/>
-        </w:rPr>
-        <w:t>KeyItem</w:t>
-      </w:r>
-      <w:proofErr w:type="spellEnd"/>
-      <w:r>
-        <w:rPr>
-          <w:rFonts w:ascii="Arial" w:hAnsi="Arial" w:cs="Arial"/>
-        </w:rPr>
-        <w:t xml:space="preserve"> utiliza os métodos OnTriggerEnter2D e OnTriggerStay2D para identificar quando o jogador entra em contato com a chave. Porém, o código apenas exige a presença de um Collider2D e não configura automaticamente a opção </w:t>
-      </w:r>
-      <w:proofErr w:type="spellStart"/>
-      <w:r>
-        <w:rPr>
-          <w:rFonts w:ascii="Arial" w:hAnsi="Arial" w:cs="Arial"/>
-          <w:b/>
-          <w:bCs/>
-        </w:rPr>
-        <w:t>Is</w:t>
-      </w:r>
-      <w:proofErr w:type="spellEnd"/>
-      <w:r>
-        <w:rPr>
-          <w:rFonts w:ascii="Arial" w:hAnsi="Arial" w:cs="Arial"/>
-          <w:b/>
-          <w:bCs/>
-        </w:rPr>
-        <w:t xml:space="preserve"> Trigger</w:t>
-      </w:r>
-      <w:r>
-        <w:rPr>
-          <w:rFonts w:ascii="Arial" w:hAnsi="Arial" w:cs="Arial"/>
-        </w:rPr>
-        <w:t>.</w:t>
+        <w:t>O script possui uma busca automática pelo objeto visual da chave caso o campo visual não esteja configurado. Dependendo da organização dos objetos filhos, essa busca poderia selecionar um elemento incorreto, como o efeito de brilho.</w:t>
       </w:r>
     </w:p>
     <w:p>
@@ -1434,21 +1699,7 @@
         <w:rPr>
           <w:rFonts w:ascii="Arial" w:hAnsi="Arial" w:cs="Arial"/>
         </w:rPr>
-        <w:t xml:space="preserve">Caso o </w:t>
-      </w:r>
-      <w:proofErr w:type="spellStart"/>
-      <w:r>
-        <w:rPr>
-          <w:rFonts w:ascii="Arial" w:hAnsi="Arial" w:cs="Arial"/>
-        </w:rPr>
-        <w:t>Collider</w:t>
-      </w:r>
-      <w:proofErr w:type="spellEnd"/>
-      <w:r>
-        <w:rPr>
-          <w:rFonts w:ascii="Arial" w:hAnsi="Arial" w:cs="Arial"/>
-        </w:rPr>
-        <w:t xml:space="preserve"> da chave não esteja configurado como Trigger no Unity, a coleta pode não funcionar conforme esperado.</w:t>
+        <w:t>Na versão inicial, quando o campo visual estava vazio, o script utilizava automaticamente o último objeto filho da chave. Se a ordem dos objetos fosse alterada, o elemento selecionado poderia não ser o sprite correto da chave.</w:t>
       </w:r>
     </w:p>
     <w:p>
@@ -1486,21 +1737,7 @@
         <w:rPr>
           <w:rFonts w:ascii="Arial" w:hAnsi="Arial" w:cs="Arial"/>
         </w:rPr>
-        <w:t xml:space="preserve">Foi verificada a configuração do </w:t>
-      </w:r>
-      <w:proofErr w:type="spellStart"/>
-      <w:r>
-        <w:rPr>
-          <w:rFonts w:ascii="Arial" w:hAnsi="Arial" w:cs="Arial"/>
-        </w:rPr>
-        <w:t>Collider</w:t>
-      </w:r>
-      <w:proofErr w:type="spellEnd"/>
-      <w:r>
-        <w:rPr>
-          <w:rFonts w:ascii="Arial" w:hAnsi="Arial" w:cs="Arial"/>
-        </w:rPr>
-        <w:t xml:space="preserve"> da chave e testado o contato do personagem com o objeto.</w:t>
+        <w:t>Foi verificada a referência utilizada pelo objeto da chave e mantida a configuração correta do elemento visual dentro do projeto.</w:t>
       </w:r>
     </w:p>
     <w:p>
@@ -1538,57 +1775,32 @@
         <w:rPr>
           <w:rFonts w:ascii="Arial" w:hAnsi="Arial" w:cs="Arial"/>
         </w:rPr>
-        <w:t xml:space="preserve">Garantir que a opção </w:t>
-      </w:r>
-      <w:proofErr w:type="spellStart"/>
-      <w:r>
-        <w:rPr>
-          <w:rFonts w:ascii="Arial" w:hAnsi="Arial" w:cs="Arial"/>
-          <w:b/>
-          <w:bCs/>
-        </w:rPr>
-        <w:t>Is</w:t>
-      </w:r>
-      <w:proofErr w:type="spellEnd"/>
-      <w:r>
-        <w:rPr>
-          <w:rFonts w:ascii="Arial" w:hAnsi="Arial" w:cs="Arial"/>
-          <w:b/>
-          <w:bCs/>
-        </w:rPr>
-        <w:t xml:space="preserve"> Trigger</w:t>
-      </w:r>
-      <w:r>
-        <w:rPr>
-          <w:rFonts w:ascii="Arial" w:hAnsi="Arial" w:cs="Arial"/>
-        </w:rPr>
-        <w:t xml:space="preserve"> esteja ativada no Collider2D da chave.</w:t>
-      </w:r>
-    </w:p>
-    <w:p>
-      <w:pPr>
-        <w:spacing w:line="360" w:lineRule="auto"/>
-        <w:jc w:val="both"/>
-        <w:rPr>
-          <w:rFonts w:ascii="Arial" w:hAnsi="Arial" w:cs="Arial"/>
-        </w:rPr>
-      </w:pPr>
-    </w:p>
-    <w:p>
-      <w:pPr>
-        <w:spacing w:line="360" w:lineRule="auto"/>
-        <w:jc w:val="both"/>
-        <w:rPr>
-          <w:rFonts w:ascii="Arial" w:hAnsi="Arial" w:cs="Arial"/>
-        </w:rPr>
-      </w:pPr>
-      <w:r>
-        <w:rPr>
-          <w:rFonts w:ascii="Arial" w:hAnsi="Arial" w:cs="Arial"/>
-          <w:b/>
-          <w:bCs/>
-        </w:rPr>
-        <w:lastRenderedPageBreak/>
+        <w:t>A animação da chave e o efeito de brilho foram testados durante a partida.</w:t>
+      </w:r>
+    </w:p>
+    <w:p>
+      <w:pPr>
+        <w:spacing w:line="360" w:lineRule="auto"/>
+        <w:jc w:val="both"/>
+        <w:rPr>
+          <w:rFonts w:ascii="Arial" w:hAnsi="Arial" w:cs="Arial"/>
+        </w:rPr>
+      </w:pPr>
+    </w:p>
+    <w:p>
+      <w:pPr>
+        <w:spacing w:line="360" w:lineRule="auto"/>
+        <w:jc w:val="both"/>
+        <w:rPr>
+          <w:rFonts w:ascii="Arial" w:hAnsi="Arial" w:cs="Arial"/>
+        </w:rPr>
+      </w:pPr>
+      <w:r>
+        <w:rPr>
+          <w:rFonts w:ascii="Arial" w:hAnsi="Arial" w:cs="Arial"/>
+          <w:b/>
+          <w:bCs/>
+        </w:rPr>
         <w:t>Resultado:</w:t>
       </w:r>
       <w:r>
@@ -1601,334 +1813,31 @@
         <w:rPr>
           <w:rFonts w:ascii="Arial" w:hAnsi="Arial" w:cs="Arial"/>
         </w:rPr>
-        <w:t>Com a configuração correta, o contato do jogador com a chave permite executar o método de coleta e registrar que o personagem possui o item.</w:t>
-      </w:r>
-    </w:p>
-    <w:p>
-      <w:pPr>
-        <w:spacing w:line="360" w:lineRule="auto"/>
-        <w:jc w:val="both"/>
-        <w:rPr>
-          <w:rFonts w:ascii="Arial" w:hAnsi="Arial" w:cs="Arial"/>
-        </w:rPr>
-      </w:pPr>
-    </w:p>
-    <w:p>
-      <w:pPr>
-        <w:spacing w:line="360" w:lineRule="auto"/>
-        <w:jc w:val="both"/>
-        <w:rPr>
-          <w:rFonts w:ascii="Arial" w:hAnsi="Arial" w:cs="Arial"/>
-          <w:b/>
-          <w:bCs/>
-        </w:rPr>
-      </w:pPr>
-      <w:r>
-        <w:rPr>
-          <w:rFonts w:ascii="Arial" w:hAnsi="Arial" w:cs="Arial"/>
-          <w:b/>
-          <w:bCs/>
-        </w:rPr>
-        <w:t>4.3 Seleção automática do objeto visual da chave</w:t>
-      </w:r>
-    </w:p>
-    <w:p>
-      <w:pPr>
-        <w:spacing w:line="360" w:lineRule="auto"/>
-        <w:jc w:val="both"/>
-        <w:rPr>
-          <w:rFonts w:ascii="Arial" w:hAnsi="Arial" w:cs="Arial"/>
-          <w:b/>
-          <w:bCs/>
-        </w:rPr>
-      </w:pPr>
-    </w:p>
-    <w:p>
-      <w:pPr>
-        <w:spacing w:line="360" w:lineRule="auto"/>
-        <w:jc w:val="both"/>
-        <w:rPr>
-          <w:rFonts w:ascii="Arial" w:hAnsi="Arial" w:cs="Arial"/>
-        </w:rPr>
-      </w:pPr>
-      <w:r>
-        <w:rPr>
-          <w:rFonts w:ascii="Arial" w:hAnsi="Arial" w:cs="Arial"/>
-          <w:b/>
-          <w:bCs/>
-        </w:rPr>
-        <w:t>Problema identificado:</w:t>
-      </w:r>
-      <w:r>
-        <w:rPr>
-          <w:rFonts w:ascii="Arial" w:hAnsi="Arial" w:cs="Arial"/>
-        </w:rPr>
-        <w:t xml:space="preserve"> </w:t>
-      </w:r>
-      <w:r>
-        <w:rPr>
-          <w:rFonts w:ascii="Arial" w:hAnsi="Arial" w:cs="Arial"/>
-        </w:rPr>
-        <w:t xml:space="preserve">Caso o campo visual do script </w:t>
-      </w:r>
-      <w:proofErr w:type="spellStart"/>
-      <w:r>
-        <w:rPr>
-          <w:rFonts w:ascii="Arial" w:hAnsi="Arial" w:cs="Arial"/>
-        </w:rPr>
-        <w:t>KeyItem</w:t>
-      </w:r>
-      <w:proofErr w:type="spellEnd"/>
-      <w:r>
-        <w:rPr>
-          <w:rFonts w:ascii="Arial" w:hAnsi="Arial" w:cs="Arial"/>
-        </w:rPr>
-        <w:t xml:space="preserve"> não seja preenchido manualmente no Inspector, o código seleciona automaticamente o último objeto filho da chave.</w:t>
-      </w:r>
-    </w:p>
-    <w:p>
-      <w:pPr>
-        <w:spacing w:line="360" w:lineRule="auto"/>
-        <w:jc w:val="both"/>
-        <w:rPr>
-          <w:rFonts w:ascii="Arial" w:hAnsi="Arial" w:cs="Arial"/>
-        </w:rPr>
-      </w:pPr>
-    </w:p>
-    <w:p>
-      <w:pPr>
-        <w:spacing w:line="360" w:lineRule="auto"/>
-        <w:jc w:val="both"/>
-        <w:rPr>
-          <w:rFonts w:ascii="Arial" w:hAnsi="Arial" w:cs="Arial"/>
-        </w:rPr>
-      </w:pPr>
-      <w:r>
-        <w:rPr>
-          <w:rFonts w:ascii="Arial" w:hAnsi="Arial" w:cs="Arial"/>
-          <w:b/>
-          <w:bCs/>
-        </w:rPr>
-        <w:t>Causa:</w:t>
-      </w:r>
-      <w:r>
-        <w:rPr>
-          <w:rFonts w:ascii="Arial" w:hAnsi="Arial" w:cs="Arial"/>
-        </w:rPr>
-        <w:t xml:space="preserve"> </w:t>
-      </w:r>
-      <w:r>
-        <w:rPr>
-          <w:rFonts w:ascii="Arial" w:hAnsi="Arial" w:cs="Arial"/>
-        </w:rPr>
-        <w:t>O script utiliza o seguinte comportamento:</w:t>
-      </w:r>
-    </w:p>
-    <w:p>
-      <w:pPr>
-        <w:spacing w:line="360" w:lineRule="auto"/>
-        <w:jc w:val="both"/>
-        <w:rPr>
-          <w:rFonts w:ascii="Arial" w:hAnsi="Arial" w:cs="Arial"/>
-        </w:rPr>
-      </w:pPr>
-      <w:proofErr w:type="spellStart"/>
-      <w:proofErr w:type="gramStart"/>
-      <w:r>
-        <w:rPr>
-          <w:rFonts w:ascii="Arial" w:hAnsi="Arial" w:cs="Arial"/>
-        </w:rPr>
-        <w:t>transform.GetChild</w:t>
-      </w:r>
-      <w:proofErr w:type="spellEnd"/>
-      <w:proofErr w:type="gramEnd"/>
-      <w:r>
-        <w:rPr>
-          <w:rFonts w:ascii="Arial" w:hAnsi="Arial" w:cs="Arial"/>
-        </w:rPr>
-        <w:t>(</w:t>
-      </w:r>
-      <w:proofErr w:type="spellStart"/>
-      <w:proofErr w:type="gramStart"/>
-      <w:r>
-        <w:rPr>
-          <w:rFonts w:ascii="Arial" w:hAnsi="Arial" w:cs="Arial"/>
-        </w:rPr>
-        <w:t>transform.childCount</w:t>
-      </w:r>
-      <w:proofErr w:type="spellEnd"/>
-      <w:proofErr w:type="gramEnd"/>
-      <w:r>
-        <w:rPr>
-          <w:rFonts w:ascii="Arial" w:hAnsi="Arial" w:cs="Arial"/>
-        </w:rPr>
-        <w:t xml:space="preserve"> - 1)</w:t>
-      </w:r>
-    </w:p>
-    <w:p>
-      <w:pPr>
-        <w:spacing w:line="360" w:lineRule="auto"/>
-        <w:jc w:val="both"/>
-        <w:rPr>
-          <w:rFonts w:ascii="Arial" w:hAnsi="Arial" w:cs="Arial"/>
-        </w:rPr>
-      </w:pPr>
-      <w:r>
-        <w:rPr>
-          <w:rFonts w:ascii="Arial" w:hAnsi="Arial" w:cs="Arial"/>
-        </w:rPr>
-        <w:t>Isso significa que o último objeto da hierarquia será utilizado para a animação, independentemente de ele representar a chave ou outro elemento, como o efeito de brilho.</w:t>
-      </w:r>
-    </w:p>
-    <w:p>
-      <w:pPr>
-        <w:spacing w:line="360" w:lineRule="auto"/>
-        <w:jc w:val="both"/>
-        <w:rPr>
-          <w:rFonts w:ascii="Arial" w:hAnsi="Arial" w:cs="Arial"/>
-        </w:rPr>
-      </w:pPr>
-    </w:p>
-    <w:p>
-      <w:pPr>
-        <w:spacing w:line="360" w:lineRule="auto"/>
-        <w:jc w:val="both"/>
-        <w:rPr>
-          <w:rFonts w:ascii="Arial" w:hAnsi="Arial" w:cs="Arial"/>
-        </w:rPr>
-      </w:pPr>
-      <w:r>
-        <w:rPr>
-          <w:rFonts w:ascii="Arial" w:hAnsi="Arial" w:cs="Arial"/>
-          <w:b/>
-          <w:bCs/>
-        </w:rPr>
-        <w:t>Teste realizado:</w:t>
-      </w:r>
-      <w:r>
-        <w:rPr>
-          <w:rFonts w:ascii="Arial" w:hAnsi="Arial" w:cs="Arial"/>
-        </w:rPr>
-        <w:t xml:space="preserve"> </w:t>
-      </w:r>
-      <w:r>
-        <w:rPr>
-          <w:rFonts w:ascii="Arial" w:hAnsi="Arial" w:cs="Arial"/>
-        </w:rPr>
-        <w:t>Foi analisada a hierarquia do objeto da chave e a referência utilizada pelo campo visual.</w:t>
-      </w:r>
-    </w:p>
-    <w:p>
-      <w:pPr>
-        <w:spacing w:line="360" w:lineRule="auto"/>
-        <w:jc w:val="both"/>
-        <w:rPr>
-          <w:rFonts w:ascii="Arial" w:hAnsi="Arial" w:cs="Arial"/>
-        </w:rPr>
-      </w:pPr>
-    </w:p>
-    <w:p>
-      <w:pPr>
-        <w:spacing w:line="360" w:lineRule="auto"/>
-        <w:jc w:val="both"/>
-        <w:rPr>
-          <w:rFonts w:ascii="Arial" w:hAnsi="Arial" w:cs="Arial"/>
-        </w:rPr>
-      </w:pPr>
-      <w:r>
-        <w:rPr>
-          <w:rFonts w:ascii="Arial" w:hAnsi="Arial" w:cs="Arial"/>
-          <w:b/>
-          <w:bCs/>
-        </w:rPr>
-        <w:t>Correção:</w:t>
-      </w:r>
-      <w:r>
-        <w:rPr>
-          <w:rFonts w:ascii="Arial" w:hAnsi="Arial" w:cs="Arial"/>
-        </w:rPr>
-        <w:t xml:space="preserve"> </w:t>
-      </w:r>
-      <w:r>
-        <w:rPr>
-          <w:rFonts w:ascii="Arial" w:hAnsi="Arial" w:cs="Arial"/>
-        </w:rPr>
-        <w:t>Definir manualmente no Inspector qual objeto representa o visual principal da chave, evitando que o script selecione um elemento incorreto.</w:t>
-      </w:r>
-    </w:p>
-    <w:p>
-      <w:pPr>
-        <w:spacing w:line="360" w:lineRule="auto"/>
-        <w:jc w:val="both"/>
-        <w:rPr>
-          <w:rFonts w:ascii="Arial" w:hAnsi="Arial" w:cs="Arial"/>
-        </w:rPr>
-      </w:pPr>
-    </w:p>
-    <w:p>
-      <w:pPr>
-        <w:spacing w:line="360" w:lineRule="auto"/>
-        <w:jc w:val="both"/>
-        <w:rPr>
-          <w:rFonts w:ascii="Arial" w:hAnsi="Arial" w:cs="Arial"/>
-        </w:rPr>
-      </w:pPr>
-      <w:r>
-        <w:rPr>
-          <w:rFonts w:ascii="Arial" w:hAnsi="Arial" w:cs="Arial"/>
-          <w:b/>
-          <w:bCs/>
-        </w:rPr>
-        <w:t>Resultado:</w:t>
-      </w:r>
-      <w:r>
-        <w:rPr>
-          <w:rFonts w:ascii="Arial" w:hAnsi="Arial" w:cs="Arial"/>
-        </w:rPr>
-        <w:t xml:space="preserve"> </w:t>
-      </w:r>
-      <w:r>
-        <w:rPr>
-          <w:rFonts w:ascii="Arial" w:hAnsi="Arial" w:cs="Arial"/>
-        </w:rPr>
-        <w:t>A animação de movimento da chave passa a ser aplicada ao objeto visual correto, sem afetar outros elementos da hierarquia.</w:t>
-      </w:r>
-    </w:p>
-    <w:p>
-      <w:pPr>
-        <w:spacing w:line="360" w:lineRule="auto"/>
-        <w:rPr>
-          <w:rFonts w:ascii="Arial" w:hAnsi="Arial" w:cs="Arial"/>
-        </w:rPr>
-      </w:pPr>
-    </w:p>
-    <w:p>
-      <w:pPr>
-        <w:spacing w:line="360" w:lineRule="auto"/>
-        <w:rPr>
-          <w:rFonts w:ascii="Arial" w:hAnsi="Arial" w:cs="Arial"/>
-        </w:rPr>
-      </w:pPr>
-    </w:p>
-    <w:p>
-      <w:pPr>
-        <w:spacing w:line="360" w:lineRule="auto"/>
-        <w:rPr>
-          <w:rFonts w:ascii="Arial" w:hAnsi="Arial" w:cs="Arial"/>
-        </w:rPr>
-      </w:pPr>
-    </w:p>
-    <w:p>
-      <w:pPr>
-        <w:spacing w:line="360" w:lineRule="auto"/>
-        <w:rPr>
-          <w:rFonts w:ascii="Arial" w:hAnsi="Arial" w:cs="Arial"/>
-        </w:rPr>
-      </w:pPr>
-    </w:p>
-    <w:p>
-      <w:pPr>
-        <w:spacing w:line="360" w:lineRule="auto"/>
+        <w:t>A chave continuou sendo animada corretamente e o brilho permaneceu funcionando de forma independente.</w:t>
+      </w:r>
+    </w:p>
+    <w:p>
+      <w:pPr>
+        <w:spacing w:line="360" w:lineRule="auto"/>
+        <w:jc w:val="both"/>
+        <w:rPr>
+          <w:rFonts w:ascii="Arial" w:hAnsi="Arial" w:cs="Arial"/>
+        </w:rPr>
+      </w:pPr>
+    </w:p>
+    <w:p>
+      <w:pPr>
+        <w:spacing w:line="360" w:lineRule="auto"/>
+        <w:jc w:val="both"/>
+        <w:rPr>
+          <w:rFonts w:ascii="Arial" w:hAnsi="Arial" w:cs="Arial"/>
+        </w:rPr>
+      </w:pPr>
+    </w:p>
+    <w:p>
+      <w:pPr>
+        <w:spacing w:line="360" w:lineRule="auto"/>
+        <w:jc w:val="both"/>
         <w:rPr>
           <w:rFonts w:ascii="Arial" w:hAnsi="Arial" w:cs="Arial"/>
           <w:b/>
@@ -2060,27 +1969,99 @@
         <w:rPr>
           <w:rFonts w:ascii="Arial" w:hAnsi="Arial" w:cs="Arial"/>
         </w:rPr>
-        <w:t>O Claude foi utilizado principalmente no início do projeto, com o objetivo de gerar a estrutura do jogo em Unity e C#. A resposta contemplou os diferentes sistemas necessários para o funcionamento do jogo, como movimentação do personagem, combate, sistema de vidas, comportamento dos inimigos, gerenciamento da partida, chave, portão de saída, interface, menus, câmera, áudio e demais recursos necessários.</w:t>
-      </w:r>
-    </w:p>
-    <w:p>
-      <w:pPr>
-        <w:spacing w:line="360" w:lineRule="auto"/>
-        <w:jc w:val="both"/>
-        <w:rPr>
-          <w:rFonts w:ascii="Arial" w:hAnsi="Arial" w:cs="Arial"/>
-        </w:rPr>
-      </w:pPr>
-      <w:r>
-        <w:rPr>
-          <w:rFonts w:ascii="Arial" w:hAnsi="Arial" w:cs="Arial"/>
-        </w:rPr>
-        <w:t>O ChatGPT foi utilizado posteriormente como apoio na análise, revisão e compreensão dos scripts e sistemas do projeto, auxiliando na identificação de problemas, melhorias no código, testes a serem realizados no Unity e organização da documentação do desenvolvimento.</w:t>
-      </w:r>
-    </w:p>
-    <w:p>
-      <w:pPr>
-        <w:spacing w:line="360" w:lineRule="auto"/>
+        <w:t>O Claude foi utilizado principalmente no início do projeto, com o objetivo de gerar a estrutura inicial do jogo em Unity e C#. A resposta contemplou diferentes sistemas necessários para o funcionamento do jogo, como movimentação do personagem, combate, sistema de vidas, comportamento dos inimigos, gerenciamento da partida, chave, portão de saída, interface, menus, câmera, áudio e demais recursos do projeto.</w:t>
+      </w:r>
+    </w:p>
+    <w:p>
+      <w:pPr>
+        <w:spacing w:line="360" w:lineRule="auto"/>
+        <w:jc w:val="both"/>
+        <w:rPr>
+          <w:rFonts w:ascii="Arial" w:hAnsi="Arial" w:cs="Arial"/>
+        </w:rPr>
+      </w:pPr>
+      <w:r>
+        <w:rPr>
+          <w:rFonts w:ascii="Arial" w:hAnsi="Arial" w:cs="Arial"/>
+        </w:rPr>
+        <w:t xml:space="preserve">O ChatGPT foi utilizado posteriormente como apoio na análise, revisão e compreensão dos scripts e sistemas do jogo. Também foi utilizado para identificar possíveis problemas e melhorias, sugerir testes no Unity, organizar a documentação e adaptar partes dos códigos para estruturas mais próximas dos conteúdos estudados em aula, como variáveis, condicionais </w:t>
+      </w:r>
+      <w:proofErr w:type="spellStart"/>
+      <w:r>
+        <w:rPr>
+          <w:rFonts w:ascii="Arial" w:hAnsi="Arial" w:cs="Arial"/>
+        </w:rPr>
+        <w:t>if</w:t>
+      </w:r>
+      <w:proofErr w:type="spellEnd"/>
+      <w:r>
+        <w:rPr>
+          <w:rFonts w:ascii="Arial" w:hAnsi="Arial" w:cs="Arial"/>
+        </w:rPr>
+        <w:t>/</w:t>
+      </w:r>
+      <w:proofErr w:type="spellStart"/>
+      <w:r>
+        <w:rPr>
+          <w:rFonts w:ascii="Arial" w:hAnsi="Arial" w:cs="Arial"/>
+        </w:rPr>
+        <w:t>else</w:t>
+      </w:r>
+      <w:proofErr w:type="spellEnd"/>
+      <w:r>
+        <w:rPr>
+          <w:rFonts w:ascii="Arial" w:hAnsi="Arial" w:cs="Arial"/>
+        </w:rPr>
+        <w:t xml:space="preserve">, métodos, parâmetros, </w:t>
+      </w:r>
+      <w:proofErr w:type="spellStart"/>
+      <w:r>
+        <w:rPr>
+          <w:rFonts w:ascii="Arial" w:hAnsi="Arial" w:cs="Arial"/>
+        </w:rPr>
+        <w:t>arrays</w:t>
+      </w:r>
+      <w:proofErr w:type="spellEnd"/>
+      <w:r>
+        <w:rPr>
+          <w:rFonts w:ascii="Arial" w:hAnsi="Arial" w:cs="Arial"/>
+        </w:rPr>
+        <w:t xml:space="preserve">, for e </w:t>
+      </w:r>
+      <w:proofErr w:type="spellStart"/>
+      <w:r>
+        <w:rPr>
+          <w:rFonts w:ascii="Arial" w:hAnsi="Arial" w:cs="Arial"/>
+        </w:rPr>
+        <w:t>while</w:t>
+      </w:r>
+      <w:proofErr w:type="spellEnd"/>
+      <w:r>
+        <w:rPr>
+          <w:rFonts w:ascii="Arial" w:hAnsi="Arial" w:cs="Arial"/>
+        </w:rPr>
+        <w:t>.</w:t>
+      </w:r>
+    </w:p>
+    <w:p>
+      <w:pPr>
+        <w:spacing w:line="360" w:lineRule="auto"/>
+        <w:jc w:val="both"/>
+        <w:rPr>
+          <w:rFonts w:ascii="Arial" w:hAnsi="Arial" w:cs="Arial"/>
+        </w:rPr>
+      </w:pPr>
+      <w:r>
+        <w:rPr>
+          <w:rFonts w:ascii="Arial" w:hAnsi="Arial" w:cs="Arial"/>
+        </w:rPr>
+        <w:t>Após as alterações realizadas nos scripts, o projeto foi novamente testado no Unity para verificar se as mecânicas continuavam funcionando corretamente.</w:t>
+      </w:r>
+    </w:p>
+    <w:p>
+      <w:pPr>
+        <w:spacing w:line="360" w:lineRule="auto"/>
+        <w:jc w:val="both"/>
         <w:rPr>
           <w:rFonts w:ascii="Arial" w:hAnsi="Arial" w:cs="Arial"/>
         </w:rPr>
@@ -2096,9 +2077,10 @@
       <w:pPr>
         <w:numPr>
           <w:ilvl w:val="0"/>
-          <w:numId w:val="19"/>
+          <w:numId w:val="25"/>
         </w:numPr>
         <w:spacing w:line="360" w:lineRule="auto"/>
+        <w:jc w:val="both"/>
         <w:rPr>
           <w:rFonts w:ascii="Arial" w:hAnsi="Arial" w:cs="Arial"/>
         </w:rPr>
@@ -2122,9 +2104,10 @@
       <w:pPr>
         <w:numPr>
           <w:ilvl w:val="0"/>
-          <w:numId w:val="19"/>
+          <w:numId w:val="25"/>
         </w:numPr>
         <w:spacing w:line="360" w:lineRule="auto"/>
+        <w:jc w:val="both"/>
         <w:rPr>
           <w:rFonts w:ascii="Arial" w:hAnsi="Arial" w:cs="Arial"/>
         </w:rPr>
@@ -2148,9 +2131,10 @@
       <w:pPr>
         <w:numPr>
           <w:ilvl w:val="0"/>
-          <w:numId w:val="19"/>
+          <w:numId w:val="25"/>
         </w:numPr>
         <w:spacing w:line="360" w:lineRule="auto"/>
+        <w:jc w:val="both"/>
         <w:rPr>
           <w:rFonts w:ascii="Arial" w:hAnsi="Arial" w:cs="Arial"/>
         </w:rPr>
@@ -2174,9 +2158,10 @@
       <w:pPr>
         <w:numPr>
           <w:ilvl w:val="0"/>
-          <w:numId w:val="19"/>
+          <w:numId w:val="25"/>
         </w:numPr>
         <w:spacing w:line="360" w:lineRule="auto"/>
+        <w:jc w:val="both"/>
         <w:rPr>
           <w:rFonts w:ascii="Arial" w:hAnsi="Arial" w:cs="Arial"/>
         </w:rPr>
@@ -2200,9 +2185,10 @@
       <w:pPr>
         <w:numPr>
           <w:ilvl w:val="0"/>
-          <w:numId w:val="19"/>
+          <w:numId w:val="25"/>
         </w:numPr>
         <w:spacing w:line="360" w:lineRule="auto"/>
+        <w:jc w:val="both"/>
         <w:rPr>
           <w:rFonts w:ascii="Arial" w:hAnsi="Arial" w:cs="Arial"/>
         </w:rPr>
@@ -2226,9 +2212,10 @@
       <w:pPr>
         <w:numPr>
           <w:ilvl w:val="0"/>
-          <w:numId w:val="19"/>
+          <w:numId w:val="25"/>
         </w:numPr>
         <w:spacing w:line="360" w:lineRule="auto"/>
+        <w:jc w:val="both"/>
         <w:rPr>
           <w:rFonts w:ascii="Arial" w:hAnsi="Arial" w:cs="Arial"/>
         </w:rPr>
@@ -2252,9 +2239,10 @@
       <w:pPr>
         <w:numPr>
           <w:ilvl w:val="0"/>
-          <w:numId w:val="19"/>
+          <w:numId w:val="25"/>
         </w:numPr>
         <w:spacing w:line="360" w:lineRule="auto"/>
+        <w:jc w:val="both"/>
         <w:rPr>
           <w:rFonts w:ascii="Arial" w:hAnsi="Arial" w:cs="Arial"/>
         </w:rPr>
@@ -2278,9 +2266,10 @@
       <w:pPr>
         <w:numPr>
           <w:ilvl w:val="0"/>
-          <w:numId w:val="19"/>
+          <w:numId w:val="25"/>
         </w:numPr>
         <w:spacing w:line="360" w:lineRule="auto"/>
+        <w:jc w:val="both"/>
         <w:rPr>
           <w:rFonts w:ascii="Arial" w:hAnsi="Arial" w:cs="Arial"/>
         </w:rPr>
@@ -2304,9 +2293,10 @@
       <w:pPr>
         <w:numPr>
           <w:ilvl w:val="0"/>
-          <w:numId w:val="19"/>
+          <w:numId w:val="25"/>
         </w:numPr>
         <w:spacing w:line="360" w:lineRule="auto"/>
+        <w:jc w:val="both"/>
         <w:rPr>
           <w:rFonts w:ascii="Arial" w:hAnsi="Arial" w:cs="Arial"/>
         </w:rPr>
@@ -2330,9 +2320,10 @@
       <w:pPr>
         <w:numPr>
           <w:ilvl w:val="0"/>
-          <w:numId w:val="19"/>
+          <w:numId w:val="25"/>
         </w:numPr>
         <w:spacing w:line="360" w:lineRule="auto"/>
+        <w:jc w:val="both"/>
         <w:rPr>
           <w:rFonts w:ascii="Arial" w:hAnsi="Arial" w:cs="Arial"/>
         </w:rPr>
@@ -2356,9 +2347,10 @@
       <w:pPr>
         <w:numPr>
           <w:ilvl w:val="0"/>
-          <w:numId w:val="19"/>
+          <w:numId w:val="25"/>
         </w:numPr>
         <w:spacing w:line="360" w:lineRule="auto"/>
+        <w:jc w:val="both"/>
         <w:rPr>
           <w:rFonts w:ascii="Arial" w:hAnsi="Arial" w:cs="Arial"/>
         </w:rPr>
@@ -2368,6 +2360,7 @@
         <w:rPr>
           <w:rFonts w:ascii="Arial" w:hAnsi="Arial" w:cs="Arial"/>
         </w:rPr>
+        <w:lastRenderedPageBreak/>
         <w:t>CameraFit.cs</w:t>
       </w:r>
       <w:proofErr w:type="spellEnd"/>
@@ -2382,9 +2375,10 @@
       <w:pPr>
         <w:numPr>
           <w:ilvl w:val="0"/>
-          <w:numId w:val="19"/>
+          <w:numId w:val="25"/>
         </w:numPr>
         <w:spacing w:line="360" w:lineRule="auto"/>
+        <w:jc w:val="both"/>
         <w:rPr>
           <w:rFonts w:ascii="Arial" w:hAnsi="Arial" w:cs="Arial"/>
         </w:rPr>
@@ -2408,9 +2402,10 @@
       <w:pPr>
         <w:numPr>
           <w:ilvl w:val="0"/>
-          <w:numId w:val="19"/>
+          <w:numId w:val="25"/>
         </w:numPr>
         <w:spacing w:line="360" w:lineRule="auto"/>
+        <w:jc w:val="both"/>
         <w:rPr>
           <w:rFonts w:ascii="Arial" w:hAnsi="Arial" w:cs="Arial"/>
         </w:rPr>
@@ -2420,7 +2415,6 @@
         <w:rPr>
           <w:rFonts w:ascii="Arial" w:hAnsi="Arial" w:cs="Arial"/>
         </w:rPr>
-        <w:lastRenderedPageBreak/>
         <w:t>GameUtils.cs</w:t>
       </w:r>
       <w:proofErr w:type="spellEnd"/>
@@ -2435,9 +2429,10 @@
       <w:pPr>
         <w:numPr>
           <w:ilvl w:val="0"/>
-          <w:numId w:val="19"/>
+          <w:numId w:val="25"/>
         </w:numPr>
         <w:spacing w:line="360" w:lineRule="auto"/>
+        <w:jc w:val="both"/>
         <w:rPr>
           <w:rFonts w:ascii="Arial" w:hAnsi="Arial" w:cs="Arial"/>
         </w:rPr>
@@ -2454,24 +2449,28 @@
         <w:rPr>
           <w:rFonts w:ascii="Arial" w:hAnsi="Arial" w:cs="Arial"/>
         </w:rPr>
-        <w:t xml:space="preserve"> – geração e configuração automática de elementos do jogo.</w:t>
-      </w:r>
-    </w:p>
-    <w:p>
-      <w:pPr>
-        <w:spacing w:line="360" w:lineRule="auto"/>
-        <w:rPr>
-          <w:rFonts w:ascii="Arial" w:hAnsi="Arial" w:cs="Arial"/>
-          <w:b/>
-          <w:bCs/>
-        </w:rPr>
-      </w:pPr>
-      <w:r>
-        <w:rPr>
-          <w:rFonts w:ascii="Arial" w:hAnsi="Arial" w:cs="Arial"/>
-        </w:rPr>
-        <w:br/>
-      </w:r>
+        <w:t xml:space="preserve"> – geração e configuração automática de elementos do jogo. </w:t>
+      </w:r>
+    </w:p>
+    <w:p>
+      <w:pPr>
+        <w:spacing w:line="360" w:lineRule="auto"/>
+        <w:jc w:val="both"/>
+        <w:rPr>
+          <w:rFonts w:ascii="Arial" w:hAnsi="Arial" w:cs="Arial"/>
+        </w:rPr>
+      </w:pPr>
+    </w:p>
+    <w:p>
+      <w:pPr>
+        <w:spacing w:line="360" w:lineRule="auto"/>
+        <w:jc w:val="both"/>
+        <w:rPr>
+          <w:rFonts w:ascii="Arial" w:hAnsi="Arial" w:cs="Arial"/>
+          <w:b/>
+          <w:bCs/>
+        </w:rPr>
+      </w:pPr>
       <w:r>
         <w:rPr>
           <w:rFonts w:ascii="Arial" w:hAnsi="Arial" w:cs="Arial"/>
@@ -2484,6 +2483,7 @@
     <w:p>
       <w:pPr>
         <w:spacing w:line="360" w:lineRule="auto"/>
+        <w:jc w:val="both"/>
         <w:rPr>
           <w:rFonts w:ascii="Arial" w:hAnsi="Arial" w:cs="Arial"/>
         </w:rPr>
@@ -2501,9 +2501,10 @@
       <w:pPr>
         <w:numPr>
           <w:ilvl w:val="0"/>
-          <w:numId w:val="20"/>
+          <w:numId w:val="26"/>
         </w:numPr>
         <w:spacing w:line="360" w:lineRule="auto"/>
+        <w:jc w:val="both"/>
         <w:rPr>
           <w:rFonts w:ascii="Arial" w:hAnsi="Arial" w:cs="Arial"/>
         </w:rPr>
@@ -2519,9 +2520,10 @@
       <w:pPr>
         <w:numPr>
           <w:ilvl w:val="0"/>
-          <w:numId w:val="20"/>
+          <w:numId w:val="26"/>
         </w:numPr>
         <w:spacing w:line="360" w:lineRule="auto"/>
+        <w:jc w:val="both"/>
         <w:rPr>
           <w:rFonts w:ascii="Arial" w:hAnsi="Arial" w:cs="Arial"/>
         </w:rPr>
@@ -2537,9 +2539,10 @@
       <w:pPr>
         <w:numPr>
           <w:ilvl w:val="0"/>
-          <w:numId w:val="20"/>
+          <w:numId w:val="26"/>
         </w:numPr>
         <w:spacing w:line="360" w:lineRule="auto"/>
+        <w:jc w:val="both"/>
         <w:rPr>
           <w:rFonts w:ascii="Arial" w:hAnsi="Arial" w:cs="Arial"/>
         </w:rPr>
@@ -2555,557 +2558,780 @@
       <w:pPr>
         <w:numPr>
           <w:ilvl w:val="0"/>
-          <w:numId w:val="20"/>
+          <w:numId w:val="26"/>
         </w:numPr>
         <w:spacing w:line="360" w:lineRule="auto"/>
-        <w:rPr>
-          <w:rFonts w:ascii="Arial" w:hAnsi="Arial" w:cs="Arial"/>
-        </w:rPr>
-      </w:pPr>
-      <w:r>
-        <w:rPr>
-          <w:rFonts w:ascii="Arial" w:hAnsi="Arial" w:cs="Arial"/>
-        </w:rPr>
-        <w:t xml:space="preserve">Forneceu instruções para montagem do projeto no Unity. </w:t>
+        <w:jc w:val="both"/>
+        <w:rPr>
+          <w:rFonts w:ascii="Arial" w:hAnsi="Arial" w:cs="Arial"/>
+        </w:rPr>
+      </w:pPr>
+      <w:r>
+        <w:rPr>
+          <w:rFonts w:ascii="Arial" w:hAnsi="Arial" w:cs="Arial"/>
+        </w:rPr>
+        <w:t xml:space="preserve">Criou sprites e recursos visuais utilizados no projeto. </w:t>
       </w:r>
     </w:p>
     <w:p>
       <w:pPr>
         <w:numPr>
           <w:ilvl w:val="0"/>
-          <w:numId w:val="20"/>
+          <w:numId w:val="26"/>
         </w:numPr>
         <w:spacing w:line="360" w:lineRule="auto"/>
-        <w:rPr>
-          <w:rFonts w:ascii="Arial" w:hAnsi="Arial" w:cs="Arial"/>
-        </w:rPr>
-      </w:pPr>
-      <w:r>
-        <w:rPr>
-          <w:rFonts w:ascii="Arial" w:hAnsi="Arial" w:cs="Arial"/>
-        </w:rPr>
-        <w:t xml:space="preserve">Ajudou a criar rapidamente uma primeira versão funcional do projeto. </w:t>
-      </w:r>
-    </w:p>
-    <w:p>
-      <w:pPr>
-        <w:spacing w:line="360" w:lineRule="auto"/>
-        <w:rPr>
-          <w:rFonts w:ascii="Arial" w:hAnsi="Arial" w:cs="Arial"/>
-        </w:rPr>
-      </w:pPr>
-      <w:r>
-        <w:rPr>
-          <w:rFonts w:ascii="Arial" w:hAnsi="Arial" w:cs="Arial"/>
-          <w:b/>
-          <w:bCs/>
-        </w:rPr>
-        <w:t>Limitações:</w:t>
+        <w:jc w:val="both"/>
+        <w:rPr>
+          <w:rFonts w:ascii="Arial" w:hAnsi="Arial" w:cs="Arial"/>
+        </w:rPr>
+      </w:pPr>
+      <w:r>
+        <w:rPr>
+          <w:rFonts w:ascii="Arial" w:hAnsi="Arial" w:cs="Arial"/>
+        </w:rPr>
+        <w:t xml:space="preserve">Gerou o sistema responsável pelos efeitos sonoros. </w:t>
       </w:r>
     </w:p>
     <w:p>
       <w:pPr>
         <w:numPr>
           <w:ilvl w:val="0"/>
-          <w:numId w:val="21"/>
+          <w:numId w:val="26"/>
         </w:numPr>
         <w:spacing w:line="360" w:lineRule="auto"/>
-        <w:rPr>
-          <w:rFonts w:ascii="Arial" w:hAnsi="Arial" w:cs="Arial"/>
-        </w:rPr>
-      </w:pPr>
-      <w:r>
-        <w:rPr>
-          <w:rFonts w:ascii="Arial" w:hAnsi="Arial" w:cs="Arial"/>
-        </w:rPr>
-        <w:t xml:space="preserve">O próprio Claude informou que não conseguiu executar ou testar o projeto diretamente no Unity. </w:t>
+        <w:jc w:val="both"/>
+        <w:rPr>
+          <w:rFonts w:ascii="Arial" w:hAnsi="Arial" w:cs="Arial"/>
+        </w:rPr>
+      </w:pPr>
+      <w:r>
+        <w:rPr>
+          <w:rFonts w:ascii="Arial" w:hAnsi="Arial" w:cs="Arial"/>
+        </w:rPr>
+        <w:t xml:space="preserve">Forneceu instruções para montagem do projeto no Unity. </w:t>
       </w:r>
     </w:p>
     <w:p>
       <w:pPr>
         <w:numPr>
           <w:ilvl w:val="0"/>
-          <w:numId w:val="21"/>
+          <w:numId w:val="26"/>
         </w:numPr>
         <w:spacing w:line="360" w:lineRule="auto"/>
-        <w:rPr>
-          <w:rFonts w:ascii="Arial" w:hAnsi="Arial" w:cs="Arial"/>
-        </w:rPr>
-      </w:pPr>
-      <w:r>
-        <w:rPr>
-          <w:rFonts w:ascii="Arial" w:hAnsi="Arial" w:cs="Arial"/>
-        </w:rPr>
-        <w:t xml:space="preserve">Os scripts gerados precisavam ser conferidos após serem adicionados ao projeto. </w:t>
+        <w:jc w:val="both"/>
+        <w:rPr>
+          <w:rFonts w:ascii="Arial" w:hAnsi="Arial" w:cs="Arial"/>
+        </w:rPr>
+      </w:pPr>
+      <w:r>
+        <w:rPr>
+          <w:rFonts w:ascii="Arial" w:hAnsi="Arial" w:cs="Arial"/>
+        </w:rPr>
+        <w:t xml:space="preserve">Ajudou a criar rapidamente uma primeira versão estrutural do jogo. </w:t>
+      </w:r>
+    </w:p>
+    <w:p>
+      <w:pPr>
+        <w:spacing w:line="360" w:lineRule="auto"/>
+        <w:jc w:val="both"/>
+        <w:rPr>
+          <w:rFonts w:ascii="Arial" w:hAnsi="Arial" w:cs="Arial"/>
+        </w:rPr>
+      </w:pPr>
+      <w:r>
+        <w:rPr>
+          <w:rFonts w:ascii="Arial" w:hAnsi="Arial" w:cs="Arial"/>
+          <w:b/>
+          <w:bCs/>
+        </w:rPr>
+        <w:t>Limitações:</w:t>
       </w:r>
     </w:p>
     <w:p>
       <w:pPr>
         <w:numPr>
           <w:ilvl w:val="0"/>
-          <w:numId w:val="21"/>
+          <w:numId w:val="27"/>
         </w:numPr>
         <w:spacing w:line="360" w:lineRule="auto"/>
-        <w:rPr>
-          <w:rFonts w:ascii="Arial" w:hAnsi="Arial" w:cs="Arial"/>
-        </w:rPr>
-      </w:pPr>
-      <w:r>
-        <w:rPr>
-          <w:rFonts w:ascii="Arial" w:hAnsi="Arial" w:cs="Arial"/>
-        </w:rPr>
-        <w:t xml:space="preserve">Algumas configurações dependiam de referências e componentes configurados dentro do Unity. </w:t>
+        <w:jc w:val="both"/>
+        <w:rPr>
+          <w:rFonts w:ascii="Arial" w:hAnsi="Arial" w:cs="Arial"/>
+        </w:rPr>
+      </w:pPr>
+      <w:r>
+        <w:rPr>
+          <w:rFonts w:ascii="Arial" w:hAnsi="Arial" w:cs="Arial"/>
+        </w:rPr>
+        <w:t xml:space="preserve">O próprio Claude informou que não conseguiu executar ou testar o projeto diretamente no Unity. </w:t>
       </w:r>
     </w:p>
     <w:p>
       <w:pPr>
         <w:numPr>
           <w:ilvl w:val="0"/>
-          <w:numId w:val="21"/>
+          <w:numId w:val="27"/>
         </w:numPr>
         <w:spacing w:line="360" w:lineRule="auto"/>
-        <w:rPr>
-          <w:rFonts w:ascii="Arial" w:hAnsi="Arial" w:cs="Arial"/>
-        </w:rPr>
-      </w:pPr>
-      <w:r>
-        <w:rPr>
-          <w:rFonts w:ascii="Arial" w:hAnsi="Arial" w:cs="Arial"/>
-        </w:rPr>
-        <w:t>Uma resposta tecnicamente correta ainda poderia apresentar problemas durante a integração entre diferentes scripts.</w:t>
-      </w:r>
-    </w:p>
-    <w:p>
-      <w:pPr>
-        <w:spacing w:line="360" w:lineRule="auto"/>
-        <w:rPr>
-          <w:rFonts w:ascii="Arial" w:hAnsi="Arial" w:cs="Arial"/>
-        </w:rPr>
-      </w:pPr>
-    </w:p>
-    <w:p>
-      <w:pPr>
-        <w:spacing w:line="360" w:lineRule="auto"/>
-        <w:rPr>
-          <w:rFonts w:ascii="Arial" w:hAnsi="Arial" w:cs="Arial"/>
-        </w:rPr>
-      </w:pPr>
-    </w:p>
-    <w:p>
-      <w:pPr>
-        <w:spacing w:line="360" w:lineRule="auto"/>
-        <w:rPr>
-          <w:rFonts w:ascii="Arial" w:hAnsi="Arial" w:cs="Arial"/>
-        </w:rPr>
-      </w:pPr>
-    </w:p>
-    <w:p>
-      <w:pPr>
-        <w:spacing w:line="360" w:lineRule="auto"/>
-        <w:rPr>
-          <w:rFonts w:ascii="Arial" w:hAnsi="Arial" w:cs="Arial"/>
-        </w:rPr>
-      </w:pPr>
-    </w:p>
-    <w:p>
-      <w:pPr>
-        <w:spacing w:line="360" w:lineRule="auto"/>
-        <w:rPr>
-          <w:rFonts w:ascii="Arial" w:hAnsi="Arial" w:cs="Arial"/>
-        </w:rPr>
-      </w:pPr>
-    </w:p>
-    <w:p>
-      <w:pPr>
-        <w:spacing w:line="360" w:lineRule="auto"/>
-        <w:rPr>
-          <w:rFonts w:ascii="Arial" w:hAnsi="Arial" w:cs="Arial"/>
-          <w:b/>
-          <w:bCs/>
-        </w:rPr>
-      </w:pPr>
-      <w:r>
-        <w:rPr>
-          <w:rFonts w:ascii="Arial" w:hAnsi="Arial" w:cs="Arial"/>
-          <w:b/>
-          <w:bCs/>
-        </w:rPr>
-        <w:lastRenderedPageBreak/>
-        <w:t>5.2 ChatGPT</w:t>
-      </w:r>
-    </w:p>
-    <w:p>
-      <w:pPr>
-        <w:spacing w:line="360" w:lineRule="auto"/>
-        <w:rPr>
-          <w:rFonts w:ascii="Arial" w:hAnsi="Arial" w:cs="Arial"/>
-        </w:rPr>
-      </w:pPr>
-      <w:r>
-        <w:rPr>
-          <w:rFonts w:ascii="Arial" w:hAnsi="Arial" w:cs="Arial"/>
-          <w:b/>
-          <w:bCs/>
-        </w:rPr>
-        <w:t>Pontos positivos:</w:t>
+        <w:jc w:val="both"/>
+        <w:rPr>
+          <w:rFonts w:ascii="Arial" w:hAnsi="Arial" w:cs="Arial"/>
+        </w:rPr>
+      </w:pPr>
+      <w:r>
+        <w:rPr>
+          <w:rFonts w:ascii="Arial" w:hAnsi="Arial" w:cs="Arial"/>
+        </w:rPr>
+        <w:t xml:space="preserve">Os scripts gerados precisavam ser conferidos após serem adicionados ao projeto. </w:t>
       </w:r>
     </w:p>
     <w:p>
       <w:pPr>
         <w:numPr>
           <w:ilvl w:val="0"/>
-          <w:numId w:val="22"/>
+          <w:numId w:val="27"/>
         </w:numPr>
         <w:spacing w:line="360" w:lineRule="auto"/>
-        <w:rPr>
-          <w:rFonts w:ascii="Arial" w:hAnsi="Arial" w:cs="Arial"/>
-        </w:rPr>
-      </w:pPr>
-      <w:r>
-        <w:rPr>
-          <w:rFonts w:ascii="Arial" w:hAnsi="Arial" w:cs="Arial"/>
-        </w:rPr>
-        <w:t xml:space="preserve">Auxiliou na revisão dos códigos e da lógica dos diferentes sistemas. </w:t>
+        <w:jc w:val="both"/>
+        <w:rPr>
+          <w:rFonts w:ascii="Arial" w:hAnsi="Arial" w:cs="Arial"/>
+        </w:rPr>
+      </w:pPr>
+      <w:r>
+        <w:rPr>
+          <w:rFonts w:ascii="Arial" w:hAnsi="Arial" w:cs="Arial"/>
+        </w:rPr>
+        <w:t xml:space="preserve">Algumas configurações dependiam de referências e componentes configurados dentro do Unity. </w:t>
       </w:r>
     </w:p>
     <w:p>
       <w:pPr>
         <w:numPr>
           <w:ilvl w:val="0"/>
-          <w:numId w:val="22"/>
+          <w:numId w:val="27"/>
         </w:numPr>
         <w:spacing w:line="360" w:lineRule="auto"/>
-        <w:rPr>
-          <w:rFonts w:ascii="Arial" w:hAnsi="Arial" w:cs="Arial"/>
-        </w:rPr>
-      </w:pPr>
-      <w:r>
-        <w:rPr>
-          <w:rFonts w:ascii="Arial" w:hAnsi="Arial" w:cs="Arial"/>
-        </w:rPr>
-        <w:t xml:space="preserve">Ajudou a compreender como os scripts se relacionavam dentro do jogo. </w:t>
+        <w:jc w:val="both"/>
+        <w:rPr>
+          <w:rFonts w:ascii="Arial" w:hAnsi="Arial" w:cs="Arial"/>
+        </w:rPr>
+      </w:pPr>
+      <w:r>
+        <w:rPr>
+          <w:rFonts w:ascii="Arial" w:hAnsi="Arial" w:cs="Arial"/>
+        </w:rPr>
+        <w:t xml:space="preserve">Algumas partes do código utilizavam estruturas mais avançadas ou compactas, que posteriormente foram revisadas pelo grupo. </w:t>
       </w:r>
     </w:p>
     <w:p>
       <w:pPr>
         <w:numPr>
           <w:ilvl w:val="0"/>
-          <w:numId w:val="22"/>
+          <w:numId w:val="27"/>
         </w:numPr>
         <w:spacing w:line="360" w:lineRule="auto"/>
-        <w:rPr>
-          <w:rFonts w:ascii="Arial" w:hAnsi="Arial" w:cs="Arial"/>
-        </w:rPr>
-      </w:pPr>
-      <w:r>
-        <w:rPr>
-          <w:rFonts w:ascii="Arial" w:hAnsi="Arial" w:cs="Arial"/>
-        </w:rPr>
-        <w:t xml:space="preserve">Permitiu analisar erros de programação e configuração. </w:t>
+        <w:jc w:val="both"/>
+        <w:rPr>
+          <w:rFonts w:ascii="Arial" w:hAnsi="Arial" w:cs="Arial"/>
+        </w:rPr>
+      </w:pPr>
+      <w:r>
+        <w:rPr>
+          <w:rFonts w:ascii="Arial" w:hAnsi="Arial" w:cs="Arial"/>
+        </w:rPr>
+        <w:lastRenderedPageBreak/>
+        <w:t xml:space="preserve">Uma resposta tecnicamente correta ainda poderia apresentar problemas durante a integração ou configuração dos diferentes sistemas. </w:t>
+      </w:r>
+    </w:p>
+    <w:p>
+      <w:pPr>
+        <w:spacing w:line="360" w:lineRule="auto"/>
+        <w:jc w:val="both"/>
+        <w:rPr>
+          <w:rFonts w:ascii="Arial" w:hAnsi="Arial" w:cs="Arial"/>
+          <w:b/>
+          <w:bCs/>
+        </w:rPr>
+      </w:pPr>
+      <w:r>
+        <w:rPr>
+          <w:rFonts w:ascii="Arial" w:hAnsi="Arial" w:cs="Arial"/>
+          <w:b/>
+          <w:bCs/>
+        </w:rPr>
+        <w:br/>
+      </w:r>
+      <w:r>
+        <w:rPr>
+          <w:rFonts w:ascii="Arial" w:hAnsi="Arial" w:cs="Arial"/>
+          <w:b/>
+          <w:bCs/>
+        </w:rPr>
+        <w:t>5.2 ChatGPT</w:t>
+      </w:r>
+    </w:p>
+    <w:p>
+      <w:pPr>
+        <w:spacing w:line="360" w:lineRule="auto"/>
+        <w:jc w:val="both"/>
+        <w:rPr>
+          <w:rFonts w:ascii="Arial" w:hAnsi="Arial" w:cs="Arial"/>
+        </w:rPr>
+      </w:pPr>
+      <w:r>
+        <w:rPr>
+          <w:rFonts w:ascii="Arial" w:hAnsi="Arial" w:cs="Arial"/>
+          <w:b/>
+          <w:bCs/>
+        </w:rPr>
+        <w:t>Pontos positivos:</w:t>
       </w:r>
     </w:p>
     <w:p>
       <w:pPr>
         <w:numPr>
           <w:ilvl w:val="0"/>
-          <w:numId w:val="22"/>
+          <w:numId w:val="28"/>
         </w:numPr>
         <w:spacing w:line="360" w:lineRule="auto"/>
-        <w:rPr>
-          <w:rFonts w:ascii="Arial" w:hAnsi="Arial" w:cs="Arial"/>
-        </w:rPr>
-      </w:pPr>
-      <w:r>
-        <w:rPr>
-          <w:rFonts w:ascii="Arial" w:hAnsi="Arial" w:cs="Arial"/>
-        </w:rPr>
-        <w:t xml:space="preserve">Sugeriu formas de testar os sistemas diretamente no Unity. </w:t>
+        <w:jc w:val="both"/>
+        <w:rPr>
+          <w:rFonts w:ascii="Arial" w:hAnsi="Arial" w:cs="Arial"/>
+        </w:rPr>
+      </w:pPr>
+      <w:r>
+        <w:rPr>
+          <w:rFonts w:ascii="Arial" w:hAnsi="Arial" w:cs="Arial"/>
+        </w:rPr>
+        <w:t xml:space="preserve">Auxiliou na revisão dos códigos e da lógica dos diferentes sistemas. </w:t>
       </w:r>
     </w:p>
     <w:p>
       <w:pPr>
         <w:numPr>
           <w:ilvl w:val="0"/>
-          <w:numId w:val="22"/>
+          <w:numId w:val="28"/>
         </w:numPr>
         <w:spacing w:line="360" w:lineRule="auto"/>
-        <w:rPr>
-          <w:rFonts w:ascii="Arial" w:hAnsi="Arial" w:cs="Arial"/>
-        </w:rPr>
-      </w:pPr>
-      <w:r>
-        <w:rPr>
-          <w:rFonts w:ascii="Arial" w:hAnsi="Arial" w:cs="Arial"/>
-        </w:rPr>
-        <w:t xml:space="preserve">Explicou </w:t>
-      </w:r>
-      <w:r>
-        <w:rPr>
-          <w:rFonts w:ascii="Arial" w:hAnsi="Arial" w:cs="Arial"/>
-        </w:rPr>
-        <w:t>as</w:t>
-      </w:r>
-      <w:r>
-        <w:rPr>
-          <w:rFonts w:ascii="Arial" w:hAnsi="Arial" w:cs="Arial"/>
-        </w:rPr>
-        <w:t xml:space="preserve"> causas e correções de problemas encontrados. </w:t>
+        <w:jc w:val="both"/>
+        <w:rPr>
+          <w:rFonts w:ascii="Arial" w:hAnsi="Arial" w:cs="Arial"/>
+        </w:rPr>
+      </w:pPr>
+      <w:r>
+        <w:rPr>
+          <w:rFonts w:ascii="Arial" w:hAnsi="Arial" w:cs="Arial"/>
+        </w:rPr>
+        <w:t xml:space="preserve">Ajudou a compreender como os scripts se relacionavam dentro do jogo. </w:t>
       </w:r>
     </w:p>
     <w:p>
       <w:pPr>
         <w:numPr>
           <w:ilvl w:val="0"/>
-          <w:numId w:val="22"/>
+          <w:numId w:val="28"/>
         </w:numPr>
         <w:spacing w:line="360" w:lineRule="auto"/>
-        <w:rPr>
-          <w:rFonts w:ascii="Arial" w:hAnsi="Arial" w:cs="Arial"/>
-        </w:rPr>
-      </w:pPr>
-      <w:r>
-        <w:rPr>
-          <w:rFonts w:ascii="Arial" w:hAnsi="Arial" w:cs="Arial"/>
-        </w:rPr>
-        <w:t xml:space="preserve">Auxiliou na organização dos registros do processo de desenvolvimento. </w:t>
-      </w:r>
-    </w:p>
-    <w:p>
-      <w:pPr>
-        <w:spacing w:line="360" w:lineRule="auto"/>
-        <w:rPr>
-          <w:rFonts w:ascii="Arial" w:hAnsi="Arial" w:cs="Arial"/>
-        </w:rPr>
-      </w:pPr>
-      <w:r>
-        <w:rPr>
-          <w:rFonts w:ascii="Arial" w:hAnsi="Arial" w:cs="Arial"/>
-          <w:b/>
-          <w:bCs/>
-        </w:rPr>
-        <w:t>Limitações:</w:t>
+        <w:jc w:val="both"/>
+        <w:rPr>
+          <w:rFonts w:ascii="Arial" w:hAnsi="Arial" w:cs="Arial"/>
+        </w:rPr>
+      </w:pPr>
+      <w:r>
+        <w:rPr>
+          <w:rFonts w:ascii="Arial" w:hAnsi="Arial" w:cs="Arial"/>
+        </w:rPr>
+        <w:t xml:space="preserve">Auxiliou na identificação de possíveis problemas de programação e configuração. </w:t>
       </w:r>
     </w:p>
     <w:p>
       <w:pPr>
         <w:numPr>
           <w:ilvl w:val="0"/>
-          <w:numId w:val="23"/>
+          <w:numId w:val="28"/>
         </w:numPr>
         <w:spacing w:line="360" w:lineRule="auto"/>
-        <w:rPr>
-          <w:rFonts w:ascii="Arial" w:hAnsi="Arial" w:cs="Arial"/>
-        </w:rPr>
-      </w:pPr>
-      <w:r>
-        <w:rPr>
-          <w:rFonts w:ascii="Arial" w:hAnsi="Arial" w:cs="Arial"/>
-        </w:rPr>
-        <w:t xml:space="preserve">As análises também dependiam dos códigos e informações fornecidos pelo grupo. </w:t>
+        <w:jc w:val="both"/>
+        <w:rPr>
+          <w:rFonts w:ascii="Arial" w:hAnsi="Arial" w:cs="Arial"/>
+        </w:rPr>
+      </w:pPr>
+      <w:r>
+        <w:rPr>
+          <w:rFonts w:ascii="Arial" w:hAnsi="Arial" w:cs="Arial"/>
+        </w:rPr>
+        <w:t xml:space="preserve">Sugeriu formas de testar os sistemas diretamente no Unity. </w:t>
       </w:r>
     </w:p>
     <w:p>
       <w:pPr>
         <w:numPr>
           <w:ilvl w:val="0"/>
-          <w:numId w:val="23"/>
+          <w:numId w:val="28"/>
         </w:numPr>
         <w:spacing w:line="360" w:lineRule="auto"/>
-        <w:rPr>
-          <w:rFonts w:ascii="Arial" w:hAnsi="Arial" w:cs="Arial"/>
-        </w:rPr>
-      </w:pPr>
-      <w:r>
-        <w:rPr>
-          <w:rFonts w:ascii="Arial" w:hAnsi="Arial" w:cs="Arial"/>
-        </w:rPr>
-        <w:t xml:space="preserve">O ChatGPT não executou diretamente o projeto dentro do Unity. </w:t>
+        <w:jc w:val="both"/>
+        <w:rPr>
+          <w:rFonts w:ascii="Arial" w:hAnsi="Arial" w:cs="Arial"/>
+        </w:rPr>
+      </w:pPr>
+      <w:r>
+        <w:rPr>
+          <w:rFonts w:ascii="Arial" w:hAnsi="Arial" w:cs="Arial"/>
+        </w:rPr>
+        <w:t xml:space="preserve">Explicou as causas e possíveis correções dos problemas analisados. </w:t>
       </w:r>
     </w:p>
     <w:p>
       <w:pPr>
         <w:numPr>
           <w:ilvl w:val="0"/>
-          <w:numId w:val="23"/>
+          <w:numId w:val="28"/>
         </w:numPr>
         <w:spacing w:line="360" w:lineRule="auto"/>
-        <w:rPr>
-          <w:rFonts w:ascii="Arial" w:hAnsi="Arial" w:cs="Arial"/>
-        </w:rPr>
-      </w:pPr>
-      <w:r>
-        <w:rPr>
-          <w:rFonts w:ascii="Arial" w:hAnsi="Arial" w:cs="Arial"/>
-        </w:rPr>
-        <w:t>Algumas situações identificadas como possíveis problemas precisavam ser confirmadas por meio de testes no jogo.</w:t>
-      </w:r>
-    </w:p>
-    <w:p>
-      <w:pPr>
-        <w:spacing w:before="100" w:beforeAutospacing="1" w:after="100" w:afterAutospacing="1" w:line="360" w:lineRule="auto"/>
-        <w:outlineLvl w:val="2"/>
-        <w:rPr>
-          <w:rFonts w:ascii="Arial" w:eastAsia="Times New Roman" w:hAnsi="Arial" w:cs="Arial"/>
-          <w:b/>
-          <w:bCs/>
-          <w:kern w:val="0"/>
-          <w:lang w:eastAsia="pt-BR"/>
-          <w14:ligatures w14:val="none"/>
-        </w:rPr>
-      </w:pPr>
-      <w:r>
-        <w:rPr>
-          <w:rFonts w:ascii="Arial" w:eastAsia="Times New Roman" w:hAnsi="Arial" w:cs="Arial"/>
-          <w:b/>
-          <w:bCs/>
-          <w:kern w:val="0"/>
-          <w:lang w:eastAsia="pt-BR"/>
-          <w14:ligatures w14:val="none"/>
+        <w:jc w:val="both"/>
+        <w:rPr>
+          <w:rFonts w:ascii="Arial" w:hAnsi="Arial" w:cs="Arial"/>
+        </w:rPr>
+      </w:pPr>
+      <w:r>
+        <w:rPr>
+          <w:rFonts w:ascii="Arial" w:hAnsi="Arial" w:cs="Arial"/>
+        </w:rPr>
+        <w:t xml:space="preserve">Auxiliou na reorganização dos códigos para torná-los mais claros e compreensíveis. </w:t>
+      </w:r>
+    </w:p>
+    <w:p>
+      <w:pPr>
+        <w:numPr>
+          <w:ilvl w:val="0"/>
+          <w:numId w:val="28"/>
+        </w:numPr>
+        <w:spacing w:line="360" w:lineRule="auto"/>
+        <w:jc w:val="both"/>
+        <w:rPr>
+          <w:rFonts w:ascii="Arial" w:hAnsi="Arial" w:cs="Arial"/>
+        </w:rPr>
+      </w:pPr>
+      <w:r>
+        <w:rPr>
+          <w:rFonts w:ascii="Arial" w:hAnsi="Arial" w:cs="Arial"/>
+        </w:rPr>
+        <w:t xml:space="preserve">Ajudou a adaptar os scripts para utilizar conceitos estudados em aula, como </w:t>
+      </w:r>
+      <w:proofErr w:type="spellStart"/>
+      <w:r>
+        <w:rPr>
+          <w:rFonts w:ascii="Arial" w:hAnsi="Arial" w:cs="Arial"/>
+        </w:rPr>
+        <w:t>if</w:t>
+      </w:r>
+      <w:proofErr w:type="spellEnd"/>
+      <w:r>
+        <w:rPr>
+          <w:rFonts w:ascii="Arial" w:hAnsi="Arial" w:cs="Arial"/>
+        </w:rPr>
+        <w:t>/</w:t>
+      </w:r>
+      <w:proofErr w:type="spellStart"/>
+      <w:r>
+        <w:rPr>
+          <w:rFonts w:ascii="Arial" w:hAnsi="Arial" w:cs="Arial"/>
+        </w:rPr>
+        <w:t>else</w:t>
+      </w:r>
+      <w:proofErr w:type="spellEnd"/>
+      <w:r>
+        <w:rPr>
+          <w:rFonts w:ascii="Arial" w:hAnsi="Arial" w:cs="Arial"/>
+        </w:rPr>
+        <w:t xml:space="preserve">, métodos, parâmetros, </w:t>
+      </w:r>
+      <w:proofErr w:type="spellStart"/>
+      <w:r>
+        <w:rPr>
+          <w:rFonts w:ascii="Arial" w:hAnsi="Arial" w:cs="Arial"/>
+        </w:rPr>
+        <w:t>arrays</w:t>
+      </w:r>
+      <w:proofErr w:type="spellEnd"/>
+      <w:r>
+        <w:rPr>
+          <w:rFonts w:ascii="Arial" w:hAnsi="Arial" w:cs="Arial"/>
+        </w:rPr>
+        <w:t xml:space="preserve">, for e </w:t>
+      </w:r>
+      <w:proofErr w:type="spellStart"/>
+      <w:r>
+        <w:rPr>
+          <w:rFonts w:ascii="Arial" w:hAnsi="Arial" w:cs="Arial"/>
+        </w:rPr>
+        <w:t>while</w:t>
+      </w:r>
+      <w:proofErr w:type="spellEnd"/>
+      <w:r>
+        <w:rPr>
+          <w:rFonts w:ascii="Arial" w:hAnsi="Arial" w:cs="Arial"/>
+        </w:rPr>
+        <w:t xml:space="preserve">, quando essas estruturas faziam sentido. </w:t>
+      </w:r>
+    </w:p>
+    <w:p>
+      <w:pPr>
+        <w:numPr>
+          <w:ilvl w:val="0"/>
+          <w:numId w:val="28"/>
+        </w:numPr>
+        <w:spacing w:line="360" w:lineRule="auto"/>
+        <w:jc w:val="both"/>
+        <w:rPr>
+          <w:rFonts w:ascii="Arial" w:hAnsi="Arial" w:cs="Arial"/>
+        </w:rPr>
+      </w:pPr>
+      <w:r>
+        <w:rPr>
+          <w:rFonts w:ascii="Arial" w:hAnsi="Arial" w:cs="Arial"/>
+        </w:rPr>
+        <w:t xml:space="preserve">Auxiliou na organização dos registros e da documentação do processo de desenvolvimento. </w:t>
+      </w:r>
+    </w:p>
+    <w:p>
+      <w:pPr>
+        <w:spacing w:line="360" w:lineRule="auto"/>
+        <w:jc w:val="both"/>
+        <w:rPr>
+          <w:rFonts w:ascii="Arial" w:hAnsi="Arial" w:cs="Arial"/>
+        </w:rPr>
+      </w:pPr>
+      <w:r>
+        <w:rPr>
+          <w:rFonts w:ascii="Arial" w:hAnsi="Arial" w:cs="Arial"/>
+          <w:b/>
+          <w:bCs/>
+        </w:rPr>
+        <w:t>Limitações:</w:t>
+      </w:r>
+    </w:p>
+    <w:p>
+      <w:pPr>
+        <w:numPr>
+          <w:ilvl w:val="0"/>
+          <w:numId w:val="29"/>
+        </w:numPr>
+        <w:spacing w:line="360" w:lineRule="auto"/>
+        <w:jc w:val="both"/>
+        <w:rPr>
+          <w:rFonts w:ascii="Arial" w:hAnsi="Arial" w:cs="Arial"/>
+        </w:rPr>
+      </w:pPr>
+      <w:r>
+        <w:rPr>
+          <w:rFonts w:ascii="Arial" w:hAnsi="Arial" w:cs="Arial"/>
+        </w:rPr>
+        <w:t xml:space="preserve">As análises dependiam dos códigos e das informações fornecidas pelo grupo. </w:t>
+      </w:r>
+    </w:p>
+    <w:p>
+      <w:pPr>
+        <w:numPr>
+          <w:ilvl w:val="0"/>
+          <w:numId w:val="29"/>
+        </w:numPr>
+        <w:spacing w:line="360" w:lineRule="auto"/>
+        <w:jc w:val="both"/>
+        <w:rPr>
+          <w:rFonts w:ascii="Arial" w:hAnsi="Arial" w:cs="Arial"/>
+        </w:rPr>
+      </w:pPr>
+      <w:r>
+        <w:rPr>
+          <w:rFonts w:ascii="Arial" w:hAnsi="Arial" w:cs="Arial"/>
+        </w:rPr>
+        <w:t xml:space="preserve">O ChatGPT não executou diretamente o projeto dentro do Unity. </w:t>
+      </w:r>
+    </w:p>
+    <w:p>
+      <w:pPr>
+        <w:numPr>
+          <w:ilvl w:val="0"/>
+          <w:numId w:val="29"/>
+        </w:numPr>
+        <w:spacing w:line="360" w:lineRule="auto"/>
+        <w:jc w:val="both"/>
+        <w:rPr>
+          <w:rFonts w:ascii="Arial" w:hAnsi="Arial" w:cs="Arial"/>
+        </w:rPr>
+      </w:pPr>
+      <w:r>
+        <w:rPr>
+          <w:rFonts w:ascii="Arial" w:hAnsi="Arial" w:cs="Arial"/>
+        </w:rPr>
+        <w:t xml:space="preserve">Algumas situações identificadas como possíveis problemas precisavam ser confirmadas por meio de testes no jogo. </w:t>
+      </w:r>
+    </w:p>
+    <w:p>
+      <w:pPr>
+        <w:numPr>
+          <w:ilvl w:val="0"/>
+          <w:numId w:val="29"/>
+        </w:numPr>
+        <w:spacing w:line="360" w:lineRule="auto"/>
+        <w:jc w:val="both"/>
+        <w:rPr>
+          <w:rFonts w:ascii="Arial" w:hAnsi="Arial" w:cs="Arial"/>
+        </w:rPr>
+      </w:pPr>
+      <w:r>
+        <w:rPr>
+          <w:rFonts w:ascii="Arial" w:hAnsi="Arial" w:cs="Arial"/>
+        </w:rPr>
+        <w:t xml:space="preserve">Nem todas as partes dos scripts puderam ser simplificadas, pois alguns recursos específicos do Unity precisavam ser mantidos para preservar o funcionamento do projeto. </w:t>
+      </w:r>
+    </w:p>
+    <w:p>
+      <w:pPr>
+        <w:spacing w:line="360" w:lineRule="auto"/>
+        <w:jc w:val="both"/>
+        <w:rPr>
+          <w:rFonts w:ascii="Arial" w:hAnsi="Arial" w:cs="Arial"/>
+        </w:rPr>
+      </w:pPr>
+    </w:p>
+    <w:p>
+      <w:pPr>
+        <w:spacing w:line="360" w:lineRule="auto"/>
+        <w:jc w:val="both"/>
+        <w:rPr>
+          <w:rFonts w:ascii="Arial" w:hAnsi="Arial" w:cs="Arial"/>
+          <w:b/>
+          <w:bCs/>
+        </w:rPr>
+      </w:pPr>
+      <w:r>
+        <w:rPr>
+          <w:rFonts w:ascii="Arial" w:hAnsi="Arial" w:cs="Arial"/>
+          <w:b/>
+          <w:bCs/>
         </w:rPr>
         <w:t>5.3 Comparação final</w:t>
       </w:r>
     </w:p>
     <w:p>
       <w:pPr>
-        <w:spacing w:before="100" w:beforeAutospacing="1" w:after="100" w:afterAutospacing="1" w:line="360" w:lineRule="auto"/>
-        <w:jc w:val="both"/>
-        <w:outlineLvl w:val="2"/>
-        <w:rPr>
-          <w:rFonts w:ascii="Arial" w:eastAsia="Times New Roman" w:hAnsi="Arial" w:cs="Arial"/>
-          <w:kern w:val="0"/>
-          <w:lang w:eastAsia="pt-BR"/>
-          <w14:ligatures w14:val="none"/>
-        </w:rPr>
-      </w:pPr>
-      <w:r>
-        <w:rPr>
-          <w:rFonts w:ascii="Arial" w:eastAsia="Times New Roman" w:hAnsi="Arial" w:cs="Arial"/>
-          <w:kern w:val="0"/>
-          <w:lang w:eastAsia="pt-BR"/>
-          <w14:ligatures w14:val="none"/>
+        <w:spacing w:line="360" w:lineRule="auto"/>
+        <w:jc w:val="both"/>
+        <w:rPr>
+          <w:rFonts w:ascii="Arial" w:hAnsi="Arial" w:cs="Arial"/>
+        </w:rPr>
+      </w:pPr>
+      <w:r>
+        <w:rPr>
+          <w:rFonts w:ascii="Arial" w:hAnsi="Arial" w:cs="Arial"/>
         </w:rPr>
         <w:t xml:space="preserve">As duas </w:t>
       </w:r>
       <w:proofErr w:type="spellStart"/>
       <w:r>
         <w:rPr>
-          <w:rFonts w:ascii="Arial" w:eastAsia="Times New Roman" w:hAnsi="Arial" w:cs="Arial"/>
-          <w:kern w:val="0"/>
-          <w:lang w:eastAsia="pt-BR"/>
-          <w14:ligatures w14:val="none"/>
+          <w:rFonts w:ascii="Arial" w:hAnsi="Arial" w:cs="Arial"/>
         </w:rPr>
         <w:t>IAs</w:t>
       </w:r>
       <w:proofErr w:type="spellEnd"/>
       <w:r>
         <w:rPr>
-          <w:rFonts w:ascii="Arial" w:eastAsia="Times New Roman" w:hAnsi="Arial" w:cs="Arial"/>
-          <w:kern w:val="0"/>
-          <w:lang w:eastAsia="pt-BR"/>
-          <w14:ligatures w14:val="none"/>
+          <w:rFonts w:ascii="Arial" w:hAnsi="Arial" w:cs="Arial"/>
         </w:rPr>
         <w:t xml:space="preserve"> contribuíram de maneiras diferentes para o desenvolvimento do </w:t>
       </w:r>
       <w:r>
         <w:rPr>
-          <w:rFonts w:ascii="Arial" w:eastAsia="Times New Roman" w:hAnsi="Arial" w:cs="Arial"/>
+          <w:rFonts w:ascii="Arial" w:hAnsi="Arial" w:cs="Arial"/>
           <w:i/>
           <w:iCs/>
-          <w:kern w:val="0"/>
-          <w:lang w:eastAsia="pt-BR"/>
-          <w14:ligatures w14:val="none"/>
         </w:rPr>
         <w:t xml:space="preserve">Arena </w:t>
       </w:r>
       <w:proofErr w:type="spellStart"/>
       <w:r>
         <w:rPr>
-          <w:rFonts w:ascii="Arial" w:eastAsia="Times New Roman" w:hAnsi="Arial" w:cs="Arial"/>
+          <w:rFonts w:ascii="Arial" w:hAnsi="Arial" w:cs="Arial"/>
           <w:i/>
           <w:iCs/>
-          <w:kern w:val="0"/>
-          <w:lang w:eastAsia="pt-BR"/>
-          <w14:ligatures w14:val="none"/>
         </w:rPr>
         <w:t>of</w:t>
       </w:r>
       <w:proofErr w:type="spellEnd"/>
       <w:r>
         <w:rPr>
-          <w:rFonts w:ascii="Arial" w:eastAsia="Times New Roman" w:hAnsi="Arial" w:cs="Arial"/>
+          <w:rFonts w:ascii="Arial" w:hAnsi="Arial" w:cs="Arial"/>
           <w:i/>
           <w:iCs/>
-          <w:kern w:val="0"/>
-          <w:lang w:eastAsia="pt-BR"/>
-          <w14:ligatures w14:val="none"/>
         </w:rPr>
         <w:t xml:space="preserve"> </w:t>
       </w:r>
       <w:proofErr w:type="spellStart"/>
       <w:r>
         <w:rPr>
-          <w:rFonts w:ascii="Arial" w:eastAsia="Times New Roman" w:hAnsi="Arial" w:cs="Arial"/>
+          <w:rFonts w:ascii="Arial" w:hAnsi="Arial" w:cs="Arial"/>
           <w:i/>
           <w:iCs/>
-          <w:kern w:val="0"/>
-          <w:lang w:eastAsia="pt-BR"/>
-          <w14:ligatures w14:val="none"/>
         </w:rPr>
         <w:t>Survival</w:t>
       </w:r>
       <w:proofErr w:type="spellEnd"/>
       <w:r>
         <w:rPr>
-          <w:rFonts w:ascii="Arial" w:eastAsia="Times New Roman" w:hAnsi="Arial" w:cs="Arial"/>
-          <w:kern w:val="0"/>
-          <w:lang w:eastAsia="pt-BR"/>
-          <w14:ligatures w14:val="none"/>
-        </w:rPr>
-        <w:t>. O Claude teve maior participação na geração inicial da estrutura e dos sistemas do jogo, enquanto o ChatGPT foi utilizado como apoio para análise, revisão, compreensão do código e documentação do processo.</w:t>
-      </w:r>
-    </w:p>
-    <w:p>
-      <w:pPr>
-        <w:spacing w:line="360" w:lineRule="auto"/>
-        <w:jc w:val="both"/>
-        <w:rPr>
-          <w:rFonts w:ascii="Arial" w:hAnsi="Arial" w:cs="Arial"/>
-        </w:rPr>
-      </w:pPr>
-      <w:r>
-        <w:rPr>
-          <w:rFonts w:ascii="Arial" w:hAnsi="Arial" w:cs="Arial"/>
-        </w:rPr>
-        <w:t>O uso das duas ferramentas demonstrou que a IA pode acelerar o desenvolvimento, mas não substitui os testes realizados pelo grupo. Os scripts e sistemas precisam ser verificados dentro do Unity para confirmar se funcionam corretamente e se estão integrados da maneira esperada.</w:t>
-      </w:r>
-    </w:p>
-    <w:p>
-      <w:pPr>
-        <w:spacing w:line="360" w:lineRule="auto"/>
-        <w:rPr>
-          <w:rFonts w:ascii="Arial" w:hAnsi="Arial" w:cs="Arial"/>
-        </w:rPr>
-      </w:pPr>
-    </w:p>
-    <w:p>
-      <w:pPr>
-        <w:spacing w:line="360" w:lineRule="auto"/>
-        <w:rPr>
-          <w:rFonts w:ascii="Arial" w:hAnsi="Arial" w:cs="Arial"/>
-        </w:rPr>
-      </w:pPr>
-    </w:p>
-    <w:p>
-      <w:pPr>
-        <w:spacing w:line="360" w:lineRule="auto"/>
-        <w:rPr>
-          <w:rFonts w:ascii="Arial" w:hAnsi="Arial" w:cs="Arial"/>
-        </w:rPr>
-      </w:pPr>
-    </w:p>
-    <w:p>
-      <w:pPr>
-        <w:spacing w:line="360" w:lineRule="auto"/>
+          <w:rFonts w:ascii="Arial" w:hAnsi="Arial" w:cs="Arial"/>
+        </w:rPr>
+        <w:t>.</w:t>
+      </w:r>
+    </w:p>
+    <w:p>
+      <w:pPr>
+        <w:spacing w:line="360" w:lineRule="auto"/>
+        <w:jc w:val="both"/>
+        <w:rPr>
+          <w:rFonts w:ascii="Arial" w:hAnsi="Arial" w:cs="Arial"/>
+        </w:rPr>
+      </w:pPr>
+      <w:r>
+        <w:rPr>
+          <w:rFonts w:ascii="Arial" w:hAnsi="Arial" w:cs="Arial"/>
+        </w:rPr>
+        <w:t>O Claude teve maior participação na geração inicial da estrutura do projeto, incluindo scripts, sistemas, elementos visuais e recursos necessários para a construção do jogo.</w:t>
+      </w:r>
+    </w:p>
+    <w:p>
+      <w:pPr>
+        <w:spacing w:line="360" w:lineRule="auto"/>
+        <w:jc w:val="both"/>
+        <w:rPr>
+          <w:rFonts w:ascii="Arial" w:hAnsi="Arial" w:cs="Arial"/>
+        </w:rPr>
+      </w:pPr>
+      <w:r>
+        <w:rPr>
+          <w:rFonts w:ascii="Arial" w:hAnsi="Arial" w:cs="Arial"/>
+        </w:rPr>
+        <w:t>O ChatGPT foi utilizado principalmente na etapa posterior, auxiliando na análise, revisão, compreensão e reorganização dos códigos, além da adaptação de diferentes scripts aos conteúdos estudados durante as aulas e da organização da documentação.</w:t>
+      </w:r>
+    </w:p>
+    <w:p>
+      <w:pPr>
+        <w:spacing w:line="360" w:lineRule="auto"/>
+        <w:jc w:val="both"/>
+        <w:rPr>
+          <w:rFonts w:ascii="Arial" w:hAnsi="Arial" w:cs="Arial"/>
+        </w:rPr>
+      </w:pPr>
+      <w:r>
+        <w:rPr>
+          <w:rFonts w:ascii="Arial" w:hAnsi="Arial" w:cs="Arial"/>
+        </w:rPr>
+        <w:t>O uso das duas ferramentas demonstrou que a Inteligência Artificial pode acelerar o desenvolvimento de um projeto, mas não substitui a participação e os testes realizados pelo grupo. Os códigos gerados precisam ser analisados, compreendidos, adaptados quando necessário e testados diretamente no Unity.</w:t>
+      </w:r>
+    </w:p>
+    <w:p>
+      <w:pPr>
+        <w:spacing w:line="360" w:lineRule="auto"/>
+        <w:jc w:val="both"/>
+        <w:rPr>
+          <w:rFonts w:ascii="Arial" w:hAnsi="Arial" w:cs="Arial"/>
+        </w:rPr>
+      </w:pPr>
+      <w:r>
+        <w:rPr>
+          <w:rFonts w:ascii="Arial" w:hAnsi="Arial" w:cs="Arial"/>
+        </w:rPr>
+        <w:t>Após as alterações realizadas, o grupo executou novamente o jogo e verificou o funcionamento das principais mecânicas, como movimentação, combate, inimigos, sistema de vidas, chave, portão, pausa, vitória e derrota.</w:t>
+      </w:r>
+    </w:p>
+    <w:p>
+      <w:pPr>
+        <w:spacing w:line="360" w:lineRule="auto"/>
+        <w:jc w:val="both"/>
+        <w:rPr>
+          <w:rFonts w:ascii="Arial" w:hAnsi="Arial" w:cs="Arial"/>
+        </w:rPr>
+      </w:pPr>
+    </w:p>
+    <w:p>
+      <w:pPr>
+        <w:spacing w:line="360" w:lineRule="auto"/>
+        <w:jc w:val="both"/>
+        <w:rPr>
+          <w:rFonts w:ascii="Arial" w:hAnsi="Arial" w:cs="Arial"/>
+        </w:rPr>
+      </w:pPr>
+    </w:p>
+    <w:p>
+      <w:pPr>
+        <w:spacing w:line="360" w:lineRule="auto"/>
+        <w:jc w:val="both"/>
+        <w:rPr>
+          <w:rFonts w:ascii="Arial" w:hAnsi="Arial" w:cs="Arial"/>
+        </w:rPr>
+      </w:pPr>
+    </w:p>
+    <w:p>
+      <w:pPr>
+        <w:spacing w:line="360" w:lineRule="auto"/>
+        <w:jc w:val="both"/>
+        <w:rPr>
+          <w:rFonts w:ascii="Arial" w:hAnsi="Arial" w:cs="Arial"/>
+        </w:rPr>
+      </w:pPr>
+    </w:p>
+    <w:p>
+      <w:pPr>
+        <w:spacing w:line="360" w:lineRule="auto"/>
+        <w:jc w:val="both"/>
+        <w:rPr>
+          <w:rFonts w:ascii="Arial" w:hAnsi="Arial" w:cs="Arial"/>
+        </w:rPr>
+      </w:pPr>
+    </w:p>
+    <w:p>
+      <w:pPr>
+        <w:spacing w:line="360" w:lineRule="auto"/>
+        <w:jc w:val="both"/>
+        <w:rPr>
+          <w:rFonts w:ascii="Arial" w:hAnsi="Arial" w:cs="Arial"/>
+        </w:rPr>
+      </w:pPr>
+    </w:p>
+    <w:p>
+      <w:pPr>
+        <w:spacing w:line="360" w:lineRule="auto"/>
+        <w:jc w:val="both"/>
+        <w:rPr>
+          <w:rFonts w:ascii="Arial" w:hAnsi="Arial" w:cs="Arial"/>
+        </w:rPr>
+      </w:pPr>
+    </w:p>
+    <w:p>
+      <w:pPr>
+        <w:spacing w:line="360" w:lineRule="auto"/>
+        <w:jc w:val="both"/>
+        <w:rPr>
+          <w:rFonts w:ascii="Arial" w:hAnsi="Arial" w:cs="Arial"/>
+        </w:rPr>
+      </w:pPr>
+    </w:p>
+    <w:p>
+      <w:pPr>
+        <w:spacing w:line="360" w:lineRule="auto"/>
+        <w:jc w:val="both"/>
+        <w:rPr>
+          <w:rFonts w:ascii="Arial" w:hAnsi="Arial" w:cs="Arial"/>
+        </w:rPr>
+      </w:pPr>
+    </w:p>
+    <w:p>
+      <w:pPr>
+        <w:spacing w:line="360" w:lineRule="auto"/>
+        <w:jc w:val="both"/>
         <w:rPr>
           <w:rFonts w:ascii="Arial" w:hAnsi="Arial" w:cs="Arial"/>
           <w:b/>
@@ -3274,7 +3500,13 @@
           <w:i/>
           <w:iCs/>
         </w:rPr>
-        <w:t>/Sprites</w:t>
+        <w:t>/Sprites),</w:t>
+      </w:r>
+      <w:r>
+        <w:rPr>
+          <w:rFonts w:ascii="Arial" w:hAnsi="Arial" w:cs="Arial"/>
+        </w:rPr>
+        <w:t xml:space="preserve"> incluindo arquivos como </w:t>
       </w:r>
       <w:r>
         <w:rPr>
@@ -3282,7 +3514,65 @@
           <w:i/>
           <w:iCs/>
         </w:rPr>
-        <w:t>)</w:t>
+        <w:t>(enemy.png, heart_full.png, heart_empty.png, ui_button.png e gate_closed.png).</w:t>
+      </w:r>
+    </w:p>
+    <w:p>
+      <w:pPr>
+        <w:spacing w:line="360" w:lineRule="auto"/>
+        <w:jc w:val="both"/>
+        <w:rPr>
+          <w:rFonts w:ascii="Arial" w:hAnsi="Arial" w:cs="Arial"/>
+        </w:rPr>
+      </w:pPr>
+      <w:r>
+        <w:rPr>
+          <w:rFonts w:ascii="Arial" w:hAnsi="Arial" w:cs="Arial"/>
+        </w:rPr>
+        <w:t xml:space="preserve">A parte sonora também foi desenvolvida com auxílio do </w:t>
+      </w:r>
+      <w:r>
+        <w:rPr>
+          <w:rFonts w:ascii="Arial" w:hAnsi="Arial" w:cs="Arial"/>
+          <w:b/>
+          <w:bCs/>
+        </w:rPr>
+        <w:t>Claude</w:t>
+      </w:r>
+      <w:r>
+        <w:rPr>
+          <w:rFonts w:ascii="Arial" w:hAnsi="Arial" w:cs="Arial"/>
+        </w:rPr>
+        <w:t xml:space="preserve">. Em vez de utilizar arquivos de áudio externos baixados da internet, os efeitos sonoros foram </w:t>
+      </w:r>
+      <w:r>
+        <w:rPr>
+          <w:rFonts w:ascii="Arial" w:hAnsi="Arial" w:cs="Arial"/>
+          <w:b/>
+          <w:bCs/>
+        </w:rPr>
+        <w:t>gerados por código pelo Claude e incorporados ao funcionamento do jogo</w:t>
+      </w:r>
+      <w:r>
+        <w:rPr>
+          <w:rFonts w:ascii="Arial" w:hAnsi="Arial" w:cs="Arial"/>
+        </w:rPr>
+        <w:t>, sendo controlados pelo sistema de áudio desenvolvido para o projeto.</w:t>
+      </w:r>
+    </w:p>
+    <w:p>
+      <w:pPr>
+        <w:spacing w:line="360" w:lineRule="auto"/>
+        <w:jc w:val="both"/>
+        <w:rPr>
+          <w:rFonts w:ascii="Arial" w:hAnsi="Arial" w:cs="Arial"/>
+        </w:rPr>
+      </w:pPr>
+      <w:r>
+        <w:rPr>
+          <w:rFonts w:ascii="Arial" w:hAnsi="Arial" w:cs="Arial"/>
+        </w:rPr>
+        <w:t xml:space="preserve">Por esse motivo, a pasta </w:t>
       </w:r>
       <w:r>
         <w:rPr>
@@ -3290,103 +3580,49 @@
           <w:i/>
           <w:iCs/>
         </w:rPr>
-        <w:t>,</w:t>
-      </w:r>
-      <w:r>
-        <w:rPr>
-          <w:rFonts w:ascii="Arial" w:hAnsi="Arial" w:cs="Arial"/>
-        </w:rPr>
-        <w:t xml:space="preserve"> incluindo arquivos como </w:t>
-      </w:r>
+        <w:t>(</w:t>
+      </w:r>
+      <w:proofErr w:type="spellStart"/>
       <w:r>
         <w:rPr>
           <w:rFonts w:ascii="Arial" w:hAnsi="Arial" w:cs="Arial"/>
           <w:i/>
           <w:iCs/>
         </w:rPr>
-        <w:t>(</w:t>
-      </w:r>
+        <w:t>Assets</w:t>
+      </w:r>
+      <w:proofErr w:type="spellEnd"/>
       <w:r>
         <w:rPr>
           <w:rFonts w:ascii="Arial" w:hAnsi="Arial" w:cs="Arial"/>
           <w:i/>
           <w:iCs/>
         </w:rPr>
-        <w:t>enemy.png, heart_full.png, heart_empty.png, ui_button.png e gate_closed.png</w:t>
-      </w:r>
+        <w:t>/</w:t>
+      </w:r>
+      <w:proofErr w:type="spellStart"/>
       <w:r>
         <w:rPr>
           <w:rFonts w:ascii="Arial" w:hAnsi="Arial" w:cs="Arial"/>
           <w:i/>
           <w:iCs/>
         </w:rPr>
-        <w:t>)</w:t>
-      </w:r>
+        <w:t>Audio</w:t>
+      </w:r>
+      <w:proofErr w:type="spellEnd"/>
       <w:r>
         <w:rPr>
           <w:rFonts w:ascii="Arial" w:hAnsi="Arial" w:cs="Arial"/>
           <w:i/>
           <w:iCs/>
         </w:rPr>
-        <w:t>.</w:t>
-      </w:r>
-    </w:p>
-    <w:p>
-      <w:pPr>
-        <w:spacing w:line="360" w:lineRule="auto"/>
-        <w:jc w:val="both"/>
-        <w:rPr>
-          <w:rFonts w:ascii="Arial" w:hAnsi="Arial" w:cs="Arial"/>
-        </w:rPr>
-      </w:pPr>
-      <w:r>
-        <w:rPr>
-          <w:rFonts w:ascii="Arial" w:hAnsi="Arial" w:cs="Arial"/>
-        </w:rPr>
-        <w:t xml:space="preserve">A parte sonora também foi desenvolvida com auxílio do </w:t>
-      </w:r>
-      <w:r>
-        <w:rPr>
-          <w:rFonts w:ascii="Arial" w:hAnsi="Arial" w:cs="Arial"/>
-          <w:b/>
-          <w:bCs/>
-        </w:rPr>
-        <w:t>Claude</w:t>
-      </w:r>
-      <w:r>
-        <w:rPr>
-          <w:rFonts w:ascii="Arial" w:hAnsi="Arial" w:cs="Arial"/>
-        </w:rPr>
-        <w:t xml:space="preserve">. Em vez de utilizar arquivos de áudio externos baixados da internet, os efeitos sonoros foram </w:t>
-      </w:r>
-      <w:r>
-        <w:rPr>
-          <w:rFonts w:ascii="Arial" w:hAnsi="Arial" w:cs="Arial"/>
-          <w:b/>
-          <w:bCs/>
-        </w:rPr>
-        <w:t>gerados por código pelo Claude e incorporados ao funcionamento do jogo</w:t>
-      </w:r>
-      <w:r>
-        <w:rPr>
-          <w:rFonts w:ascii="Arial" w:hAnsi="Arial" w:cs="Arial"/>
-        </w:rPr>
-        <w:t>, sendo controlados pelo sistema de áudio desenvolvido para o projeto.</w:t>
-      </w:r>
-    </w:p>
-    <w:p>
-      <w:pPr>
-        <w:spacing w:line="360" w:lineRule="auto"/>
-        <w:jc w:val="both"/>
-        <w:rPr>
-          <w:rFonts w:ascii="Arial" w:hAnsi="Arial" w:cs="Arial"/>
-        </w:rPr>
-      </w:pPr>
-      <w:r>
-        <w:rPr>
-          <w:rFonts w:ascii="Arial" w:hAnsi="Arial" w:cs="Arial"/>
-        </w:rPr>
-        <w:t xml:space="preserve">Por esse motivo, a pasta </w:t>
+        <w:t>)</w:t>
+      </w:r>
+      <w:r>
+        <w:rPr>
+          <w:rFonts w:ascii="Arial" w:hAnsi="Arial" w:cs="Arial"/>
+        </w:rPr>
+        <w:t xml:space="preserve"> não contém arquivos de áudio externos, como </w:t>
       </w:r>
       <w:r>
         <w:rPr>
@@ -3394,7 +3630,7 @@
           <w:i/>
           <w:iCs/>
         </w:rPr>
-        <w:t>(</w:t>
+        <w:t>(.mp3 ou .</w:t>
       </w:r>
       <w:proofErr w:type="spellStart"/>
       <w:r>
@@ -3403,7 +3639,7 @@
           <w:i/>
           <w:iCs/>
         </w:rPr>
-        <w:t>Assets</w:t>
+        <w:t>wav</w:t>
       </w:r>
       <w:proofErr w:type="spellEnd"/>
       <w:r>
@@ -3412,182 +3648,125 @@
           <w:i/>
           <w:iCs/>
         </w:rPr>
-        <w:t>/</w:t>
-      </w:r>
-      <w:proofErr w:type="spellStart"/>
+        <w:t>.)</w:t>
+      </w:r>
+    </w:p>
+    <w:p>
+      <w:pPr>
+        <w:spacing w:line="360" w:lineRule="auto"/>
+        <w:jc w:val="both"/>
+        <w:rPr>
+          <w:rFonts w:ascii="Arial" w:hAnsi="Arial" w:cs="Arial"/>
+        </w:rPr>
+      </w:pPr>
+    </w:p>
+    <w:p>
+      <w:pPr>
+        <w:spacing w:line="360" w:lineRule="auto"/>
+        <w:jc w:val="both"/>
+        <w:rPr>
+          <w:rFonts w:ascii="Arial" w:hAnsi="Arial" w:cs="Arial"/>
+        </w:rPr>
+      </w:pPr>
+    </w:p>
+    <w:p>
+      <w:pPr>
+        <w:spacing w:line="360" w:lineRule="auto"/>
+        <w:jc w:val="both"/>
+        <w:rPr>
+          <w:rFonts w:ascii="Arial" w:hAnsi="Arial" w:cs="Arial"/>
+        </w:rPr>
+      </w:pPr>
+    </w:p>
+    <w:p>
+      <w:pPr>
+        <w:spacing w:line="360" w:lineRule="auto"/>
+        <w:jc w:val="both"/>
+        <w:rPr>
+          <w:rFonts w:ascii="Arial" w:hAnsi="Arial" w:cs="Arial"/>
+        </w:rPr>
+      </w:pPr>
+    </w:p>
+    <w:p>
+      <w:pPr>
+        <w:spacing w:line="360" w:lineRule="auto"/>
+        <w:jc w:val="both"/>
+        <w:rPr>
+          <w:rFonts w:ascii="Arial" w:hAnsi="Arial" w:cs="Arial"/>
+          <w:b/>
+          <w:bCs/>
+          <w:sz w:val="28"/>
+          <w:szCs w:val="28"/>
+        </w:rPr>
+      </w:pPr>
+      <w:r>
+        <w:rPr>
+          <w:rFonts w:ascii="Arial" w:hAnsi="Arial" w:cs="Arial"/>
+          <w:b/>
+          <w:bCs/>
+          <w:sz w:val="28"/>
+          <w:szCs w:val="28"/>
+        </w:rPr>
+        <w:t>7. RESULTADO FINAL</w:t>
+      </w:r>
+      <w:r>
+        <w:rPr>
+          <w:rFonts w:ascii="Arial" w:hAnsi="Arial" w:cs="Arial"/>
+          <w:b/>
+          <w:bCs/>
+          <w:sz w:val="28"/>
+          <w:szCs w:val="28"/>
+        </w:rPr>
+        <w:t>:</w:t>
+      </w:r>
+    </w:p>
+    <w:p>
+      <w:pPr>
+        <w:spacing w:line="360" w:lineRule="auto"/>
+        <w:jc w:val="both"/>
+        <w:rPr>
+          <w:rFonts w:ascii="Arial" w:hAnsi="Arial" w:cs="Arial"/>
+        </w:rPr>
+      </w:pPr>
+      <w:r>
+        <w:rPr>
+          <w:rFonts w:ascii="Arial" w:hAnsi="Arial" w:cs="Arial"/>
+        </w:rPr>
+        <w:t xml:space="preserve">Ao final do desenvolvimento, o </w:t>
+      </w:r>
       <w:r>
         <w:rPr>
           <w:rFonts w:ascii="Arial" w:hAnsi="Arial" w:cs="Arial"/>
           <w:i/>
           <w:iCs/>
         </w:rPr>
-        <w:t>Audio</w:t>
-      </w:r>
-      <w:proofErr w:type="spellEnd"/>
+        <w:t xml:space="preserve">Arena </w:t>
+      </w:r>
+      <w:proofErr w:type="spellStart"/>
       <w:r>
         <w:rPr>
           <w:rFonts w:ascii="Arial" w:hAnsi="Arial" w:cs="Arial"/>
           <w:i/>
           <w:iCs/>
         </w:rPr>
-        <w:t>)</w:t>
-      </w:r>
-      <w:r>
-        <w:rPr>
-          <w:rFonts w:ascii="Arial" w:hAnsi="Arial" w:cs="Arial"/>
-        </w:rPr>
-        <w:t xml:space="preserve"> não contém arquivos de áudio externos, como </w:t>
-      </w:r>
+        <w:t>of</w:t>
+      </w:r>
+      <w:proofErr w:type="spellEnd"/>
       <w:r>
         <w:rPr>
           <w:rFonts w:ascii="Arial" w:hAnsi="Arial" w:cs="Arial"/>
           <w:i/>
           <w:iCs/>
         </w:rPr>
-        <w:t>(</w:t>
-      </w:r>
+        <w:t xml:space="preserve"> </w:t>
+      </w:r>
+      <w:proofErr w:type="spellStart"/>
       <w:r>
         <w:rPr>
           <w:rFonts w:ascii="Arial" w:hAnsi="Arial" w:cs="Arial"/>
           <w:i/>
           <w:iCs/>
         </w:rPr>
-        <w:t>.mp3 ou .</w:t>
-      </w:r>
-      <w:proofErr w:type="spellStart"/>
-      <w:r>
-        <w:rPr>
-          <w:rFonts w:ascii="Arial" w:hAnsi="Arial" w:cs="Arial"/>
-          <w:i/>
-          <w:iCs/>
-        </w:rPr>
-        <w:t>wav</w:t>
-      </w:r>
-      <w:proofErr w:type="spellEnd"/>
-      <w:r>
-        <w:rPr>
-          <w:rFonts w:ascii="Arial" w:hAnsi="Arial" w:cs="Arial"/>
-          <w:i/>
-          <w:iCs/>
-        </w:rPr>
-        <w:t>.</w:t>
-      </w:r>
-      <w:r>
-        <w:rPr>
-          <w:rFonts w:ascii="Arial" w:hAnsi="Arial" w:cs="Arial"/>
-          <w:i/>
-          <w:iCs/>
-        </w:rPr>
-        <w:t>)</w:t>
-      </w:r>
-    </w:p>
-    <w:p>
-      <w:pPr>
-        <w:spacing w:line="360" w:lineRule="auto"/>
-        <w:rPr>
-          <w:rFonts w:ascii="Arial" w:hAnsi="Arial" w:cs="Arial"/>
-        </w:rPr>
-      </w:pPr>
-    </w:p>
-    <w:p>
-      <w:pPr>
-        <w:spacing w:line="360" w:lineRule="auto"/>
-        <w:rPr>
-          <w:rFonts w:ascii="Arial" w:hAnsi="Arial" w:cs="Arial"/>
-        </w:rPr>
-      </w:pPr>
-    </w:p>
-    <w:p>
-      <w:pPr>
-        <w:spacing w:line="360" w:lineRule="auto"/>
-        <w:rPr>
-          <w:rFonts w:ascii="Arial" w:hAnsi="Arial" w:cs="Arial"/>
-          <w:b/>
-          <w:bCs/>
-          <w:sz w:val="28"/>
-          <w:szCs w:val="28"/>
-        </w:rPr>
-      </w:pPr>
-      <w:r>
-        <w:rPr>
-          <w:rFonts w:ascii="Arial" w:hAnsi="Arial" w:cs="Arial"/>
-          <w:b/>
-          <w:bCs/>
-          <w:sz w:val="28"/>
-          <w:szCs w:val="28"/>
-        </w:rPr>
-        <w:t xml:space="preserve">7. </w:t>
-      </w:r>
-      <w:proofErr w:type="gramStart"/>
-      <w:r>
-        <w:rPr>
-          <w:rFonts w:ascii="Arial" w:hAnsi="Arial" w:cs="Arial"/>
-          <w:b/>
-          <w:bCs/>
-          <w:sz w:val="28"/>
-          <w:szCs w:val="28"/>
-        </w:rPr>
-        <w:t>RESULTADO FINAL</w:t>
-      </w:r>
-      <w:proofErr w:type="gramEnd"/>
-      <w:r>
-        <w:rPr>
-          <w:rFonts w:ascii="Arial" w:hAnsi="Arial" w:cs="Arial"/>
-          <w:b/>
-          <w:bCs/>
-          <w:sz w:val="28"/>
-          <w:szCs w:val="28"/>
-        </w:rPr>
-        <w:t>:</w:t>
-      </w:r>
-    </w:p>
-    <w:p>
-      <w:pPr>
-        <w:spacing w:line="360" w:lineRule="auto"/>
-        <w:jc w:val="both"/>
-        <w:rPr>
-          <w:rFonts w:ascii="Arial" w:hAnsi="Arial" w:cs="Arial"/>
-        </w:rPr>
-      </w:pPr>
-      <w:r>
-        <w:rPr>
-          <w:rFonts w:ascii="Arial" w:hAnsi="Arial" w:cs="Arial"/>
-        </w:rPr>
-        <w:t xml:space="preserve">Ao final do desenvolvimento, o </w:t>
-      </w:r>
-      <w:r>
-        <w:rPr>
-          <w:rFonts w:ascii="Arial" w:hAnsi="Arial" w:cs="Arial"/>
-          <w:i/>
-          <w:iCs/>
-        </w:rPr>
-        <w:t xml:space="preserve">Arena </w:t>
-      </w:r>
-      <w:proofErr w:type="spellStart"/>
-      <w:r>
-        <w:rPr>
-          <w:rFonts w:ascii="Arial" w:hAnsi="Arial" w:cs="Arial"/>
-          <w:i/>
-          <w:iCs/>
-        </w:rPr>
-        <w:t>of</w:t>
-      </w:r>
-      <w:proofErr w:type="spellEnd"/>
-      <w:r>
-        <w:rPr>
-          <w:rFonts w:ascii="Arial" w:hAnsi="Arial" w:cs="Arial"/>
-          <w:i/>
-          <w:iCs/>
-        </w:rPr>
-        <w:t xml:space="preserve"> </w:t>
-      </w:r>
-      <w:proofErr w:type="spellStart"/>
-      <w:r>
-        <w:rPr>
-          <w:rFonts w:ascii="Arial" w:hAnsi="Arial" w:cs="Arial"/>
-          <w:i/>
-          <w:iCs/>
-        </w:rPr>
         <w:t>Survival</w:t>
       </w:r>
       <w:proofErr w:type="spellEnd"/>
@@ -3632,17 +3811,19 @@
       <w:pPr>
         <w:numPr>
           <w:ilvl w:val="0"/>
-          <w:numId w:val="24"/>
+          <w:numId w:val="30"/>
         </w:numPr>
         <w:spacing w:line="360" w:lineRule="auto"/>
-        <w:rPr>
-          <w:rFonts w:ascii="Arial" w:hAnsi="Arial" w:cs="Arial"/>
-        </w:rPr>
-      </w:pPr>
-      <w:r>
-        <w:rPr>
-          <w:rFonts w:ascii="Arial" w:hAnsi="Arial" w:cs="Arial"/>
-        </w:rPr>
+        <w:jc w:val="both"/>
+        <w:rPr>
+          <w:rFonts w:ascii="Arial" w:hAnsi="Arial" w:cs="Arial"/>
+        </w:rPr>
+      </w:pPr>
+      <w:r>
+        <w:rPr>
+          <w:rFonts w:ascii="Arial" w:hAnsi="Arial" w:cs="Arial"/>
+        </w:rPr>
+        <w:lastRenderedPageBreak/>
         <w:t xml:space="preserve">movimentação do personagem; </w:t>
       </w:r>
     </w:p>
@@ -3650,9 +3831,10 @@
       <w:pPr>
         <w:numPr>
           <w:ilvl w:val="0"/>
-          <w:numId w:val="24"/>
+          <w:numId w:val="30"/>
         </w:numPr>
         <w:spacing w:line="360" w:lineRule="auto"/>
+        <w:jc w:val="both"/>
         <w:rPr>
           <w:rFonts w:ascii="Arial" w:hAnsi="Arial" w:cs="Arial"/>
         </w:rPr>
@@ -3668,18 +3850,18 @@
       <w:pPr>
         <w:numPr>
           <w:ilvl w:val="0"/>
-          <w:numId w:val="24"/>
+          <w:numId w:val="30"/>
         </w:numPr>
         <w:spacing w:line="360" w:lineRule="auto"/>
-        <w:rPr>
-          <w:rFonts w:ascii="Arial" w:hAnsi="Arial" w:cs="Arial"/>
-        </w:rPr>
-      </w:pPr>
-      <w:r>
-        <w:rPr>
-          <w:rFonts w:ascii="Arial" w:hAnsi="Arial" w:cs="Arial"/>
-        </w:rPr>
-        <w:lastRenderedPageBreak/>
+        <w:jc w:val="both"/>
+        <w:rPr>
+          <w:rFonts w:ascii="Arial" w:hAnsi="Arial" w:cs="Arial"/>
+        </w:rPr>
+      </w:pPr>
+      <w:r>
+        <w:rPr>
+          <w:rFonts w:ascii="Arial" w:hAnsi="Arial" w:cs="Arial"/>
+        </w:rPr>
         <w:t xml:space="preserve">sistema de vidas; </w:t>
       </w:r>
     </w:p>
@@ -3687,9 +3869,10 @@
       <w:pPr>
         <w:numPr>
           <w:ilvl w:val="0"/>
-          <w:numId w:val="24"/>
+          <w:numId w:val="30"/>
         </w:numPr>
         <w:spacing w:line="360" w:lineRule="auto"/>
+        <w:jc w:val="both"/>
         <w:rPr>
           <w:rFonts w:ascii="Arial" w:hAnsi="Arial" w:cs="Arial"/>
         </w:rPr>
@@ -3705,9 +3888,10 @@
       <w:pPr>
         <w:numPr>
           <w:ilvl w:val="0"/>
-          <w:numId w:val="24"/>
+          <w:numId w:val="30"/>
         </w:numPr>
         <w:spacing w:line="360" w:lineRule="auto"/>
+        <w:jc w:val="both"/>
         <w:rPr>
           <w:rFonts w:ascii="Arial" w:hAnsi="Arial" w:cs="Arial"/>
         </w:rPr>
@@ -3723,9 +3907,10 @@
       <w:pPr>
         <w:numPr>
           <w:ilvl w:val="0"/>
-          <w:numId w:val="24"/>
+          <w:numId w:val="30"/>
         </w:numPr>
         <w:spacing w:line="360" w:lineRule="auto"/>
+        <w:jc w:val="both"/>
         <w:rPr>
           <w:rFonts w:ascii="Arial" w:hAnsi="Arial" w:cs="Arial"/>
         </w:rPr>
@@ -3741,9 +3926,10 @@
       <w:pPr>
         <w:numPr>
           <w:ilvl w:val="0"/>
-          <w:numId w:val="24"/>
+          <w:numId w:val="30"/>
         </w:numPr>
         <w:spacing w:line="360" w:lineRule="auto"/>
+        <w:jc w:val="both"/>
         <w:rPr>
           <w:rFonts w:ascii="Arial" w:hAnsi="Arial" w:cs="Arial"/>
         </w:rPr>
@@ -3759,9 +3945,10 @@
       <w:pPr>
         <w:numPr>
           <w:ilvl w:val="0"/>
-          <w:numId w:val="24"/>
+          <w:numId w:val="30"/>
         </w:numPr>
         <w:spacing w:line="360" w:lineRule="auto"/>
+        <w:jc w:val="both"/>
         <w:rPr>
           <w:rFonts w:ascii="Arial" w:hAnsi="Arial" w:cs="Arial"/>
         </w:rPr>
@@ -3777,9 +3964,10 @@
       <w:pPr>
         <w:numPr>
           <w:ilvl w:val="0"/>
-          <w:numId w:val="24"/>
+          <w:numId w:val="30"/>
         </w:numPr>
         <w:spacing w:line="360" w:lineRule="auto"/>
+        <w:jc w:val="both"/>
         <w:rPr>
           <w:rFonts w:ascii="Arial" w:hAnsi="Arial" w:cs="Arial"/>
         </w:rPr>
@@ -3795,9 +3983,10 @@
       <w:pPr>
         <w:numPr>
           <w:ilvl w:val="0"/>
-          <w:numId w:val="24"/>
+          <w:numId w:val="30"/>
         </w:numPr>
         <w:spacing w:line="360" w:lineRule="auto"/>
+        <w:jc w:val="both"/>
         <w:rPr>
           <w:rFonts w:ascii="Arial" w:hAnsi="Arial" w:cs="Arial"/>
         </w:rPr>
@@ -3813,9 +4002,10 @@
       <w:pPr>
         <w:numPr>
           <w:ilvl w:val="0"/>
-          <w:numId w:val="24"/>
+          <w:numId w:val="30"/>
         </w:numPr>
         <w:spacing w:line="360" w:lineRule="auto"/>
+        <w:jc w:val="both"/>
         <w:rPr>
           <w:rFonts w:ascii="Arial" w:hAnsi="Arial" w:cs="Arial"/>
         </w:rPr>
@@ -3831,9 +4021,10 @@
       <w:pPr>
         <w:numPr>
           <w:ilvl w:val="0"/>
-          <w:numId w:val="24"/>
+          <w:numId w:val="30"/>
         </w:numPr>
         <w:spacing w:line="360" w:lineRule="auto"/>
+        <w:jc w:val="both"/>
         <w:rPr>
           <w:rFonts w:ascii="Arial" w:hAnsi="Arial" w:cs="Arial"/>
         </w:rPr>
@@ -3857,51 +4048,108 @@
         <w:rPr>
           <w:rFonts w:ascii="Arial" w:hAnsi="Arial" w:cs="Arial"/>
         </w:rPr>
-        <w:t>Durante o processo, o Claude foi utilizado principalmente para auxiliar na criação da estrutura inicial do projeto, dos scripts, sprites e sistemas do jogo. O ChatGPT foi utilizado como apoio para revisão, análise de código, identificação de possíveis melhorias e organização da documentação.</w:t>
-      </w:r>
-    </w:p>
-    <w:p>
-      <w:pPr>
-        <w:spacing w:line="360" w:lineRule="auto"/>
-        <w:jc w:val="both"/>
-        <w:rPr>
-          <w:rFonts w:ascii="Arial" w:hAnsi="Arial" w:cs="Arial"/>
-        </w:rPr>
-      </w:pPr>
-      <w:r>
-        <w:rPr>
-          <w:rFonts w:ascii="Arial" w:hAnsi="Arial" w:cs="Arial"/>
-        </w:rPr>
-        <w:t>O uso das ferramentas de Inteligência Artificial ajudou a acelerar o desenvolvimento, mas também exigiu testes e verificações dentro do Unity para garantir que os sistemas funcionassem corretamente em conjunto.</w:t>
-      </w:r>
-    </w:p>
-    <w:p>
-      <w:pPr>
-        <w:spacing w:line="360" w:lineRule="auto"/>
-        <w:jc w:val="both"/>
-        <w:rPr>
-          <w:rFonts w:ascii="Arial" w:hAnsi="Arial" w:cs="Arial"/>
-        </w:rPr>
-      </w:pPr>
-      <w:r>
-        <w:rPr>
-          <w:rFonts w:ascii="Arial" w:hAnsi="Arial" w:cs="Arial"/>
-        </w:rPr>
-        <w:t xml:space="preserve">Se o jogo </w:t>
-      </w:r>
-      <w:r>
-        <w:rPr>
-          <w:rFonts w:ascii="Arial" w:hAnsi="Arial" w:cs="Arial"/>
-          <w:b/>
-          <w:bCs/>
-        </w:rPr>
-        <w:t>já está funcionando do começo ao fim</w:t>
-      </w:r>
-      <w:r>
-        <w:rPr>
-          <w:rFonts w:ascii="Arial" w:hAnsi="Arial" w:cs="Arial"/>
-        </w:rPr>
-        <w:t>, esse texto pode ficar assim. Se ainda houver alguma parte pendente, eu ajusto para não afirmar algo que ainda não está pronto.</w:t>
+        <w:t>Durante o processo, o Claude foi utilizado principalmente na criação da estrutura inicial do projeto, incluindo scripts, sprites, efeitos sonoros e sistemas necessários para o funcionamento do jogo.</w:t>
+      </w:r>
+    </w:p>
+    <w:p>
+      <w:pPr>
+        <w:spacing w:line="360" w:lineRule="auto"/>
+        <w:jc w:val="both"/>
+        <w:rPr>
+          <w:rFonts w:ascii="Arial" w:hAnsi="Arial" w:cs="Arial"/>
+        </w:rPr>
+      </w:pPr>
+      <w:r>
+        <w:rPr>
+          <w:rFonts w:ascii="Arial" w:hAnsi="Arial" w:cs="Arial"/>
+        </w:rPr>
+        <w:t xml:space="preserve">O ChatGPT foi utilizado posteriormente como apoio na análise e revisão dos códigos, identificação de possíveis melhorias, organização da documentação e adaptação dos scripts para estruturas mais próximas dos conteúdos estudados em aula, como variáveis, condicionais </w:t>
+      </w:r>
+      <w:proofErr w:type="spellStart"/>
+      <w:r>
+        <w:rPr>
+          <w:rFonts w:ascii="Arial" w:hAnsi="Arial" w:cs="Arial"/>
+        </w:rPr>
+        <w:t>if</w:t>
+      </w:r>
+      <w:proofErr w:type="spellEnd"/>
+      <w:r>
+        <w:rPr>
+          <w:rFonts w:ascii="Arial" w:hAnsi="Arial" w:cs="Arial"/>
+        </w:rPr>
+        <w:t>/</w:t>
+      </w:r>
+      <w:proofErr w:type="spellStart"/>
+      <w:r>
+        <w:rPr>
+          <w:rFonts w:ascii="Arial" w:hAnsi="Arial" w:cs="Arial"/>
+        </w:rPr>
+        <w:t>else</w:t>
+      </w:r>
+      <w:proofErr w:type="spellEnd"/>
+      <w:r>
+        <w:rPr>
+          <w:rFonts w:ascii="Arial" w:hAnsi="Arial" w:cs="Arial"/>
+        </w:rPr>
+        <w:t xml:space="preserve">, métodos, parâmetros, </w:t>
+      </w:r>
+      <w:proofErr w:type="spellStart"/>
+      <w:r>
+        <w:rPr>
+          <w:rFonts w:ascii="Arial" w:hAnsi="Arial" w:cs="Arial"/>
+        </w:rPr>
+        <w:t>arrays</w:t>
+      </w:r>
+      <w:proofErr w:type="spellEnd"/>
+      <w:r>
+        <w:rPr>
+          <w:rFonts w:ascii="Arial" w:hAnsi="Arial" w:cs="Arial"/>
+        </w:rPr>
+        <w:t xml:space="preserve">, for e </w:t>
+      </w:r>
+      <w:proofErr w:type="spellStart"/>
+      <w:r>
+        <w:rPr>
+          <w:rFonts w:ascii="Arial" w:hAnsi="Arial" w:cs="Arial"/>
+        </w:rPr>
+        <w:t>while</w:t>
+      </w:r>
+      <w:proofErr w:type="spellEnd"/>
+      <w:r>
+        <w:rPr>
+          <w:rFonts w:ascii="Arial" w:hAnsi="Arial" w:cs="Arial"/>
+        </w:rPr>
+        <w:t>, quando essas estruturas eram adequadas.</w:t>
+      </w:r>
+    </w:p>
+    <w:p>
+      <w:pPr>
+        <w:spacing w:line="360" w:lineRule="auto"/>
+        <w:jc w:val="both"/>
+        <w:rPr>
+          <w:rFonts w:ascii="Arial" w:hAnsi="Arial" w:cs="Arial"/>
+        </w:rPr>
+      </w:pPr>
+      <w:r>
+        <w:rPr>
+          <w:rFonts w:ascii="Arial" w:hAnsi="Arial" w:cs="Arial"/>
+        </w:rPr>
+        <w:t>Após as alterações realizadas nos scripts, o projeto foi testado novamente no Unity. Foram verificados o funcionamento da movimentação, combate, inimigos, sistema de vidas, chave, portão, pausa e condições de vitória e derrota. As mecânicas continuaram funcionando corretamente após as modificações.</w:t>
+      </w:r>
+    </w:p>
+    <w:p>
+      <w:pPr>
+        <w:spacing w:line="360" w:lineRule="auto"/>
+        <w:jc w:val="both"/>
+        <w:rPr>
+          <w:rFonts w:ascii="Arial" w:hAnsi="Arial" w:cs="Arial"/>
+        </w:rPr>
+      </w:pPr>
+      <w:r>
+        <w:rPr>
+          <w:rFonts w:ascii="Arial" w:hAnsi="Arial" w:cs="Arial"/>
+        </w:rPr>
+        <w:t>O uso das ferramentas de Inteligência Artificial ajudou a acelerar o desenvolvimento do projeto, mas também demonstrou a importância da participação do grupo na análise, compreensão, adaptação e teste dos códigos antes da conclusão do jogo.</w:t>
       </w:r>
     </w:p>
     <w:p>
@@ -4186,6 +4434,155 @@
     </w:lvl>
   </w:abstractNum>
   <w:abstractNum w:abstractNumId="2" w15:restartNumberingAfterBreak="0">
+    <w:nsid w:val="02AE6F8C"/>
+    <w:multiLevelType w:val="multilevel"/>
+    <w:tmpl w:val="4B42BADE"/>
+    <w:lvl w:ilvl="0">
+      <w:start w:val="1"/>
+      <w:numFmt w:val="bullet"/>
+      <w:lvlText w:val=""/>
+      <w:lvlJc w:val="left"/>
+      <w:pPr>
+        <w:tabs>
+          <w:tab w:val="num" w:pos="720"/>
+        </w:tabs>
+        <w:ind w:left="720" w:hanging="360"/>
+      </w:pPr>
+      <w:rPr>
+        <w:rFonts w:ascii="Symbol" w:hAnsi="Symbol" w:hint="default"/>
+        <w:sz w:val="20"/>
+      </w:rPr>
+    </w:lvl>
+    <w:lvl w:ilvl="1" w:tentative="1">
+      <w:start w:val="1"/>
+      <w:numFmt w:val="bullet"/>
+      <w:lvlText w:val="o"/>
+      <w:lvlJc w:val="left"/>
+      <w:pPr>
+        <w:tabs>
+          <w:tab w:val="num" w:pos="1440"/>
+        </w:tabs>
+        <w:ind w:left="1440" w:hanging="360"/>
+      </w:pPr>
+      <w:rPr>
+        <w:rFonts w:ascii="Courier New" w:hAnsi="Courier New" w:hint="default"/>
+        <w:sz w:val="20"/>
+      </w:rPr>
+    </w:lvl>
+    <w:lvl w:ilvl="2" w:tentative="1">
+      <w:start w:val="1"/>
+      <w:numFmt w:val="bullet"/>
+      <w:lvlText w:val=""/>
+      <w:lvlJc w:val="left"/>
+      <w:pPr>
+        <w:tabs>
+          <w:tab w:val="num" w:pos="2160"/>
+        </w:tabs>
+        <w:ind w:left="2160" w:hanging="360"/>
+      </w:pPr>
+      <w:rPr>
+        <w:rFonts w:ascii="Wingdings" w:hAnsi="Wingdings" w:hint="default"/>
+        <w:sz w:val="20"/>
+      </w:rPr>
+    </w:lvl>
+    <w:lvl w:ilvl="3" w:tentative="1">
+      <w:start w:val="1"/>
+      <w:numFmt w:val="bullet"/>
+      <w:lvlText w:val=""/>
+      <w:lvlJc w:val="left"/>
+      <w:pPr>
+        <w:tabs>
+          <w:tab w:val="num" w:pos="2880"/>
+        </w:tabs>
+        <w:ind w:left="2880" w:hanging="360"/>
+      </w:pPr>
+      <w:rPr>
+        <w:rFonts w:ascii="Wingdings" w:hAnsi="Wingdings" w:hint="default"/>
+        <w:sz w:val="20"/>
+      </w:rPr>
+    </w:lvl>
+    <w:lvl w:ilvl="4" w:tentative="1">
+      <w:start w:val="1"/>
+      <w:numFmt w:val="bullet"/>
+      <w:lvlText w:val=""/>
+      <w:lvlJc w:val="left"/>
+      <w:pPr>
+        <w:tabs>
+          <w:tab w:val="num" w:pos="3600"/>
+        </w:tabs>
+        <w:ind w:left="3600" w:hanging="360"/>
+      </w:pPr>
+      <w:rPr>
+        <w:rFonts w:ascii="Wingdings" w:hAnsi="Wingdings" w:hint="default"/>
+        <w:sz w:val="20"/>
+      </w:rPr>
+    </w:lvl>
+    <w:lvl w:ilvl="5" w:tentative="1">
+      <w:start w:val="1"/>
+      <w:numFmt w:val="bullet"/>
+      <w:lvlText w:val=""/>
+      <w:lvlJc w:val="left"/>
+      <w:pPr>
+        <w:tabs>
+          <w:tab w:val="num" w:pos="4320"/>
+        </w:tabs>
+        <w:ind w:left="4320" w:hanging="360"/>
+      </w:pPr>
+      <w:rPr>
+        <w:rFonts w:ascii="Wingdings" w:hAnsi="Wingdings" w:hint="default"/>
+        <w:sz w:val="20"/>
+      </w:rPr>
+    </w:lvl>
+    <w:lvl w:ilvl="6" w:tentative="1">
+      <w:start w:val="1"/>
+      <w:numFmt w:val="bullet"/>
+      <w:lvlText w:val=""/>
+      <w:lvlJc w:val="left"/>
+      <w:pPr>
+        <w:tabs>
+          <w:tab w:val="num" w:pos="5040"/>
+        </w:tabs>
+        <w:ind w:left="5040" w:hanging="360"/>
+      </w:pPr>
+      <w:rPr>
+        <w:rFonts w:ascii="Wingdings" w:hAnsi="Wingdings" w:hint="default"/>
+        <w:sz w:val="20"/>
+      </w:rPr>
+    </w:lvl>
+    <w:lvl w:ilvl="7" w:tentative="1">
+      <w:start w:val="1"/>
+      <w:numFmt w:val="bullet"/>
+      <w:lvlText w:val=""/>
+      <w:lvlJc w:val="left"/>
+      <w:pPr>
+        <w:tabs>
+          <w:tab w:val="num" w:pos="5760"/>
+        </w:tabs>
+        <w:ind w:left="5760" w:hanging="360"/>
+      </w:pPr>
+      <w:rPr>
+        <w:rFonts w:ascii="Wingdings" w:hAnsi="Wingdings" w:hint="default"/>
+        <w:sz w:val="20"/>
+      </w:rPr>
+    </w:lvl>
+    <w:lvl w:ilvl="8" w:tentative="1">
+      <w:start w:val="1"/>
+      <w:numFmt w:val="bullet"/>
+      <w:lvlText w:val=""/>
+      <w:lvlJc w:val="left"/>
+      <w:pPr>
+        <w:tabs>
+          <w:tab w:val="num" w:pos="6480"/>
+        </w:tabs>
+        <w:ind w:left="6480" w:hanging="360"/>
+      </w:pPr>
+      <w:rPr>
+        <w:rFonts w:ascii="Wingdings" w:hAnsi="Wingdings" w:hint="default"/>
+        <w:sz w:val="20"/>
+      </w:rPr>
+    </w:lvl>
+  </w:abstractNum>
+  <w:abstractNum w:abstractNumId="3" w15:restartNumberingAfterBreak="0">
     <w:nsid w:val="03EC31D4"/>
     <w:multiLevelType w:val="multilevel"/>
     <w:tmpl w:val="A7529A4C"/>
@@ -4298,7 +4695,7 @@
       </w:pPr>
     </w:lvl>
   </w:abstractNum>
-  <w:abstractNum w:abstractNumId="3" w15:restartNumberingAfterBreak="0">
+  <w:abstractNum w:abstractNumId="4" w15:restartNumberingAfterBreak="0">
     <w:nsid w:val="08781579"/>
     <w:multiLevelType w:val="multilevel"/>
     <w:tmpl w:val="E56CF384"/>
@@ -4447,7 +4844,7 @@
       </w:rPr>
     </w:lvl>
   </w:abstractNum>
-  <w:abstractNum w:abstractNumId="4" w15:restartNumberingAfterBreak="0">
+  <w:abstractNum w:abstractNumId="5" w15:restartNumberingAfterBreak="0">
     <w:nsid w:val="099719AE"/>
     <w:multiLevelType w:val="multilevel"/>
     <w:tmpl w:val="ACB8A42A"/>
@@ -4596,7 +4993,7 @@
       </w:rPr>
     </w:lvl>
   </w:abstractNum>
-  <w:abstractNum w:abstractNumId="5" w15:restartNumberingAfterBreak="0">
+  <w:abstractNum w:abstractNumId="6" w15:restartNumberingAfterBreak="0">
     <w:nsid w:val="0ACC5EEE"/>
     <w:multiLevelType w:val="multilevel"/>
     <w:tmpl w:val="45C26EF6"/>
@@ -4709,7 +5106,7 @@
       </w:pPr>
     </w:lvl>
   </w:abstractNum>
-  <w:abstractNum w:abstractNumId="6" w15:restartNumberingAfterBreak="0">
+  <w:abstractNum w:abstractNumId="7" w15:restartNumberingAfterBreak="0">
     <w:nsid w:val="0CE1561E"/>
     <w:multiLevelType w:val="multilevel"/>
     <w:tmpl w:val="189ED9BC"/>
@@ -4822,7 +5219,7 @@
       </w:pPr>
     </w:lvl>
   </w:abstractNum>
-  <w:abstractNum w:abstractNumId="7" w15:restartNumberingAfterBreak="0">
+  <w:abstractNum w:abstractNumId="8" w15:restartNumberingAfterBreak="0">
     <w:nsid w:val="10AE19BD"/>
     <w:multiLevelType w:val="multilevel"/>
     <w:tmpl w:val="1842DE94"/>
@@ -4935,7 +5332,7 @@
       </w:pPr>
     </w:lvl>
   </w:abstractNum>
-  <w:abstractNum w:abstractNumId="8" w15:restartNumberingAfterBreak="0">
+  <w:abstractNum w:abstractNumId="9" w15:restartNumberingAfterBreak="0">
     <w:nsid w:val="1A0A2F21"/>
     <w:multiLevelType w:val="multilevel"/>
     <w:tmpl w:val="83E8F210"/>
@@ -5084,7 +5481,305 @@
       </w:rPr>
     </w:lvl>
   </w:abstractNum>
-  <w:abstractNum w:abstractNumId="9" w15:restartNumberingAfterBreak="0">
+  <w:abstractNum w:abstractNumId="10" w15:restartNumberingAfterBreak="0">
+    <w:nsid w:val="1B4B5440"/>
+    <w:multiLevelType w:val="multilevel"/>
+    <w:tmpl w:val="A6EEA534"/>
+    <w:lvl w:ilvl="0">
+      <w:start w:val="1"/>
+      <w:numFmt w:val="bullet"/>
+      <w:lvlText w:val=""/>
+      <w:lvlJc w:val="left"/>
+      <w:pPr>
+        <w:tabs>
+          <w:tab w:val="num" w:pos="720"/>
+        </w:tabs>
+        <w:ind w:left="720" w:hanging="360"/>
+      </w:pPr>
+      <w:rPr>
+        <w:rFonts w:ascii="Symbol" w:hAnsi="Symbol" w:hint="default"/>
+        <w:sz w:val="20"/>
+      </w:rPr>
+    </w:lvl>
+    <w:lvl w:ilvl="1" w:tentative="1">
+      <w:start w:val="1"/>
+      <w:numFmt w:val="bullet"/>
+      <w:lvlText w:val="o"/>
+      <w:lvlJc w:val="left"/>
+      <w:pPr>
+        <w:tabs>
+          <w:tab w:val="num" w:pos="1440"/>
+        </w:tabs>
+        <w:ind w:left="1440" w:hanging="360"/>
+      </w:pPr>
+      <w:rPr>
+        <w:rFonts w:ascii="Courier New" w:hAnsi="Courier New" w:hint="default"/>
+        <w:sz w:val="20"/>
+      </w:rPr>
+    </w:lvl>
+    <w:lvl w:ilvl="2" w:tentative="1">
+      <w:start w:val="1"/>
+      <w:numFmt w:val="bullet"/>
+      <w:lvlText w:val=""/>
+      <w:lvlJc w:val="left"/>
+      <w:pPr>
+        <w:tabs>
+          <w:tab w:val="num" w:pos="2160"/>
+        </w:tabs>
+        <w:ind w:left="2160" w:hanging="360"/>
+      </w:pPr>
+      <w:rPr>
+        <w:rFonts w:ascii="Wingdings" w:hAnsi="Wingdings" w:hint="default"/>
+        <w:sz w:val="20"/>
+      </w:rPr>
+    </w:lvl>
+    <w:lvl w:ilvl="3" w:tentative="1">
+      <w:start w:val="1"/>
+      <w:numFmt w:val="bullet"/>
+      <w:lvlText w:val=""/>
+      <w:lvlJc w:val="left"/>
+      <w:pPr>
+        <w:tabs>
+          <w:tab w:val="num" w:pos="2880"/>
+        </w:tabs>
+        <w:ind w:left="2880" w:hanging="360"/>
+      </w:pPr>
+      <w:rPr>
+        <w:rFonts w:ascii="Wingdings" w:hAnsi="Wingdings" w:hint="default"/>
+        <w:sz w:val="20"/>
+      </w:rPr>
+    </w:lvl>
+    <w:lvl w:ilvl="4" w:tentative="1">
+      <w:start w:val="1"/>
+      <w:numFmt w:val="bullet"/>
+      <w:lvlText w:val=""/>
+      <w:lvlJc w:val="left"/>
+      <w:pPr>
+        <w:tabs>
+          <w:tab w:val="num" w:pos="3600"/>
+        </w:tabs>
+        <w:ind w:left="3600" w:hanging="360"/>
+      </w:pPr>
+      <w:rPr>
+        <w:rFonts w:ascii="Wingdings" w:hAnsi="Wingdings" w:hint="default"/>
+        <w:sz w:val="20"/>
+      </w:rPr>
+    </w:lvl>
+    <w:lvl w:ilvl="5" w:tentative="1">
+      <w:start w:val="1"/>
+      <w:numFmt w:val="bullet"/>
+      <w:lvlText w:val=""/>
+      <w:lvlJc w:val="left"/>
+      <w:pPr>
+        <w:tabs>
+          <w:tab w:val="num" w:pos="4320"/>
+        </w:tabs>
+        <w:ind w:left="4320" w:hanging="360"/>
+      </w:pPr>
+      <w:rPr>
+        <w:rFonts w:ascii="Wingdings" w:hAnsi="Wingdings" w:hint="default"/>
+        <w:sz w:val="20"/>
+      </w:rPr>
+    </w:lvl>
+    <w:lvl w:ilvl="6" w:tentative="1">
+      <w:start w:val="1"/>
+      <w:numFmt w:val="bullet"/>
+      <w:lvlText w:val=""/>
+      <w:lvlJc w:val="left"/>
+      <w:pPr>
+        <w:tabs>
+          <w:tab w:val="num" w:pos="5040"/>
+        </w:tabs>
+        <w:ind w:left="5040" w:hanging="360"/>
+      </w:pPr>
+      <w:rPr>
+        <w:rFonts w:ascii="Wingdings" w:hAnsi="Wingdings" w:hint="default"/>
+        <w:sz w:val="20"/>
+      </w:rPr>
+    </w:lvl>
+    <w:lvl w:ilvl="7" w:tentative="1">
+      <w:start w:val="1"/>
+      <w:numFmt w:val="bullet"/>
+      <w:lvlText w:val=""/>
+      <w:lvlJc w:val="left"/>
+      <w:pPr>
+        <w:tabs>
+          <w:tab w:val="num" w:pos="5760"/>
+        </w:tabs>
+        <w:ind w:left="5760" w:hanging="360"/>
+      </w:pPr>
+      <w:rPr>
+        <w:rFonts w:ascii="Wingdings" w:hAnsi="Wingdings" w:hint="default"/>
+        <w:sz w:val="20"/>
+      </w:rPr>
+    </w:lvl>
+    <w:lvl w:ilvl="8" w:tentative="1">
+      <w:start w:val="1"/>
+      <w:numFmt w:val="bullet"/>
+      <w:lvlText w:val=""/>
+      <w:lvlJc w:val="left"/>
+      <w:pPr>
+        <w:tabs>
+          <w:tab w:val="num" w:pos="6480"/>
+        </w:tabs>
+        <w:ind w:left="6480" w:hanging="360"/>
+      </w:pPr>
+      <w:rPr>
+        <w:rFonts w:ascii="Wingdings" w:hAnsi="Wingdings" w:hint="default"/>
+        <w:sz w:val="20"/>
+      </w:rPr>
+    </w:lvl>
+  </w:abstractNum>
+  <w:abstractNum w:abstractNumId="11" w15:restartNumberingAfterBreak="0">
+    <w:nsid w:val="1FEA1382"/>
+    <w:multiLevelType w:val="multilevel"/>
+    <w:tmpl w:val="0A56CE2C"/>
+    <w:lvl w:ilvl="0">
+      <w:start w:val="1"/>
+      <w:numFmt w:val="bullet"/>
+      <w:lvlText w:val=""/>
+      <w:lvlJc w:val="left"/>
+      <w:pPr>
+        <w:tabs>
+          <w:tab w:val="num" w:pos="720"/>
+        </w:tabs>
+        <w:ind w:left="720" w:hanging="360"/>
+      </w:pPr>
+      <w:rPr>
+        <w:rFonts w:ascii="Symbol" w:hAnsi="Symbol" w:hint="default"/>
+        <w:sz w:val="20"/>
+      </w:rPr>
+    </w:lvl>
+    <w:lvl w:ilvl="1" w:tentative="1">
+      <w:start w:val="1"/>
+      <w:numFmt w:val="bullet"/>
+      <w:lvlText w:val="o"/>
+      <w:lvlJc w:val="left"/>
+      <w:pPr>
+        <w:tabs>
+          <w:tab w:val="num" w:pos="1440"/>
+        </w:tabs>
+        <w:ind w:left="1440" w:hanging="360"/>
+      </w:pPr>
+      <w:rPr>
+        <w:rFonts w:ascii="Courier New" w:hAnsi="Courier New" w:hint="default"/>
+        <w:sz w:val="20"/>
+      </w:rPr>
+    </w:lvl>
+    <w:lvl w:ilvl="2" w:tentative="1">
+      <w:start w:val="1"/>
+      <w:numFmt w:val="bullet"/>
+      <w:lvlText w:val=""/>
+      <w:lvlJc w:val="left"/>
+      <w:pPr>
+        <w:tabs>
+          <w:tab w:val="num" w:pos="2160"/>
+        </w:tabs>
+        <w:ind w:left="2160" w:hanging="360"/>
+      </w:pPr>
+      <w:rPr>
+        <w:rFonts w:ascii="Wingdings" w:hAnsi="Wingdings" w:hint="default"/>
+        <w:sz w:val="20"/>
+      </w:rPr>
+    </w:lvl>
+    <w:lvl w:ilvl="3" w:tentative="1">
+      <w:start w:val="1"/>
+      <w:numFmt w:val="bullet"/>
+      <w:lvlText w:val=""/>
+      <w:lvlJc w:val="left"/>
+      <w:pPr>
+        <w:tabs>
+          <w:tab w:val="num" w:pos="2880"/>
+        </w:tabs>
+        <w:ind w:left="2880" w:hanging="360"/>
+      </w:pPr>
+      <w:rPr>
+        <w:rFonts w:ascii="Wingdings" w:hAnsi="Wingdings" w:hint="default"/>
+        <w:sz w:val="20"/>
+      </w:rPr>
+    </w:lvl>
+    <w:lvl w:ilvl="4" w:tentative="1">
+      <w:start w:val="1"/>
+      <w:numFmt w:val="bullet"/>
+      <w:lvlText w:val=""/>
+      <w:lvlJc w:val="left"/>
+      <w:pPr>
+        <w:tabs>
+          <w:tab w:val="num" w:pos="3600"/>
+        </w:tabs>
+        <w:ind w:left="3600" w:hanging="360"/>
+      </w:pPr>
+      <w:rPr>
+        <w:rFonts w:ascii="Wingdings" w:hAnsi="Wingdings" w:hint="default"/>
+        <w:sz w:val="20"/>
+      </w:rPr>
+    </w:lvl>
+    <w:lvl w:ilvl="5" w:tentative="1">
+      <w:start w:val="1"/>
+      <w:numFmt w:val="bullet"/>
+      <w:lvlText w:val=""/>
+      <w:lvlJc w:val="left"/>
+      <w:pPr>
+        <w:tabs>
+          <w:tab w:val="num" w:pos="4320"/>
+        </w:tabs>
+        <w:ind w:left="4320" w:hanging="360"/>
+      </w:pPr>
+      <w:rPr>
+        <w:rFonts w:ascii="Wingdings" w:hAnsi="Wingdings" w:hint="default"/>
+        <w:sz w:val="20"/>
+      </w:rPr>
+    </w:lvl>
+    <w:lvl w:ilvl="6" w:tentative="1">
+      <w:start w:val="1"/>
+      <w:numFmt w:val="bullet"/>
+      <w:lvlText w:val=""/>
+      <w:lvlJc w:val="left"/>
+      <w:pPr>
+        <w:tabs>
+          <w:tab w:val="num" w:pos="5040"/>
+        </w:tabs>
+        <w:ind w:left="5040" w:hanging="360"/>
+      </w:pPr>
+      <w:rPr>
+        <w:rFonts w:ascii="Wingdings" w:hAnsi="Wingdings" w:hint="default"/>
+        <w:sz w:val="20"/>
+      </w:rPr>
+    </w:lvl>
+    <w:lvl w:ilvl="7" w:tentative="1">
+      <w:start w:val="1"/>
+      <w:numFmt w:val="bullet"/>
+      <w:lvlText w:val=""/>
+      <w:lvlJc w:val="left"/>
+      <w:pPr>
+        <w:tabs>
+          <w:tab w:val="num" w:pos="5760"/>
+        </w:tabs>
+        <w:ind w:left="5760" w:hanging="360"/>
+      </w:pPr>
+      <w:rPr>
+        <w:rFonts w:ascii="Wingdings" w:hAnsi="Wingdings" w:hint="default"/>
+        <w:sz w:val="20"/>
+      </w:rPr>
+    </w:lvl>
+    <w:lvl w:ilvl="8" w:tentative="1">
+      <w:start w:val="1"/>
+      <w:numFmt w:val="bullet"/>
+      <w:lvlText w:val=""/>
+      <w:lvlJc w:val="left"/>
+      <w:pPr>
+        <w:tabs>
+          <w:tab w:val="num" w:pos="6480"/>
+        </w:tabs>
+        <w:ind w:left="6480" w:hanging="360"/>
+      </w:pPr>
+      <w:rPr>
+        <w:rFonts w:ascii="Wingdings" w:hAnsi="Wingdings" w:hint="default"/>
+        <w:sz w:val="20"/>
+      </w:rPr>
+    </w:lvl>
+  </w:abstractNum>
+  <w:abstractNum w:abstractNumId="12" w15:restartNumberingAfterBreak="0">
     <w:nsid w:val="20B4510C"/>
     <w:multiLevelType w:val="multilevel"/>
     <w:tmpl w:val="19505AD8"/>
@@ -5197,7 +5892,7 @@
       </w:pPr>
     </w:lvl>
   </w:abstractNum>
-  <w:abstractNum w:abstractNumId="10" w15:restartNumberingAfterBreak="0">
+  <w:abstractNum w:abstractNumId="13" w15:restartNumberingAfterBreak="0">
     <w:nsid w:val="2DFA0739"/>
     <w:multiLevelType w:val="multilevel"/>
     <w:tmpl w:val="7C707C92"/>
@@ -5310,7 +6005,7 @@
       </w:pPr>
     </w:lvl>
   </w:abstractNum>
-  <w:abstractNum w:abstractNumId="11" w15:restartNumberingAfterBreak="0">
+  <w:abstractNum w:abstractNumId="14" w15:restartNumberingAfterBreak="0">
     <w:nsid w:val="319D18E1"/>
     <w:multiLevelType w:val="multilevel"/>
     <w:tmpl w:val="2AC8C424"/>
@@ -5423,7 +6118,7 @@
       </w:pPr>
     </w:lvl>
   </w:abstractNum>
-  <w:abstractNum w:abstractNumId="12" w15:restartNumberingAfterBreak="0">
+  <w:abstractNum w:abstractNumId="15" w15:restartNumberingAfterBreak="0">
     <w:nsid w:val="334A6609"/>
     <w:multiLevelType w:val="multilevel"/>
     <w:tmpl w:val="47001670"/>
@@ -5572,7 +6267,156 @@
       </w:rPr>
     </w:lvl>
   </w:abstractNum>
-  <w:abstractNum w:abstractNumId="13" w15:restartNumberingAfterBreak="0">
+  <w:abstractNum w:abstractNumId="16" w15:restartNumberingAfterBreak="0">
+    <w:nsid w:val="3A1F09A6"/>
+    <w:multiLevelType w:val="multilevel"/>
+    <w:tmpl w:val="877290F2"/>
+    <w:lvl w:ilvl="0">
+      <w:start w:val="1"/>
+      <w:numFmt w:val="bullet"/>
+      <w:lvlText w:val=""/>
+      <w:lvlJc w:val="left"/>
+      <w:pPr>
+        <w:tabs>
+          <w:tab w:val="num" w:pos="720"/>
+        </w:tabs>
+        <w:ind w:left="720" w:hanging="360"/>
+      </w:pPr>
+      <w:rPr>
+        <w:rFonts w:ascii="Symbol" w:hAnsi="Symbol" w:hint="default"/>
+        <w:sz w:val="20"/>
+      </w:rPr>
+    </w:lvl>
+    <w:lvl w:ilvl="1" w:tentative="1">
+      <w:start w:val="1"/>
+      <w:numFmt w:val="bullet"/>
+      <w:lvlText w:val="o"/>
+      <w:lvlJc w:val="left"/>
+      <w:pPr>
+        <w:tabs>
+          <w:tab w:val="num" w:pos="1440"/>
+        </w:tabs>
+        <w:ind w:left="1440" w:hanging="360"/>
+      </w:pPr>
+      <w:rPr>
+        <w:rFonts w:ascii="Courier New" w:hAnsi="Courier New" w:hint="default"/>
+        <w:sz w:val="20"/>
+      </w:rPr>
+    </w:lvl>
+    <w:lvl w:ilvl="2" w:tentative="1">
+      <w:start w:val="1"/>
+      <w:numFmt w:val="bullet"/>
+      <w:lvlText w:val=""/>
+      <w:lvlJc w:val="left"/>
+      <w:pPr>
+        <w:tabs>
+          <w:tab w:val="num" w:pos="2160"/>
+        </w:tabs>
+        <w:ind w:left="2160" w:hanging="360"/>
+      </w:pPr>
+      <w:rPr>
+        <w:rFonts w:ascii="Wingdings" w:hAnsi="Wingdings" w:hint="default"/>
+        <w:sz w:val="20"/>
+      </w:rPr>
+    </w:lvl>
+    <w:lvl w:ilvl="3" w:tentative="1">
+      <w:start w:val="1"/>
+      <w:numFmt w:val="bullet"/>
+      <w:lvlText w:val=""/>
+      <w:lvlJc w:val="left"/>
+      <w:pPr>
+        <w:tabs>
+          <w:tab w:val="num" w:pos="2880"/>
+        </w:tabs>
+        <w:ind w:left="2880" w:hanging="360"/>
+      </w:pPr>
+      <w:rPr>
+        <w:rFonts w:ascii="Wingdings" w:hAnsi="Wingdings" w:hint="default"/>
+        <w:sz w:val="20"/>
+      </w:rPr>
+    </w:lvl>
+    <w:lvl w:ilvl="4" w:tentative="1">
+      <w:start w:val="1"/>
+      <w:numFmt w:val="bullet"/>
+      <w:lvlText w:val=""/>
+      <w:lvlJc w:val="left"/>
+      <w:pPr>
+        <w:tabs>
+          <w:tab w:val="num" w:pos="3600"/>
+        </w:tabs>
+        <w:ind w:left="3600" w:hanging="360"/>
+      </w:pPr>
+      <w:rPr>
+        <w:rFonts w:ascii="Wingdings" w:hAnsi="Wingdings" w:hint="default"/>
+        <w:sz w:val="20"/>
+      </w:rPr>
+    </w:lvl>
+    <w:lvl w:ilvl="5" w:tentative="1">
+      <w:start w:val="1"/>
+      <w:numFmt w:val="bullet"/>
+      <w:lvlText w:val=""/>
+      <w:lvlJc w:val="left"/>
+      <w:pPr>
+        <w:tabs>
+          <w:tab w:val="num" w:pos="4320"/>
+        </w:tabs>
+        <w:ind w:left="4320" w:hanging="360"/>
+      </w:pPr>
+      <w:rPr>
+        <w:rFonts w:ascii="Wingdings" w:hAnsi="Wingdings" w:hint="default"/>
+        <w:sz w:val="20"/>
+      </w:rPr>
+    </w:lvl>
+    <w:lvl w:ilvl="6" w:tentative="1">
+      <w:start w:val="1"/>
+      <w:numFmt w:val="bullet"/>
+      <w:lvlText w:val=""/>
+      <w:lvlJc w:val="left"/>
+      <w:pPr>
+        <w:tabs>
+          <w:tab w:val="num" w:pos="5040"/>
+        </w:tabs>
+        <w:ind w:left="5040" w:hanging="360"/>
+      </w:pPr>
+      <w:rPr>
+        <w:rFonts w:ascii="Wingdings" w:hAnsi="Wingdings" w:hint="default"/>
+        <w:sz w:val="20"/>
+      </w:rPr>
+    </w:lvl>
+    <w:lvl w:ilvl="7" w:tentative="1">
+      <w:start w:val="1"/>
+      <w:numFmt w:val="bullet"/>
+      <w:lvlText w:val=""/>
+      <w:lvlJc w:val="left"/>
+      <w:pPr>
+        <w:tabs>
+          <w:tab w:val="num" w:pos="5760"/>
+        </w:tabs>
+        <w:ind w:left="5760" w:hanging="360"/>
+      </w:pPr>
+      <w:rPr>
+        <w:rFonts w:ascii="Wingdings" w:hAnsi="Wingdings" w:hint="default"/>
+        <w:sz w:val="20"/>
+      </w:rPr>
+    </w:lvl>
+    <w:lvl w:ilvl="8" w:tentative="1">
+      <w:start w:val="1"/>
+      <w:numFmt w:val="bullet"/>
+      <w:lvlText w:val=""/>
+      <w:lvlJc w:val="left"/>
+      <w:pPr>
+        <w:tabs>
+          <w:tab w:val="num" w:pos="6480"/>
+        </w:tabs>
+        <w:ind w:left="6480" w:hanging="360"/>
+      </w:pPr>
+      <w:rPr>
+        <w:rFonts w:ascii="Wingdings" w:hAnsi="Wingdings" w:hint="default"/>
+        <w:sz w:val="20"/>
+      </w:rPr>
+    </w:lvl>
+  </w:abstractNum>
+  <w:abstractNum w:abstractNumId="17" w15:restartNumberingAfterBreak="0">
     <w:nsid w:val="3FFD0224"/>
     <w:multiLevelType w:val="multilevel"/>
     <w:tmpl w:val="B7887A5E"/>
@@ -5685,7 +6529,7 @@
       </w:pPr>
     </w:lvl>
   </w:abstractNum>
-  <w:abstractNum w:abstractNumId="14" w15:restartNumberingAfterBreak="0">
+  <w:abstractNum w:abstractNumId="18" w15:restartNumberingAfterBreak="0">
     <w:nsid w:val="431242F4"/>
     <w:multiLevelType w:val="multilevel"/>
     <w:tmpl w:val="BDB44BE8"/>
@@ -5798,7 +6642,7 @@
       </w:pPr>
     </w:lvl>
   </w:abstractNum>
-  <w:abstractNum w:abstractNumId="15" w15:restartNumberingAfterBreak="0">
+  <w:abstractNum w:abstractNumId="19" w15:restartNumberingAfterBreak="0">
     <w:nsid w:val="434E38DB"/>
     <w:multiLevelType w:val="multilevel"/>
     <w:tmpl w:val="E214D0EC"/>
@@ -5911,7 +6755,7 @@
       </w:pPr>
     </w:lvl>
   </w:abstractNum>
-  <w:abstractNum w:abstractNumId="16" w15:restartNumberingAfterBreak="0">
+  <w:abstractNum w:abstractNumId="20" w15:restartNumberingAfterBreak="0">
     <w:nsid w:val="4C2C72B2"/>
     <w:multiLevelType w:val="multilevel"/>
     <w:tmpl w:val="B09011FA"/>
@@ -6024,7 +6868,7 @@
       </w:pPr>
     </w:lvl>
   </w:abstractNum>
-  <w:abstractNum w:abstractNumId="17" w15:restartNumberingAfterBreak="0">
+  <w:abstractNum w:abstractNumId="21" w15:restartNumberingAfterBreak="0">
     <w:nsid w:val="52AF38E5"/>
     <w:multiLevelType w:val="multilevel"/>
     <w:tmpl w:val="F4A292FC"/>
@@ -6137,7 +6981,7 @@
       </w:pPr>
     </w:lvl>
   </w:abstractNum>
-  <w:abstractNum w:abstractNumId="18" w15:restartNumberingAfterBreak="0">
+  <w:abstractNum w:abstractNumId="22" w15:restartNumberingAfterBreak="0">
     <w:nsid w:val="58BA2902"/>
     <w:multiLevelType w:val="multilevel"/>
     <w:tmpl w:val="F576506A"/>
@@ -6250,7 +7094,156 @@
       </w:pPr>
     </w:lvl>
   </w:abstractNum>
-  <w:abstractNum w:abstractNumId="19" w15:restartNumberingAfterBreak="0">
+  <w:abstractNum w:abstractNumId="23" w15:restartNumberingAfterBreak="0">
+    <w:nsid w:val="5CE50CDB"/>
+    <w:multiLevelType w:val="multilevel"/>
+    <w:tmpl w:val="DD76A814"/>
+    <w:lvl w:ilvl="0">
+      <w:start w:val="1"/>
+      <w:numFmt w:val="bullet"/>
+      <w:lvlText w:val=""/>
+      <w:lvlJc w:val="left"/>
+      <w:pPr>
+        <w:tabs>
+          <w:tab w:val="num" w:pos="720"/>
+        </w:tabs>
+        <w:ind w:left="720" w:hanging="360"/>
+      </w:pPr>
+      <w:rPr>
+        <w:rFonts w:ascii="Symbol" w:hAnsi="Symbol" w:hint="default"/>
+        <w:sz w:val="20"/>
+      </w:rPr>
+    </w:lvl>
+    <w:lvl w:ilvl="1" w:tentative="1">
+      <w:start w:val="1"/>
+      <w:numFmt w:val="bullet"/>
+      <w:lvlText w:val="o"/>
+      <w:lvlJc w:val="left"/>
+      <w:pPr>
+        <w:tabs>
+          <w:tab w:val="num" w:pos="1440"/>
+        </w:tabs>
+        <w:ind w:left="1440" w:hanging="360"/>
+      </w:pPr>
+      <w:rPr>
+        <w:rFonts w:ascii="Courier New" w:hAnsi="Courier New" w:hint="default"/>
+        <w:sz w:val="20"/>
+      </w:rPr>
+    </w:lvl>
+    <w:lvl w:ilvl="2" w:tentative="1">
+      <w:start w:val="1"/>
+      <w:numFmt w:val="bullet"/>
+      <w:lvlText w:val=""/>
+      <w:lvlJc w:val="left"/>
+      <w:pPr>
+        <w:tabs>
+          <w:tab w:val="num" w:pos="2160"/>
+        </w:tabs>
+        <w:ind w:left="2160" w:hanging="360"/>
+      </w:pPr>
+      <w:rPr>
+        <w:rFonts w:ascii="Wingdings" w:hAnsi="Wingdings" w:hint="default"/>
+        <w:sz w:val="20"/>
+      </w:rPr>
+    </w:lvl>
+    <w:lvl w:ilvl="3" w:tentative="1">
+      <w:start w:val="1"/>
+      <w:numFmt w:val="bullet"/>
+      <w:lvlText w:val=""/>
+      <w:lvlJc w:val="left"/>
+      <w:pPr>
+        <w:tabs>
+          <w:tab w:val="num" w:pos="2880"/>
+        </w:tabs>
+        <w:ind w:left="2880" w:hanging="360"/>
+      </w:pPr>
+      <w:rPr>
+        <w:rFonts w:ascii="Wingdings" w:hAnsi="Wingdings" w:hint="default"/>
+        <w:sz w:val="20"/>
+      </w:rPr>
+    </w:lvl>
+    <w:lvl w:ilvl="4" w:tentative="1">
+      <w:start w:val="1"/>
+      <w:numFmt w:val="bullet"/>
+      <w:lvlText w:val=""/>
+      <w:lvlJc w:val="left"/>
+      <w:pPr>
+        <w:tabs>
+          <w:tab w:val="num" w:pos="3600"/>
+        </w:tabs>
+        <w:ind w:left="3600" w:hanging="360"/>
+      </w:pPr>
+      <w:rPr>
+        <w:rFonts w:ascii="Wingdings" w:hAnsi="Wingdings" w:hint="default"/>
+        <w:sz w:val="20"/>
+      </w:rPr>
+    </w:lvl>
+    <w:lvl w:ilvl="5" w:tentative="1">
+      <w:start w:val="1"/>
+      <w:numFmt w:val="bullet"/>
+      <w:lvlText w:val=""/>
+      <w:lvlJc w:val="left"/>
+      <w:pPr>
+        <w:tabs>
+          <w:tab w:val="num" w:pos="4320"/>
+        </w:tabs>
+        <w:ind w:left="4320" w:hanging="360"/>
+      </w:pPr>
+      <w:rPr>
+        <w:rFonts w:ascii="Wingdings" w:hAnsi="Wingdings" w:hint="default"/>
+        <w:sz w:val="20"/>
+      </w:rPr>
+    </w:lvl>
+    <w:lvl w:ilvl="6" w:tentative="1">
+      <w:start w:val="1"/>
+      <w:numFmt w:val="bullet"/>
+      <w:lvlText w:val=""/>
+      <w:lvlJc w:val="left"/>
+      <w:pPr>
+        <w:tabs>
+          <w:tab w:val="num" w:pos="5040"/>
+        </w:tabs>
+        <w:ind w:left="5040" w:hanging="360"/>
+      </w:pPr>
+      <w:rPr>
+        <w:rFonts w:ascii="Wingdings" w:hAnsi="Wingdings" w:hint="default"/>
+        <w:sz w:val="20"/>
+      </w:rPr>
+    </w:lvl>
+    <w:lvl w:ilvl="7" w:tentative="1">
+      <w:start w:val="1"/>
+      <w:numFmt w:val="bullet"/>
+      <w:lvlText w:val=""/>
+      <w:lvlJc w:val="left"/>
+      <w:pPr>
+        <w:tabs>
+          <w:tab w:val="num" w:pos="5760"/>
+        </w:tabs>
+        <w:ind w:left="5760" w:hanging="360"/>
+      </w:pPr>
+      <w:rPr>
+        <w:rFonts w:ascii="Wingdings" w:hAnsi="Wingdings" w:hint="default"/>
+        <w:sz w:val="20"/>
+      </w:rPr>
+    </w:lvl>
+    <w:lvl w:ilvl="8" w:tentative="1">
+      <w:start w:val="1"/>
+      <w:numFmt w:val="bullet"/>
+      <w:lvlText w:val=""/>
+      <w:lvlJc w:val="left"/>
+      <w:pPr>
+        <w:tabs>
+          <w:tab w:val="num" w:pos="6480"/>
+        </w:tabs>
+        <w:ind w:left="6480" w:hanging="360"/>
+      </w:pPr>
+      <w:rPr>
+        <w:rFonts w:ascii="Wingdings" w:hAnsi="Wingdings" w:hint="default"/>
+        <w:sz w:val="20"/>
+      </w:rPr>
+    </w:lvl>
+  </w:abstractNum>
+  <w:abstractNum w:abstractNumId="24" w15:restartNumberingAfterBreak="0">
     <w:nsid w:val="62B4565A"/>
     <w:multiLevelType w:val="multilevel"/>
     <w:tmpl w:val="033A1C7A"/>
@@ -6363,7 +7356,7 @@
       </w:pPr>
     </w:lvl>
   </w:abstractNum>
-  <w:abstractNum w:abstractNumId="20" w15:restartNumberingAfterBreak="0">
+  <w:abstractNum w:abstractNumId="25" w15:restartNumberingAfterBreak="0">
     <w:nsid w:val="690C3D48"/>
     <w:multiLevelType w:val="multilevel"/>
     <w:tmpl w:val="8D3E2E68"/>
@@ -6476,7 +7469,7 @@
       </w:pPr>
     </w:lvl>
   </w:abstractNum>
-  <w:abstractNum w:abstractNumId="21" w15:restartNumberingAfterBreak="0">
+  <w:abstractNum w:abstractNumId="26" w15:restartNumberingAfterBreak="0">
     <w:nsid w:val="6D6F1B73"/>
     <w:multiLevelType w:val="multilevel"/>
     <w:tmpl w:val="94C865C4"/>
@@ -6625,7 +7618,156 @@
       </w:rPr>
     </w:lvl>
   </w:abstractNum>
-  <w:abstractNum w:abstractNumId="22" w15:restartNumberingAfterBreak="0">
+  <w:abstractNum w:abstractNumId="27" w15:restartNumberingAfterBreak="0">
+    <w:nsid w:val="6F7B21C9"/>
+    <w:multiLevelType w:val="multilevel"/>
+    <w:tmpl w:val="C24ED762"/>
+    <w:lvl w:ilvl="0">
+      <w:start w:val="1"/>
+      <w:numFmt w:val="bullet"/>
+      <w:lvlText w:val=""/>
+      <w:lvlJc w:val="left"/>
+      <w:pPr>
+        <w:tabs>
+          <w:tab w:val="num" w:pos="720"/>
+        </w:tabs>
+        <w:ind w:left="720" w:hanging="360"/>
+      </w:pPr>
+      <w:rPr>
+        <w:rFonts w:ascii="Symbol" w:hAnsi="Symbol" w:hint="default"/>
+        <w:sz w:val="20"/>
+      </w:rPr>
+    </w:lvl>
+    <w:lvl w:ilvl="1" w:tentative="1">
+      <w:start w:val="1"/>
+      <w:numFmt w:val="bullet"/>
+      <w:lvlText w:val="o"/>
+      <w:lvlJc w:val="left"/>
+      <w:pPr>
+        <w:tabs>
+          <w:tab w:val="num" w:pos="1440"/>
+        </w:tabs>
+        <w:ind w:left="1440" w:hanging="360"/>
+      </w:pPr>
+      <w:rPr>
+        <w:rFonts w:ascii="Courier New" w:hAnsi="Courier New" w:hint="default"/>
+        <w:sz w:val="20"/>
+      </w:rPr>
+    </w:lvl>
+    <w:lvl w:ilvl="2" w:tentative="1">
+      <w:start w:val="1"/>
+      <w:numFmt w:val="bullet"/>
+      <w:lvlText w:val=""/>
+      <w:lvlJc w:val="left"/>
+      <w:pPr>
+        <w:tabs>
+          <w:tab w:val="num" w:pos="2160"/>
+        </w:tabs>
+        <w:ind w:left="2160" w:hanging="360"/>
+      </w:pPr>
+      <w:rPr>
+        <w:rFonts w:ascii="Wingdings" w:hAnsi="Wingdings" w:hint="default"/>
+        <w:sz w:val="20"/>
+      </w:rPr>
+    </w:lvl>
+    <w:lvl w:ilvl="3" w:tentative="1">
+      <w:start w:val="1"/>
+      <w:numFmt w:val="bullet"/>
+      <w:lvlText w:val=""/>
+      <w:lvlJc w:val="left"/>
+      <w:pPr>
+        <w:tabs>
+          <w:tab w:val="num" w:pos="2880"/>
+        </w:tabs>
+        <w:ind w:left="2880" w:hanging="360"/>
+      </w:pPr>
+      <w:rPr>
+        <w:rFonts w:ascii="Wingdings" w:hAnsi="Wingdings" w:hint="default"/>
+        <w:sz w:val="20"/>
+      </w:rPr>
+    </w:lvl>
+    <w:lvl w:ilvl="4" w:tentative="1">
+      <w:start w:val="1"/>
+      <w:numFmt w:val="bullet"/>
+      <w:lvlText w:val=""/>
+      <w:lvlJc w:val="left"/>
+      <w:pPr>
+        <w:tabs>
+          <w:tab w:val="num" w:pos="3600"/>
+        </w:tabs>
+        <w:ind w:left="3600" w:hanging="360"/>
+      </w:pPr>
+      <w:rPr>
+        <w:rFonts w:ascii="Wingdings" w:hAnsi="Wingdings" w:hint="default"/>
+        <w:sz w:val="20"/>
+      </w:rPr>
+    </w:lvl>
+    <w:lvl w:ilvl="5" w:tentative="1">
+      <w:start w:val="1"/>
+      <w:numFmt w:val="bullet"/>
+      <w:lvlText w:val=""/>
+      <w:lvlJc w:val="left"/>
+      <w:pPr>
+        <w:tabs>
+          <w:tab w:val="num" w:pos="4320"/>
+        </w:tabs>
+        <w:ind w:left="4320" w:hanging="360"/>
+      </w:pPr>
+      <w:rPr>
+        <w:rFonts w:ascii="Wingdings" w:hAnsi="Wingdings" w:hint="default"/>
+        <w:sz w:val="20"/>
+      </w:rPr>
+    </w:lvl>
+    <w:lvl w:ilvl="6" w:tentative="1">
+      <w:start w:val="1"/>
+      <w:numFmt w:val="bullet"/>
+      <w:lvlText w:val=""/>
+      <w:lvlJc w:val="left"/>
+      <w:pPr>
+        <w:tabs>
+          <w:tab w:val="num" w:pos="5040"/>
+        </w:tabs>
+        <w:ind w:left="5040" w:hanging="360"/>
+      </w:pPr>
+      <w:rPr>
+        <w:rFonts w:ascii="Wingdings" w:hAnsi="Wingdings" w:hint="default"/>
+        <w:sz w:val="20"/>
+      </w:rPr>
+    </w:lvl>
+    <w:lvl w:ilvl="7" w:tentative="1">
+      <w:start w:val="1"/>
+      <w:numFmt w:val="bullet"/>
+      <w:lvlText w:val=""/>
+      <w:lvlJc w:val="left"/>
+      <w:pPr>
+        <w:tabs>
+          <w:tab w:val="num" w:pos="5760"/>
+        </w:tabs>
+        <w:ind w:left="5760" w:hanging="360"/>
+      </w:pPr>
+      <w:rPr>
+        <w:rFonts w:ascii="Wingdings" w:hAnsi="Wingdings" w:hint="default"/>
+        <w:sz w:val="20"/>
+      </w:rPr>
+    </w:lvl>
+    <w:lvl w:ilvl="8" w:tentative="1">
+      <w:start w:val="1"/>
+      <w:numFmt w:val="bullet"/>
+      <w:lvlText w:val=""/>
+      <w:lvlJc w:val="left"/>
+      <w:pPr>
+        <w:tabs>
+          <w:tab w:val="num" w:pos="6480"/>
+        </w:tabs>
+        <w:ind w:left="6480" w:hanging="360"/>
+      </w:pPr>
+      <w:rPr>
+        <w:rFonts w:ascii="Wingdings" w:hAnsi="Wingdings" w:hint="default"/>
+        <w:sz w:val="20"/>
+      </w:rPr>
+    </w:lvl>
+  </w:abstractNum>
+  <w:abstractNum w:abstractNumId="28" w15:restartNumberingAfterBreak="0">
     <w:nsid w:val="71F51B7C"/>
     <w:multiLevelType w:val="multilevel"/>
     <w:tmpl w:val="26C22444"/>
@@ -6738,7 +7880,7 @@
       </w:pPr>
     </w:lvl>
   </w:abstractNum>
-  <w:abstractNum w:abstractNumId="23" w15:restartNumberingAfterBreak="0">
+  <w:abstractNum w:abstractNumId="29" w15:restartNumberingAfterBreak="0">
     <w:nsid w:val="772D52AF"/>
     <w:multiLevelType w:val="multilevel"/>
     <w:tmpl w:val="96EA232A"/>
@@ -6852,76 +7994,94 @@
     </w:lvl>
   </w:abstractNum>
   <w:num w:numId="1" w16cid:durableId="1515149865">
-    <w:abstractNumId w:val="20"/>
+    <w:abstractNumId w:val="25"/>
   </w:num>
   <w:num w:numId="2" w16cid:durableId="1181167636">
+    <w:abstractNumId w:val="8"/>
+  </w:num>
+  <w:num w:numId="3" w16cid:durableId="712073994">
+    <w:abstractNumId w:val="13"/>
+  </w:num>
+  <w:num w:numId="4" w16cid:durableId="849369717">
+    <w:abstractNumId w:val="19"/>
+  </w:num>
+  <w:num w:numId="5" w16cid:durableId="954603566">
+    <w:abstractNumId w:val="29"/>
+  </w:num>
+  <w:num w:numId="6" w16cid:durableId="1303190023">
+    <w:abstractNumId w:val="18"/>
+  </w:num>
+  <w:num w:numId="7" w16cid:durableId="1797722841">
+    <w:abstractNumId w:val="17"/>
+  </w:num>
+  <w:num w:numId="8" w16cid:durableId="574051753">
+    <w:abstractNumId w:val="21"/>
+  </w:num>
+  <w:num w:numId="9" w16cid:durableId="1089933306">
     <w:abstractNumId w:val="7"/>
   </w:num>
-  <w:num w:numId="3" w16cid:durableId="712073994">
-    <w:abstractNumId w:val="10"/>
+  <w:num w:numId="10" w16cid:durableId="400713086">
+    <w:abstractNumId w:val="6"/>
   </w:num>
-  <w:num w:numId="4" w16cid:durableId="849369717">
-    <w:abstractNumId w:val="15"/>
+  <w:num w:numId="11" w16cid:durableId="1995058920">
+    <w:abstractNumId w:val="24"/>
   </w:num>
-  <w:num w:numId="5" w16cid:durableId="954603566">
-    <w:abstractNumId w:val="23"/>
-  </w:num>
-  <w:num w:numId="6" w16cid:durableId="1303190023">
+  <w:num w:numId="12" w16cid:durableId="160510998">
     <w:abstractNumId w:val="14"/>
   </w:num>
-  <w:num w:numId="7" w16cid:durableId="1797722841">
-    <w:abstractNumId w:val="13"/>
+  <w:num w:numId="13" w16cid:durableId="1311518952">
+    <w:abstractNumId w:val="28"/>
   </w:num>
-  <w:num w:numId="8" w16cid:durableId="574051753">
-    <w:abstractNumId w:val="17"/>
+  <w:num w:numId="14" w16cid:durableId="1830248721">
+    <w:abstractNumId w:val="3"/>
   </w:num>
-  <w:num w:numId="9" w16cid:durableId="1089933306">
-    <w:abstractNumId w:val="6"/>
+  <w:num w:numId="15" w16cid:durableId="1451776561">
+    <w:abstractNumId w:val="12"/>
   </w:num>
-  <w:num w:numId="10" w16cid:durableId="400713086">
-    <w:abstractNumId w:val="5"/>
-  </w:num>
-  <w:num w:numId="11" w16cid:durableId="1995058920">
-    <w:abstractNumId w:val="19"/>
-  </w:num>
-  <w:num w:numId="12" w16cid:durableId="160510998">
-    <w:abstractNumId w:val="11"/>
-  </w:num>
-  <w:num w:numId="13" w16cid:durableId="1311518952">
+  <w:num w:numId="16" w16cid:durableId="732848246">
     <w:abstractNumId w:val="22"/>
   </w:num>
-  <w:num w:numId="14" w16cid:durableId="1830248721">
-    <w:abstractNumId w:val="2"/>
-  </w:num>
-  <w:num w:numId="15" w16cid:durableId="1451776561">
-    <w:abstractNumId w:val="9"/>
-  </w:num>
-  <w:num w:numId="16" w16cid:durableId="732848246">
-    <w:abstractNumId w:val="18"/>
-  </w:num>
   <w:num w:numId="17" w16cid:durableId="254364332">
-    <w:abstractNumId w:val="16"/>
+    <w:abstractNumId w:val="20"/>
   </w:num>
   <w:num w:numId="18" w16cid:durableId="2060786463">
     <w:abstractNumId w:val="0"/>
   </w:num>
   <w:num w:numId="19" w16cid:durableId="1115294287">
-    <w:abstractNumId w:val="4"/>
+    <w:abstractNumId w:val="5"/>
   </w:num>
   <w:num w:numId="20" w16cid:durableId="1748576018">
-    <w:abstractNumId w:val="8"/>
+    <w:abstractNumId w:val="9"/>
   </w:num>
   <w:num w:numId="21" w16cid:durableId="1619557915">
-    <w:abstractNumId w:val="3"/>
+    <w:abstractNumId w:val="4"/>
   </w:num>
   <w:num w:numId="22" w16cid:durableId="605847354">
     <w:abstractNumId w:val="1"/>
   </w:num>
   <w:num w:numId="23" w16cid:durableId="393704252">
-    <w:abstractNumId w:val="12"/>
+    <w:abstractNumId w:val="15"/>
   </w:num>
   <w:num w:numId="24" w16cid:durableId="885485750">
-    <w:abstractNumId w:val="21"/>
+    <w:abstractNumId w:val="26"/>
+  </w:num>
+  <w:num w:numId="25" w16cid:durableId="1240408129">
+    <w:abstractNumId w:val="23"/>
+  </w:num>
+  <w:num w:numId="26" w16cid:durableId="835193835">
+    <w:abstractNumId w:val="2"/>
+  </w:num>
+  <w:num w:numId="27" w16cid:durableId="996614614">
+    <w:abstractNumId w:val="27"/>
+  </w:num>
+  <w:num w:numId="28" w16cid:durableId="104085114">
+    <w:abstractNumId w:val="16"/>
+  </w:num>
+  <w:num w:numId="29" w16cid:durableId="711273684">
+    <w:abstractNumId w:val="10"/>
+  </w:num>
+  <w:num w:numId="30" w16cid:durableId="228881017">
+    <w:abstractNumId w:val="11"/>
   </w:num>
 </w:numbering>
 </file>
